--- a/TigerChat_Setup_Guide.docx
+++ b/TigerChat_Setup_Guide.docx
@@ -2,15 +2,16 @@
 <file path=word/document.xml><?xml version="1.0" encoding="utf-8"?>
 <w:document xmlns:wpc="http://schemas.microsoft.com/office/word/2010/wordprocessingCanvas" xmlns:mo="http://schemas.microsoft.com/office/mac/office/2008/main" xmlns:mc="http://schemas.openxmlformats.org/markup-compatibility/2006" xmlns:mv="urn:schemas-microsoft-com:mac:vml" xmlns:o="urn:schemas-microsoft-com:office:office" xmlns:r="http://schemas.openxmlformats.org/officeDocument/2006/relationships" xmlns:m="http://schemas.openxmlformats.org/officeDocument/2006/math" xmlns:v="urn:schemas-microsoft-com:vml" xmlns:wp14="http://schemas.microsoft.com/office/word/2010/wordprocessingDrawing" xmlns:wp="http://schemas.openxmlformats.org/drawingml/2006/wordprocessingDrawing" xmlns:w10="urn:schemas-microsoft-com:office:word" xmlns:w="http://schemas.openxmlformats.org/wordprocessingml/2006/main" xmlns:w14="http://schemas.microsoft.com/office/word/2010/wordml" xmlns:wpg="http://schemas.microsoft.com/office/word/2010/wordprocessingGroup" xmlns:wpi="http://schemas.microsoft.com/office/word/2010/wordprocessingInk" xmlns:wne="http://schemas.microsoft.com/office/word/2006/wordml" xmlns:wps="http://schemas.microsoft.com/office/word/2010/wordprocessingShape" mc:Ignorable="w14 wp14">
   <w:body>
+    <w:p/>
     <w:p>
       <w:pPr>
-        <w:pStyle w:val="Title"/>
         <w:jc w:val="center"/>
       </w:pPr>
       <w:r>
         <w:rPr>
+          <w:b/>
           <w:color w:val="2F81F7"/>
-          <w:sz w:val="64"/>
+          <w:sz w:val="72"/>
         </w:rPr>
         <w:t>TigerChat</w:t>
       </w:r>
@@ -21,8 +22,8 @@
       </w:pPr>
       <w:r>
         <w:rPr>
-          <w:color w:val="8B949E"/>
-          <w:sz w:val="32"/>
+          <w:color w:val="24292F"/>
+          <w:sz w:val="36"/>
         </w:rPr>
         <w:t>Setup &amp; Architecture Guide</w:t>
       </w:r>
@@ -34,10 +35,25 @@
       </w:pPr>
       <w:r>
         <w:rPr>
-          <w:color w:val="8B949E"/>
-          <w:sz w:val="22"/>
+          <w:color w:val="6B7280"/>
+          <w:sz w:val="28"/>
         </w:rPr>
-        <w:t>An enterprise RAG (Retrieval-Augmented Generation) system that crawls your Azure DevOps Wiki, indexes it with Azure AI Search, and lets your team ask natural-language questions answered by GPT-4o with source citations.</w:t>
+        <w:t>RAG pipeline over Azure DevOps Wiki · Source Code · Test Plans</w:t>
+      </w:r>
+    </w:p>
+    <w:p/>
+    <w:p/>
+    <w:p/>
+    <w:p>
+      <w:pPr>
+        <w:jc w:val="center"/>
+      </w:pPr>
+      <w:r>
+        <w:rPr>
+          <w:color w:val="6B7280"/>
+          <w:sz w:val="24"/>
+        </w:rPr>
+        <w:t>Azure AI Search  ·  Azure OpenAI GPT-4o  ·  FastAPI</w:t>
       </w:r>
     </w:p>
     <w:p>
@@ -53,190 +69,14 @@
         <w:rPr>
           <w:color w:val="2F81F7"/>
         </w:rPr>
-        <w:t>1. What Is TigerChat?</w:t>
+        <w:t>1. Overview</w:t>
       </w:r>
     </w:p>
     <w:p>
       <w:r>
-        <w:rPr>
-          <w:b w:val="0"/>
-          <w:sz w:val="20"/>
-        </w:rPr>
-        <w:t>TigerChat is a web application that lets your team ask natural-language questions about your internal Azure DevOps Wiki and get accurate, sourced answers — powered by Azure OpenAI GPT-4o and Azure AI Search.</w:t>
+        <w:t>TigerChat is an internal RAG-powered chat application that lets teams ask natural-language questions about their Azure DevOps content. Questions are answered in real time using a five-step query pipeline: hybrid vector + BM25 search, semantic reranking, context building, GPT-4o generation, and confidence scoring. Content is indexed from three sources — Wiki pages, Git repository source code, and Test Management work items — via a crawl-chunk-embed-index-upload ingestion pipeline.</w:t>
       </w:r>
     </w:p>
-    <w:p/>
-    <w:p>
-      <w:r>
-        <w:rPr>
-          <w:b/>
-          <w:sz w:val="20"/>
-        </w:rPr>
-        <w:t>The system works in two phases:</w:t>
-      </w:r>
-    </w:p>
-    <w:p>
-      <w:pPr>
-        <w:pStyle w:val="ListBullet"/>
-        <w:ind w:left="283"/>
-      </w:pPr>
-      <w:r>
-        <w:rPr>
-          <w:sz w:val="20"/>
-        </w:rPr>
-        <w:t>Ingestion — the wiki is crawled directly from Azure DevOps, chunked, embedded, and indexed into Azure AI Search in a single integrated pipeline.</w:t>
-      </w:r>
-    </w:p>
-    <w:p>
-      <w:pPr>
-        <w:pStyle w:val="ListBullet"/>
-        <w:ind w:left="283"/>
-      </w:pPr>
-      <w:r>
-        <w:rPr>
-          <w:sz w:val="20"/>
-        </w:rPr>
-        <w:t>Query — questions are matched against the index using hybrid search, then answered by GPT-4o with source citations and a confidence signal.</w:t>
-      </w:r>
-    </w:p>
-    <w:p/>
-    <w:p>
-      <w:pPr>
-        <w:pStyle w:val="Heading1"/>
-      </w:pPr>
-      <w:r>
-        <w:rPr>
-          <w:color w:val="2F81F7"/>
-        </w:rPr>
-        <w:t>2. Application Components</w:t>
-      </w:r>
-    </w:p>
-    <w:p>
-      <w:pPr>
-        <w:pStyle w:val="Heading2"/>
-      </w:pPr>
-      <w:r>
-        <w:rPr>
-          <w:color w:val="3FB950"/>
-        </w:rPr>
-        <w:t>Ingestion Pipeline  (ingest.py)</w:t>
-      </w:r>
-    </w:p>
-    <w:p>
-      <w:r>
-        <w:rPr>
-          <w:b w:val="0"/>
-          <w:sz w:val="20"/>
-        </w:rPr>
-        <w:t>The core of TigerChat. A 5-step integrated pipeline: (1) Crawl — connects to Azure DevOps via REST API, lists all wiki pages, fetches their Markdown content, and saves a JSONL snapshot to Azure Blob Storage; (2) Chunk — splits changed pages using LangChain's RecursiveCharacterTextSplitter with MD5 hash change detection to skip unchanged content; (3) Embed — generates 3072-dim vectors with text-embedding-3-large; (4) Index — ensures the Azure AI Search HNSW index exists; (5) Upload — upserts all chunks + vectors into the index and saves the updated hash manifest.</w:t>
-      </w:r>
-    </w:p>
-    <w:p/>
-    <w:p>
-      <w:pPr>
-        <w:pStyle w:val="Heading2"/>
-      </w:pPr>
-      <w:r>
-        <w:rPr>
-          <w:color w:val="3FB950"/>
-        </w:rPr>
-        <w:t>Query Engine  (query.py)</w:t>
-      </w:r>
-    </w:p>
-    <w:p>
-      <w:r>
-        <w:rPr>
-          <w:b w:val="0"/>
-          <w:sz w:val="20"/>
-        </w:rPr>
-        <w:t>Handles the full RAG query loop: embed the user question, run hybrid search (vector + BM25 RRF), build context (rank, deduplicate, 12k char token budget), call GPT-4o, return answer + sources + confidence signal.</w:t>
-      </w:r>
-    </w:p>
-    <w:p/>
-    <w:p>
-      <w:pPr>
-        <w:pStyle w:val="Heading2"/>
-      </w:pPr>
-      <w:r>
-        <w:rPr>
-          <w:color w:val="3FB950"/>
-        </w:rPr>
-        <w:t>Web Server  (app.py)</w:t>
-      </w:r>
-    </w:p>
-    <w:p>
-      <w:r>
-        <w:rPr>
-          <w:b w:val="0"/>
-          <w:sz w:val="20"/>
-        </w:rPr>
-        <w:t>FastAPI server. Serves all HTML pages and exposes two key endpoints: GET /ingest/stream (Server-Sent Events for real-time ingestion progress) and POST /api/chat (JSON endpoint for RAG queries).</w:t>
-      </w:r>
-    </w:p>
-    <w:p/>
-    <w:p>
-      <w:pPr>
-        <w:pStyle w:val="Heading2"/>
-      </w:pPr>
-      <w:r>
-        <w:rPr>
-          <w:color w:val="3FB950"/>
-        </w:rPr>
-        <w:t>Standalone Crawler (optional)  (crawler.py)</w:t>
-      </w:r>
-    </w:p>
-    <w:p>
-      <w:r>
-        <w:rPr>
-          <w:b w:val="0"/>
-          <w:sz w:val="20"/>
-        </w:rPr>
-        <w:t>The crawling logic is now fully integrated into ingest.py. crawler.py still exists as a standalone script if you ever need to run a crawl separately without triggering the full indexing pipeline — for example to inspect or archive wiki snapshots.</w:t>
-      </w:r>
-    </w:p>
-    <w:p/>
-    <w:p>
-      <w:pPr>
-        <w:pStyle w:val="Heading2"/>
-      </w:pPr>
-      <w:r>
-        <w:rPr>
-          <w:color w:val="3FB950"/>
-        </w:rPr>
-        <w:t>Frontend UI  (static/)</w:t>
-      </w:r>
-    </w:p>
-    <w:p>
-      <w:r>
-        <w:rPr>
-          <w:b w:val="0"/>
-          <w:sz w:val="20"/>
-        </w:rPr>
-        <w:t>Vanilla HTML/CSS pages. Dark-themed, responsive. Landing page at / lets users navigate to: Ingestion (/ingest), Chat (/chat), Synergies (/synergies), and three documentation pages (/about, /chat/about, /chat/about/scoring).</w:t>
-      </w:r>
-    </w:p>
-    <w:p/>
-    <w:p>
-      <w:pPr>
-        <w:pStyle w:val="Heading2"/>
-      </w:pPr>
-      <w:r>
-        <w:rPr>
-          <w:color w:val="3FB950"/>
-        </w:rPr>
-        <w:t>Ingestion Pipeline — End to End</w:t>
-      </w:r>
-    </w:p>
-    <w:p>
-      <w:r>
-        <w:rPr>
-          <w:b w:val="0"/>
-          <w:sz w:val="20"/>
-        </w:rPr>
-        <w:t>Pressing 'Start Ingestion' in the UI (or running ingest.py directly) triggers all 5 steps in sequence:</w:t>
-      </w:r>
-    </w:p>
-    <w:p/>
     <w:p>
       <w:pPr>
         <w:jc w:val="center"/>
@@ -244,7 +84,7 @@
       <w:r>
         <w:drawing>
           <wp:inline xmlns:a="http://schemas.openxmlformats.org/drawingml/2006/main" xmlns:pic="http://schemas.openxmlformats.org/drawingml/2006/picture">
-            <wp:extent cx="5669280" cy="2004569"/>
+            <wp:extent cx="5943600" cy="1755157"/>
             <wp:docPr id="1" name="Picture 1"/>
             <wp:cNvGraphicFramePr>
               <a:graphicFrameLocks noChangeAspect="1"/>
@@ -265,7 +105,7 @@
                   <pic:spPr>
                     <a:xfrm>
                       <a:off x="0" y="0"/>
-                      <a:ext cx="5669280" cy="2004569"/>
+                      <a:ext cx="5943600" cy="1755157"/>
                     </a:xfrm>
                     <a:prstGeom prst="rect"/>
                   </pic:spPr>
@@ -281,55 +121,9 @@
         <w:jc w:val="center"/>
       </w:pPr>
       <w:r>
-        <w:rPr>
-          <w:i/>
-          <w:color w:val="8B949E"/>
-          <w:sz w:val="16"/>
-        </w:rPr>
-        <w:t>Figure 1 — Ingestion Pipeline (Crawl to Upload)</w:t>
-      </w:r>
-    </w:p>
-    <w:p/>
-    <w:p>
-      <w:r>
-        <w:rPr>
-          <w:i/>
-          <w:color w:val="8B949E"/>
-          <w:sz w:val="18"/>
-        </w:rPr>
-        <w:t>Note: The JSONL snapshot is always saved to the same blob (wiki_ORG_PROJECT.jsonl), overwriting the previous one — no accumulation of timestamped files.</w:t>
-      </w:r>
-    </w:p>
-    <w:p/>
-    <w:p>
-      <w:pPr>
-        <w:pStyle w:val="Heading2"/>
-      </w:pPr>
-      <w:r>
-        <w:rPr>
-          <w:color w:val="3FB950"/>
-        </w:rPr>
-        <w:t>RAG Query Pipeline — End to End</w:t>
-      </w:r>
-    </w:p>
-    <w:p>
-      <w:r>
-        <w:rPr>
-          <w:b w:val="0"/>
-          <w:sz w:val="20"/>
-        </w:rPr>
-        <w:t>Every question a user asks in the chat goes through these 5 steps:</w:t>
-      </w:r>
-    </w:p>
-    <w:p/>
-    <w:p>
-      <w:pPr>
-        <w:jc w:val="center"/>
-      </w:pPr>
-      <w:r>
         <w:drawing>
           <wp:inline xmlns:a="http://schemas.openxmlformats.org/drawingml/2006/main" xmlns:pic="http://schemas.openxmlformats.org/drawingml/2006/picture">
-            <wp:extent cx="5669280" cy="2337847"/>
+            <wp:extent cx="5943600" cy="1457864"/>
             <wp:docPr id="2" name="Picture 2"/>
             <wp:cNvGraphicFramePr>
               <a:graphicFrameLocks noChangeAspect="1"/>
@@ -350,7 +144,7 @@
                   <pic:spPr>
                     <a:xfrm>
                       <a:off x="0" y="0"/>
-                      <a:ext cx="5669280" cy="2337847"/>
+                      <a:ext cx="5943600" cy="1457864"/>
                     </a:xfrm>
                     <a:prstGeom prst="rect"/>
                   </pic:spPr>
@@ -363,156 +157,63 @@
     </w:p>
     <w:p>
       <w:pPr>
-        <w:jc w:val="center"/>
-      </w:pPr>
-      <w:r>
-        <w:rPr>
-          <w:i/>
-          <w:color w:val="8B949E"/>
-          <w:sz w:val="16"/>
-        </w:rPr>
-        <w:t>Figure 2 — RAG Query Pipeline</w:t>
-      </w:r>
-    </w:p>
-    <w:p/>
-    <w:p>
-      <w:r>
-        <w:rPr>
-          <w:b w:val="0"/>
-          <w:sz w:val="20"/>
-        </w:rPr>
-        <w:t>GPT-4o is instructed to answer only from the retrieved context chunks, cite sources, and say so clearly if the context is insufficient. Temperature is 0.2 for deterministic, factual answers.</w:t>
-      </w:r>
-    </w:p>
-    <w:p>
-      <w:r>
-        <w:br w:type="page"/>
-      </w:r>
-    </w:p>
-    <w:p>
-      <w:pPr>
         <w:pStyle w:val="Heading1"/>
       </w:pPr>
       <w:r>
         <w:rPr>
           <w:color w:val="2F81F7"/>
         </w:rPr>
-        <w:t>3. Azure Resources to Create</w:t>
+        <w:t>2. Prerequisites</w:t>
       </w:r>
     </w:p>
-    <w:p>
-      <w:r>
-        <w:rPr>
-          <w:b w:val="0"/>
-          <w:sz w:val="20"/>
-        </w:rPr>
-        <w:t>Before running TigerChat you need to provision four Azure services. Each section below lists exactly what to create and which value to copy into your .env file.</w:t>
-      </w:r>
-    </w:p>
-    <w:p/>
     <w:p>
       <w:pPr>
         <w:pStyle w:val="Heading2"/>
       </w:pPr>
       <w:r>
-        <w:rPr>
-          <w:color w:val="3FB950"/>
-        </w:rPr>
-        <w:t>3.1  Azure OpenAI Service</w:t>
-      </w:r>
-    </w:p>
-    <w:p>
-      <w:r>
-        <w:rPr>
-          <w:b w:val="0"/>
-          <w:sz w:val="20"/>
-        </w:rPr>
-        <w:t>Used for both embedding (converting text to vectors during ingestion and at query time) and chat completion (generating answers). You need two model deployments inside the same resource.</w:t>
-      </w:r>
-    </w:p>
-    <w:p/>
-    <w:p>
-      <w:r>
-        <w:rPr>
-          <w:b/>
-          <w:sz w:val="20"/>
-        </w:rPr>
-        <w:t>Steps:</w:t>
+        <w:t>Azure Resources</w:t>
       </w:r>
     </w:p>
     <w:p>
       <w:pPr>
         <w:pStyle w:val="ListBullet"/>
-        <w:ind w:left="283"/>
       </w:pPr>
       <w:r>
-        <w:rPr>
-          <w:sz w:val="20"/>
-        </w:rPr>
-        <w:t>Go to portal.azure.com → Create a resource → search "Azure OpenAI".</w:t>
+        <w:t>Azure AI Search — Standard S1 or higher (required for Semantic Reranker)</w:t>
       </w:r>
     </w:p>
     <w:p>
       <w:pPr>
         <w:pStyle w:val="ListBullet"/>
-        <w:ind w:left="283"/>
       </w:pPr>
       <w:r>
-        <w:rPr>
-          <w:sz w:val="20"/>
-        </w:rPr>
-        <w:t>Choose a region that supports gpt-4o and text-embedding-3-large (e.g. East US, Sweden Central).</w:t>
+        <w:t>Azure OpenAI — with deployments: text-embedding-3-large, gpt-4o</w:t>
       </w:r>
     </w:p>
     <w:p>
       <w:pPr>
         <w:pStyle w:val="ListBullet"/>
-        <w:ind w:left="283"/>
       </w:pPr>
       <w:r>
-        <w:rPr>
-          <w:sz w:val="20"/>
-        </w:rPr>
-        <w:t>After creation, open the resource → "Model deployments" → Deploy model.</w:t>
+        <w:t>Azure Blob Storage — container for ingestion snapshots</w:t>
       </w:r>
     </w:p>
     <w:p>
       <w:pPr>
         <w:pStyle w:val="ListBullet"/>
-        <w:ind w:left="283"/>
       </w:pPr>
       <w:r>
-        <w:rPr>
-          <w:sz w:val="20"/>
-        </w:rPr>
-        <w:t>Deploy 1: model = text-embedding-3-large, deployment name = text-embedding-3-large</w:t>
+        <w:t>Azure DevOps — project with Wiki, Git repos, and Test Plans enabled</w:t>
       </w:r>
     </w:p>
     <w:p>
       <w:pPr>
-        <w:pStyle w:val="ListBullet"/>
-        <w:ind w:left="283"/>
+        <w:pStyle w:val="Heading2"/>
       </w:pPr>
       <w:r>
-        <w:rPr>
-          <w:sz w:val="20"/>
-        </w:rPr>
-        <w:t>Deploy 2: model = gpt-4o, deployment name = gpt-4o</w:t>
+        <w:t>PAT Token Scopes</w:t>
       </w:r>
     </w:p>
-    <w:p>
-      <w:pPr>
-        <w:pStyle w:val="ListBullet"/>
-        <w:ind w:left="283"/>
-      </w:pPr>
-      <w:r>
-        <w:rPr>
-          <w:sz w:val="20"/>
-        </w:rPr>
-        <w:t>Go to "Keys and Endpoint" → copy the Endpoint URL and Key 1.</w:t>
-      </w:r>
-    </w:p>
-    <w:p/>
     <w:tbl>
       <w:tblPr>
         <w:tblStyle w:val="TableGrid"/>
@@ -520,352 +221,27 @@
         <w:tblLook w:firstColumn="1" w:firstRow="1" w:lastColumn="0" w:lastRow="0" w:noHBand="0" w:noVBand="1" w:val="04A0"/>
       </w:tblPr>
       <w:tblGrid>
-        <w:gridCol w:w="3249"/>
-        <w:gridCol w:w="3249"/>
-        <w:gridCol w:w="3249"/>
+        <w:gridCol w:w="9360"/>
       </w:tblGrid>
       <w:tr>
         <w:tc>
           <w:tcPr>
-            <w:tcW w:type="dxa" w:w="3249"/>
-            <w:shd w:val="clear" w:color="auto" w:fill="21262D"/>
-            <w:vAlign w:val="center"/>
+            <w:tcW w:type="dxa" w:w="9360"/>
+            <w:shd w:val="clear" w:color="auto" w:fill="ffb066"/>
           </w:tcPr>
           <w:p>
-            <w:pPr>
-              <w:spacing w:before="60" w:after="60"/>
-            </w:pPr>
             <w:r>
               <w:rPr>
                 <w:b/>
-                <w:color w:val="E6EDF3"/>
-                <w:sz w:val="18"/>
+                <w:color w:val="F0883E"/>
               </w:rPr>
-              <w:t>Variable / Parameter</w:t>
+              <w:t xml:space="preserve">Important —  </w:t>
             </w:r>
-          </w:p>
-        </w:tc>
-        <w:tc>
-          <w:tcPr>
-            <w:tcW w:type="dxa" w:w="3249"/>
-            <w:shd w:val="clear" w:color="auto" w:fill="21262D"/>
-            <w:vAlign w:val="center"/>
-          </w:tcPr>
-          <w:p>
-            <w:pPr>
-              <w:spacing w:before="60" w:after="60"/>
-            </w:pPr>
             <w:r>
               <w:rPr>
-                <w:b/>
-                <w:color w:val="E6EDF3"/>
-                <w:sz w:val="18"/>
+                <w:color w:val="24292F"/>
               </w:rPr>
-              <w:t>Required</w:t>
-            </w:r>
-          </w:p>
-        </w:tc>
-        <w:tc>
-          <w:tcPr>
-            <w:tcW w:type="dxa" w:w="3249"/>
-            <w:shd w:val="clear" w:color="auto" w:fill="21262D"/>
-            <w:vAlign w:val="center"/>
-          </w:tcPr>
-          <w:p>
-            <w:pPr>
-              <w:spacing w:before="60" w:after="60"/>
-            </w:pPr>
-            <w:r>
-              <w:rPr>
-                <w:b/>
-                <w:color w:val="E6EDF3"/>
-                <w:sz w:val="18"/>
-              </w:rPr>
-              <w:t>Description</w:t>
-            </w:r>
-          </w:p>
-        </w:tc>
-      </w:tr>
-      <w:tr>
-        <w:tc>
-          <w:tcPr>
-            <w:tcW w:type="dxa" w:w="3249"/>
-            <w:shd w:val="clear" w:color="auto" w:fill="161B22"/>
-            <w:vAlign w:val="center"/>
-          </w:tcPr>
-          <w:p>
-            <w:pPr>
-              <w:spacing w:before="60" w:after="60"/>
-            </w:pPr>
-            <w:r>
-              <w:rPr>
-                <w:rFonts w:ascii="Consolas" w:hAnsi="Consolas"/>
-                <w:sz w:val="17"/>
-              </w:rPr>
-              <w:t>AZURE_OPENAI_ENDPOINT</w:t>
-            </w:r>
-          </w:p>
-        </w:tc>
-        <w:tc>
-          <w:tcPr>
-            <w:tcW w:type="dxa" w:w="3249"/>
-            <w:shd w:val="clear" w:color="auto" w:fill="161B22"/>
-            <w:vAlign w:val="center"/>
-          </w:tcPr>
-          <w:p>
-            <w:pPr>
-              <w:spacing w:before="60" w:after="60"/>
-            </w:pPr>
-            <w:r>
-              <w:rPr>
-                <w:color w:val="3FB950"/>
-                <w:sz w:val="18"/>
-              </w:rPr>
-              <w:t>Yes</w:t>
-            </w:r>
-          </w:p>
-        </w:tc>
-        <w:tc>
-          <w:tcPr>
-            <w:tcW w:type="dxa" w:w="3249"/>
-            <w:shd w:val="clear" w:color="auto" w:fill="161B22"/>
-            <w:vAlign w:val="center"/>
-          </w:tcPr>
-          <w:p>
-            <w:pPr>
-              <w:spacing w:before="60" w:after="60"/>
-            </w:pPr>
-            <w:r>
-              <w:rPr>
-                <w:sz w:val="18"/>
-              </w:rPr>
-              <w:t>Endpoint URL — e.g. https://my-aoai.openai.azure.com/</w:t>
-            </w:r>
-          </w:p>
-        </w:tc>
-      </w:tr>
-      <w:tr>
-        <w:tc>
-          <w:tcPr>
-            <w:tcW w:type="dxa" w:w="3249"/>
-            <w:vAlign w:val="center"/>
-          </w:tcPr>
-          <w:p>
-            <w:pPr>
-              <w:spacing w:before="60" w:after="60"/>
-            </w:pPr>
-            <w:r>
-              <w:rPr>
-                <w:rFonts w:ascii="Consolas" w:hAnsi="Consolas"/>
-                <w:sz w:val="17"/>
-              </w:rPr>
-              <w:t>AZURE_OPENAI_API_KEY</w:t>
-            </w:r>
-          </w:p>
-        </w:tc>
-        <w:tc>
-          <w:tcPr>
-            <w:tcW w:type="dxa" w:w="3249"/>
-            <w:vAlign w:val="center"/>
-          </w:tcPr>
-          <w:p>
-            <w:pPr>
-              <w:spacing w:before="60" w:after="60"/>
-            </w:pPr>
-            <w:r>
-              <w:rPr>
-                <w:color w:val="3FB950"/>
-                <w:sz w:val="18"/>
-              </w:rPr>
-              <w:t>Yes</w:t>
-            </w:r>
-          </w:p>
-        </w:tc>
-        <w:tc>
-          <w:tcPr>
-            <w:tcW w:type="dxa" w:w="3249"/>
-            <w:vAlign w:val="center"/>
-          </w:tcPr>
-          <w:p>
-            <w:pPr>
-              <w:spacing w:before="60" w:after="60"/>
-            </w:pPr>
-            <w:r>
-              <w:rPr>
-                <w:sz w:val="18"/>
-              </w:rPr>
-              <w:t>Key 1 from Keys and Endpoint</w:t>
-            </w:r>
-          </w:p>
-        </w:tc>
-      </w:tr>
-      <w:tr>
-        <w:tc>
-          <w:tcPr>
-            <w:tcW w:type="dxa" w:w="3249"/>
-            <w:shd w:val="clear" w:color="auto" w:fill="161B22"/>
-            <w:vAlign w:val="center"/>
-          </w:tcPr>
-          <w:p>
-            <w:pPr>
-              <w:spacing w:before="60" w:after="60"/>
-            </w:pPr>
-            <w:r>
-              <w:rPr>
-                <w:rFonts w:ascii="Consolas" w:hAnsi="Consolas"/>
-                <w:sz w:val="17"/>
-              </w:rPr>
-              <w:t>AZURE_OPENAI_EMBEDDING_DEPLOYMENT</w:t>
-            </w:r>
-          </w:p>
-        </w:tc>
-        <w:tc>
-          <w:tcPr>
-            <w:tcW w:type="dxa" w:w="3249"/>
-            <w:shd w:val="clear" w:color="auto" w:fill="161B22"/>
-            <w:vAlign w:val="center"/>
-          </w:tcPr>
-          <w:p>
-            <w:pPr>
-              <w:spacing w:before="60" w:after="60"/>
-            </w:pPr>
-            <w:r>
-              <w:rPr>
-                <w:color w:val="3FB950"/>
-                <w:sz w:val="18"/>
-              </w:rPr>
-              <w:t>Yes</w:t>
-            </w:r>
-          </w:p>
-        </w:tc>
-        <w:tc>
-          <w:tcPr>
-            <w:tcW w:type="dxa" w:w="3249"/>
-            <w:shd w:val="clear" w:color="auto" w:fill="161B22"/>
-            <w:vAlign w:val="center"/>
-          </w:tcPr>
-          <w:p>
-            <w:pPr>
-              <w:spacing w:before="60" w:after="60"/>
-            </w:pPr>
-            <w:r>
-              <w:rPr>
-                <w:sz w:val="18"/>
-              </w:rPr>
-              <w:t>Deployment name for text-embedding-3-large</w:t>
-            </w:r>
-          </w:p>
-        </w:tc>
-      </w:tr>
-      <w:tr>
-        <w:tc>
-          <w:tcPr>
-            <w:tcW w:type="dxa" w:w="3249"/>
-            <w:vAlign w:val="center"/>
-          </w:tcPr>
-          <w:p>
-            <w:pPr>
-              <w:spacing w:before="60" w:after="60"/>
-            </w:pPr>
-            <w:r>
-              <w:rPr>
-                <w:rFonts w:ascii="Consolas" w:hAnsi="Consolas"/>
-                <w:sz w:val="17"/>
-              </w:rPr>
-              <w:t>AZURE_OPENAI_CHAT_DEPLOYMENT</w:t>
-            </w:r>
-          </w:p>
-        </w:tc>
-        <w:tc>
-          <w:tcPr>
-            <w:tcW w:type="dxa" w:w="3249"/>
-            <w:vAlign w:val="center"/>
-          </w:tcPr>
-          <w:p>
-            <w:pPr>
-              <w:spacing w:before="60" w:after="60"/>
-            </w:pPr>
-            <w:r>
-              <w:rPr>
-                <w:color w:val="3FB950"/>
-                <w:sz w:val="18"/>
-              </w:rPr>
-              <w:t>Yes</w:t>
-            </w:r>
-          </w:p>
-        </w:tc>
-        <w:tc>
-          <w:tcPr>
-            <w:tcW w:type="dxa" w:w="3249"/>
-            <w:vAlign w:val="center"/>
-          </w:tcPr>
-          <w:p>
-            <w:pPr>
-              <w:spacing w:before="60" w:after="60"/>
-            </w:pPr>
-            <w:r>
-              <w:rPr>
-                <w:sz w:val="18"/>
-              </w:rPr>
-              <w:t>Deployment name for gpt-4o</w:t>
-            </w:r>
-          </w:p>
-        </w:tc>
-      </w:tr>
-      <w:tr>
-        <w:tc>
-          <w:tcPr>
-            <w:tcW w:type="dxa" w:w="3249"/>
-            <w:shd w:val="clear" w:color="auto" w:fill="161B22"/>
-            <w:vAlign w:val="center"/>
-          </w:tcPr>
-          <w:p>
-            <w:pPr>
-              <w:spacing w:before="60" w:after="60"/>
-            </w:pPr>
-            <w:r>
-              <w:rPr>
-                <w:rFonts w:ascii="Consolas" w:hAnsi="Consolas"/>
-                <w:sz w:val="17"/>
-              </w:rPr>
-              <w:t>AZURE_OPENAI_API_VERSION</w:t>
-            </w:r>
-          </w:p>
-        </w:tc>
-        <w:tc>
-          <w:tcPr>
-            <w:tcW w:type="dxa" w:w="3249"/>
-            <w:shd w:val="clear" w:color="auto" w:fill="161B22"/>
-            <w:vAlign w:val="center"/>
-          </w:tcPr>
-          <w:p>
-            <w:pPr>
-              <w:spacing w:before="60" w:after="60"/>
-            </w:pPr>
-            <w:r>
-              <w:rPr>
-                <w:color w:val="3FB950"/>
-                <w:sz w:val="18"/>
-              </w:rPr>
-              <w:t>Yes</w:t>
-            </w:r>
-          </w:p>
-        </w:tc>
-        <w:tc>
-          <w:tcPr>
-            <w:tcW w:type="dxa" w:w="3249"/>
-            <w:shd w:val="clear" w:color="auto" w:fill="161B22"/>
-            <w:vAlign w:val="center"/>
-          </w:tcPr>
-          <w:p>
-            <w:pPr>
-              <w:spacing w:before="60" w:after="60"/>
-            </w:pPr>
-            <w:r>
-              <w:rPr>
-                <w:sz w:val="18"/>
-              </w:rPr>
-              <w:t>API version — use 2024-02-01</w:t>
+              <w:t>Your PAT must have ALL four scopes enabled: Wiki (Read) · Code (Read) · Test Management (Read) · Work Items (Read). Missing Work Items scope causes 401 errors when fetching test case details.</w:t>
             </w:r>
           </w:p>
         </w:tc>
@@ -877,1033 +253,23 @@
         <w:pStyle w:val="Heading2"/>
       </w:pPr>
       <w:r>
-        <w:rPr>
-          <w:color w:val="3FB950"/>
-        </w:rPr>
-        <w:t>3.2  Azure AI Search</w:t>
-      </w:r>
-    </w:p>
-    <w:p>
-      <w:r>
-        <w:rPr>
-          <w:b w:val="0"/>
-          <w:sz w:val="20"/>
-        </w:rPr>
-        <w:t>Stores the indexed wiki chunks and handles hybrid search (vector similarity + keyword BM25). The application creates the index automatically on first ingest.</w:t>
-      </w:r>
-    </w:p>
-    <w:p/>
-    <w:p>
-      <w:r>
-        <w:rPr>
-          <w:b/>
-          <w:sz w:val="20"/>
-        </w:rPr>
-        <w:t>Steps:</w:t>
+        <w:t>Software</w:t>
       </w:r>
     </w:p>
     <w:p>
       <w:pPr>
         <w:pStyle w:val="ListBullet"/>
-        <w:ind w:left="283"/>
       </w:pPr>
       <w:r>
-        <w:rPr>
-          <w:sz w:val="20"/>
-        </w:rPr>
-        <w:t>Go to portal.azure.com → Create a resource → search "Azure AI Search".</w:t>
+        <w:t>Python 3.11+</w:t>
       </w:r>
     </w:p>
     <w:p>
       <w:pPr>
         <w:pStyle w:val="ListBullet"/>
-        <w:ind w:left="283"/>
       </w:pPr>
       <w:r>
-        <w:rPr>
-          <w:sz w:val="20"/>
-        </w:rPr>
-        <w:t>Pricing tier: Basic or Standard S1 (Free tier does not support vector search).</w:t>
-      </w:r>
-    </w:p>
-    <w:p>
-      <w:pPr>
-        <w:pStyle w:val="ListBullet"/>
-        <w:ind w:left="283"/>
-      </w:pPr>
-      <w:r>
-        <w:rPr>
-          <w:sz w:val="20"/>
-        </w:rPr>
-        <w:t>After creation, go to the resource → "Keys" → copy the Primary admin key.</w:t>
-      </w:r>
-    </w:p>
-    <w:p>
-      <w:pPr>
-        <w:pStyle w:val="ListBullet"/>
-        <w:ind w:left="283"/>
-      </w:pPr>
-      <w:r>
-        <w:rPr>
-          <w:sz w:val="20"/>
-        </w:rPr>
-        <w:t>Copy the Search service URL from the Overview page.</w:t>
-      </w:r>
-    </w:p>
-    <w:p>
-      <w:pPr>
-        <w:pStyle w:val="ListBullet"/>
-        <w:ind w:left="283"/>
-      </w:pPr>
-      <w:r>
-        <w:rPr>
-          <w:sz w:val="20"/>
-        </w:rPr>
-        <w:t>No index needs to be created manually — ingest.py creates it on first run.</w:t>
-      </w:r>
-    </w:p>
-    <w:p/>
-    <w:tbl>
-      <w:tblPr>
-        <w:tblStyle w:val="TableGrid"/>
-        <w:tblW w:type="auto" w:w="0"/>
-        <w:tblLook w:firstColumn="1" w:firstRow="1" w:lastColumn="0" w:lastRow="0" w:noHBand="0" w:noVBand="1" w:val="04A0"/>
-      </w:tblPr>
-      <w:tblGrid>
-        <w:gridCol w:w="3249"/>
-        <w:gridCol w:w="3249"/>
-        <w:gridCol w:w="3249"/>
-      </w:tblGrid>
-      <w:tr>
-        <w:tc>
-          <w:tcPr>
-            <w:tcW w:type="dxa" w:w="3249"/>
-            <w:shd w:val="clear" w:color="auto" w:fill="21262D"/>
-            <w:vAlign w:val="center"/>
-          </w:tcPr>
-          <w:p>
-            <w:pPr>
-              <w:spacing w:before="60" w:after="60"/>
-            </w:pPr>
-            <w:r>
-              <w:rPr>
-                <w:b/>
-                <w:color w:val="E6EDF3"/>
-                <w:sz w:val="18"/>
-              </w:rPr>
-              <w:t>Variable / Parameter</w:t>
-            </w:r>
-          </w:p>
-        </w:tc>
-        <w:tc>
-          <w:tcPr>
-            <w:tcW w:type="dxa" w:w="3249"/>
-            <w:shd w:val="clear" w:color="auto" w:fill="21262D"/>
-            <w:vAlign w:val="center"/>
-          </w:tcPr>
-          <w:p>
-            <w:pPr>
-              <w:spacing w:before="60" w:after="60"/>
-            </w:pPr>
-            <w:r>
-              <w:rPr>
-                <w:b/>
-                <w:color w:val="E6EDF3"/>
-                <w:sz w:val="18"/>
-              </w:rPr>
-              <w:t>Required</w:t>
-            </w:r>
-          </w:p>
-        </w:tc>
-        <w:tc>
-          <w:tcPr>
-            <w:tcW w:type="dxa" w:w="3249"/>
-            <w:shd w:val="clear" w:color="auto" w:fill="21262D"/>
-            <w:vAlign w:val="center"/>
-          </w:tcPr>
-          <w:p>
-            <w:pPr>
-              <w:spacing w:before="60" w:after="60"/>
-            </w:pPr>
-            <w:r>
-              <w:rPr>
-                <w:b/>
-                <w:color w:val="E6EDF3"/>
-                <w:sz w:val="18"/>
-              </w:rPr>
-              <w:t>Description</w:t>
-            </w:r>
-          </w:p>
-        </w:tc>
-      </w:tr>
-      <w:tr>
-        <w:tc>
-          <w:tcPr>
-            <w:tcW w:type="dxa" w:w="3249"/>
-            <w:shd w:val="clear" w:color="auto" w:fill="161B22"/>
-            <w:vAlign w:val="center"/>
-          </w:tcPr>
-          <w:p>
-            <w:pPr>
-              <w:spacing w:before="60" w:after="60"/>
-            </w:pPr>
-            <w:r>
-              <w:rPr>
-                <w:rFonts w:ascii="Consolas" w:hAnsi="Consolas"/>
-                <w:sz w:val="17"/>
-              </w:rPr>
-              <w:t>AZURE_SEARCH_ENDPOINT</w:t>
-            </w:r>
-          </w:p>
-        </w:tc>
-        <w:tc>
-          <w:tcPr>
-            <w:tcW w:type="dxa" w:w="3249"/>
-            <w:shd w:val="clear" w:color="auto" w:fill="161B22"/>
-            <w:vAlign w:val="center"/>
-          </w:tcPr>
-          <w:p>
-            <w:pPr>
-              <w:spacing w:before="60" w:after="60"/>
-            </w:pPr>
-            <w:r>
-              <w:rPr>
-                <w:color w:val="3FB950"/>
-                <w:sz w:val="18"/>
-              </w:rPr>
-              <w:t>Yes</w:t>
-            </w:r>
-          </w:p>
-        </w:tc>
-        <w:tc>
-          <w:tcPr>
-            <w:tcW w:type="dxa" w:w="3249"/>
-            <w:shd w:val="clear" w:color="auto" w:fill="161B22"/>
-            <w:vAlign w:val="center"/>
-          </w:tcPr>
-          <w:p>
-            <w:pPr>
-              <w:spacing w:before="60" w:after="60"/>
-            </w:pPr>
-            <w:r>
-              <w:rPr>
-                <w:sz w:val="18"/>
-              </w:rPr>
-              <w:t>Search service URL — e.g. https://my-search.search.windows.net</w:t>
-            </w:r>
-          </w:p>
-        </w:tc>
-      </w:tr>
-      <w:tr>
-        <w:tc>
-          <w:tcPr>
-            <w:tcW w:type="dxa" w:w="3249"/>
-            <w:vAlign w:val="center"/>
-          </w:tcPr>
-          <w:p>
-            <w:pPr>
-              <w:spacing w:before="60" w:after="60"/>
-            </w:pPr>
-            <w:r>
-              <w:rPr>
-                <w:rFonts w:ascii="Consolas" w:hAnsi="Consolas"/>
-                <w:sz w:val="17"/>
-              </w:rPr>
-              <w:t>AZURE_SEARCH_API_KEY</w:t>
-            </w:r>
-          </w:p>
-        </w:tc>
-        <w:tc>
-          <w:tcPr>
-            <w:tcW w:type="dxa" w:w="3249"/>
-            <w:vAlign w:val="center"/>
-          </w:tcPr>
-          <w:p>
-            <w:pPr>
-              <w:spacing w:before="60" w:after="60"/>
-            </w:pPr>
-            <w:r>
-              <w:rPr>
-                <w:color w:val="3FB950"/>
-                <w:sz w:val="18"/>
-              </w:rPr>
-              <w:t>Yes</w:t>
-            </w:r>
-          </w:p>
-        </w:tc>
-        <w:tc>
-          <w:tcPr>
-            <w:tcW w:type="dxa" w:w="3249"/>
-            <w:vAlign w:val="center"/>
-          </w:tcPr>
-          <w:p>
-            <w:pPr>
-              <w:spacing w:before="60" w:after="60"/>
-            </w:pPr>
-            <w:r>
-              <w:rPr>
-                <w:sz w:val="18"/>
-              </w:rPr>
-              <w:t>Primary admin key from the Keys page</w:t>
-            </w:r>
-          </w:p>
-        </w:tc>
-      </w:tr>
-      <w:tr>
-        <w:tc>
-          <w:tcPr>
-            <w:tcW w:type="dxa" w:w="3249"/>
-            <w:shd w:val="clear" w:color="auto" w:fill="161B22"/>
-            <w:vAlign w:val="center"/>
-          </w:tcPr>
-          <w:p>
-            <w:pPr>
-              <w:spacing w:before="60" w:after="60"/>
-            </w:pPr>
-            <w:r>
-              <w:rPr>
-                <w:rFonts w:ascii="Consolas" w:hAnsi="Consolas"/>
-                <w:sz w:val="17"/>
-              </w:rPr>
-              <w:t>AZURE_SEARCH_INDEX_NAME</w:t>
-            </w:r>
-          </w:p>
-        </w:tc>
-        <w:tc>
-          <w:tcPr>
-            <w:tcW w:type="dxa" w:w="3249"/>
-            <w:shd w:val="clear" w:color="auto" w:fill="161B22"/>
-            <w:vAlign w:val="center"/>
-          </w:tcPr>
-          <w:p>
-            <w:pPr>
-              <w:spacing w:before="60" w:after="60"/>
-            </w:pPr>
-            <w:r>
-              <w:rPr>
-                <w:color w:val="8B949E"/>
-                <w:sz w:val="18"/>
-              </w:rPr>
-              <w:t>No</w:t>
-            </w:r>
-          </w:p>
-        </w:tc>
-        <w:tc>
-          <w:tcPr>
-            <w:tcW w:type="dxa" w:w="3249"/>
-            <w:shd w:val="clear" w:color="auto" w:fill="161B22"/>
-            <w:vAlign w:val="center"/>
-          </w:tcPr>
-          <w:p>
-            <w:pPr>
-              <w:spacing w:before="60" w:after="60"/>
-            </w:pPr>
-            <w:r>
-              <w:rPr>
-                <w:sz w:val="18"/>
-              </w:rPr>
-              <w:t>Index name — defaults to wiki-index if not set</w:t>
-            </w:r>
-          </w:p>
-        </w:tc>
-      </w:tr>
-    </w:tbl>
-    <w:p/>
-    <w:p>
-      <w:pPr>
-        <w:pStyle w:val="Heading2"/>
-      </w:pPr>
-      <w:r>
-        <w:rPr>
-          <w:color w:val="3FB950"/>
-        </w:rPr>
-        <w:t>3.3  Azure Blob Storage</w:t>
-      </w:r>
-    </w:p>
-    <w:p>
-      <w:r>
-        <w:rPr>
-          <w:b w:val="0"/>
-          <w:sz w:val="20"/>
-        </w:rPr>
-        <w:t>Used for two purposes: storing the JSONL wiki snapshot produced by the Crawl step, and storing the wiki_hashes.json change detection manifest between runs.</w:t>
-      </w:r>
-    </w:p>
-    <w:p/>
-    <w:p>
-      <w:r>
-        <w:rPr>
-          <w:b/>
-          <w:sz w:val="20"/>
-        </w:rPr>
-        <w:t>Steps:</w:t>
-      </w:r>
-    </w:p>
-    <w:p>
-      <w:pPr>
-        <w:pStyle w:val="ListBullet"/>
-        <w:ind w:left="283"/>
-      </w:pPr>
-      <w:r>
-        <w:rPr>
-          <w:sz w:val="20"/>
-        </w:rPr>
-        <w:t>Go to portal.azure.com → Create a resource → "Storage account".</w:t>
-      </w:r>
-    </w:p>
-    <w:p>
-      <w:pPr>
-        <w:pStyle w:val="ListBullet"/>
-        <w:ind w:left="283"/>
-      </w:pPr>
-      <w:r>
-        <w:rPr>
-          <w:sz w:val="20"/>
-        </w:rPr>
-        <w:t>Redundancy: LRS is fine for this use case.</w:t>
-      </w:r>
-    </w:p>
-    <w:p>
-      <w:pPr>
-        <w:pStyle w:val="ListBullet"/>
-        <w:ind w:left="283"/>
-      </w:pPr>
-      <w:r>
-        <w:rPr>
-          <w:sz w:val="20"/>
-        </w:rPr>
-        <w:t>After creation → "Containers" → create a new container (e.g. wiki-data). Set access to "Private".</w:t>
-      </w:r>
-    </w:p>
-    <w:p>
-      <w:pPr>
-        <w:pStyle w:val="ListBullet"/>
-        <w:ind w:left="283"/>
-      </w:pPr>
-      <w:r>
-        <w:rPr>
-          <w:sz w:val="20"/>
-        </w:rPr>
-        <w:t>Go to "Access keys" → copy the Connection string for key1.</w:t>
-      </w:r>
-    </w:p>
-    <w:p/>
-    <w:tbl>
-      <w:tblPr>
-        <w:tblStyle w:val="TableGrid"/>
-        <w:tblW w:type="auto" w:w="0"/>
-        <w:tblLook w:firstColumn="1" w:firstRow="1" w:lastColumn="0" w:lastRow="0" w:noHBand="0" w:noVBand="1" w:val="04A0"/>
-      </w:tblPr>
-      <w:tblGrid>
-        <w:gridCol w:w="3249"/>
-        <w:gridCol w:w="3249"/>
-        <w:gridCol w:w="3249"/>
-      </w:tblGrid>
-      <w:tr>
-        <w:tc>
-          <w:tcPr>
-            <w:tcW w:type="dxa" w:w="3249"/>
-            <w:shd w:val="clear" w:color="auto" w:fill="21262D"/>
-            <w:vAlign w:val="center"/>
-          </w:tcPr>
-          <w:p>
-            <w:pPr>
-              <w:spacing w:before="60" w:after="60"/>
-            </w:pPr>
-            <w:r>
-              <w:rPr>
-                <w:b/>
-                <w:color w:val="E6EDF3"/>
-                <w:sz w:val="18"/>
-              </w:rPr>
-              <w:t>Variable / Parameter</w:t>
-            </w:r>
-          </w:p>
-        </w:tc>
-        <w:tc>
-          <w:tcPr>
-            <w:tcW w:type="dxa" w:w="3249"/>
-            <w:shd w:val="clear" w:color="auto" w:fill="21262D"/>
-            <w:vAlign w:val="center"/>
-          </w:tcPr>
-          <w:p>
-            <w:pPr>
-              <w:spacing w:before="60" w:after="60"/>
-            </w:pPr>
-            <w:r>
-              <w:rPr>
-                <w:b/>
-                <w:color w:val="E6EDF3"/>
-                <w:sz w:val="18"/>
-              </w:rPr>
-              <w:t>Required</w:t>
-            </w:r>
-          </w:p>
-        </w:tc>
-        <w:tc>
-          <w:tcPr>
-            <w:tcW w:type="dxa" w:w="3249"/>
-            <w:shd w:val="clear" w:color="auto" w:fill="21262D"/>
-            <w:vAlign w:val="center"/>
-          </w:tcPr>
-          <w:p>
-            <w:pPr>
-              <w:spacing w:before="60" w:after="60"/>
-            </w:pPr>
-            <w:r>
-              <w:rPr>
-                <w:b/>
-                <w:color w:val="E6EDF3"/>
-                <w:sz w:val="18"/>
-              </w:rPr>
-              <w:t>Description</w:t>
-            </w:r>
-          </w:p>
-        </w:tc>
-      </w:tr>
-      <w:tr>
-        <w:tc>
-          <w:tcPr>
-            <w:tcW w:type="dxa" w:w="3249"/>
-            <w:shd w:val="clear" w:color="auto" w:fill="161B22"/>
-            <w:vAlign w:val="center"/>
-          </w:tcPr>
-          <w:p>
-            <w:pPr>
-              <w:spacing w:before="60" w:after="60"/>
-            </w:pPr>
-            <w:r>
-              <w:rPr>
-                <w:rFonts w:ascii="Consolas" w:hAnsi="Consolas"/>
-                <w:sz w:val="17"/>
-              </w:rPr>
-              <w:t>AZURE_STORAGE_CONNECTION_STRING</w:t>
-            </w:r>
-          </w:p>
-        </w:tc>
-        <w:tc>
-          <w:tcPr>
-            <w:tcW w:type="dxa" w:w="3249"/>
-            <w:shd w:val="clear" w:color="auto" w:fill="161B22"/>
-            <w:vAlign w:val="center"/>
-          </w:tcPr>
-          <w:p>
-            <w:pPr>
-              <w:spacing w:before="60" w:after="60"/>
-            </w:pPr>
-            <w:r>
-              <w:rPr>
-                <w:color w:val="3FB950"/>
-                <w:sz w:val="18"/>
-              </w:rPr>
-              <w:t>Yes</w:t>
-            </w:r>
-          </w:p>
-        </w:tc>
-        <w:tc>
-          <w:tcPr>
-            <w:tcW w:type="dxa" w:w="3249"/>
-            <w:shd w:val="clear" w:color="auto" w:fill="161B22"/>
-            <w:vAlign w:val="center"/>
-          </w:tcPr>
-          <w:p>
-            <w:pPr>
-              <w:spacing w:before="60" w:after="60"/>
-            </w:pPr>
-            <w:r>
-              <w:rPr>
-                <w:sz w:val="18"/>
-              </w:rPr>
-              <w:t>Connection string from Access keys</w:t>
-            </w:r>
-          </w:p>
-        </w:tc>
-      </w:tr>
-      <w:tr>
-        <w:tc>
-          <w:tcPr>
-            <w:tcW w:type="dxa" w:w="3249"/>
-            <w:vAlign w:val="center"/>
-          </w:tcPr>
-          <w:p>
-            <w:pPr>
-              <w:spacing w:before="60" w:after="60"/>
-            </w:pPr>
-            <w:r>
-              <w:rPr>
-                <w:rFonts w:ascii="Consolas" w:hAnsi="Consolas"/>
-                <w:sz w:val="17"/>
-              </w:rPr>
-              <w:t>AZURE_STORAGE_CONTAINER</w:t>
-            </w:r>
-          </w:p>
-        </w:tc>
-        <w:tc>
-          <w:tcPr>
-            <w:tcW w:type="dxa" w:w="3249"/>
-            <w:vAlign w:val="center"/>
-          </w:tcPr>
-          <w:p>
-            <w:pPr>
-              <w:spacing w:before="60" w:after="60"/>
-            </w:pPr>
-            <w:r>
-              <w:rPr>
-                <w:color w:val="3FB950"/>
-                <w:sz w:val="18"/>
-              </w:rPr>
-              <w:t>Yes</w:t>
-            </w:r>
-          </w:p>
-        </w:tc>
-        <w:tc>
-          <w:tcPr>
-            <w:tcW w:type="dxa" w:w="3249"/>
-            <w:vAlign w:val="center"/>
-          </w:tcPr>
-          <w:p>
-            <w:pPr>
-              <w:spacing w:before="60" w:after="60"/>
-            </w:pPr>
-            <w:r>
-              <w:rPr>
-                <w:sz w:val="18"/>
-              </w:rPr>
-              <w:t>Container name you created — e.g. wiki-data</w:t>
-            </w:r>
-          </w:p>
-        </w:tc>
-      </w:tr>
-    </w:tbl>
-    <w:p/>
-    <w:p>
-      <w:pPr>
-        <w:pStyle w:val="Heading2"/>
-      </w:pPr>
-      <w:r>
-        <w:rPr>
-          <w:color w:val="3FB950"/>
-        </w:rPr>
-        <w:t>3.4  Azure DevOps — Personal Access Token (PAT)</w:t>
-      </w:r>
-    </w:p>
-    <w:p>
-      <w:r>
-        <w:rPr>
-          <w:b w:val="0"/>
-          <w:sz w:val="20"/>
-        </w:rPr>
-        <w:t>TigerChat's Crawl step authenticates to your Azure DevOps organization using a PAT. This is created inside Azure DevOps, not the Azure portal.</w:t>
-      </w:r>
-    </w:p>
-    <w:p/>
-    <w:p>
-      <w:r>
-        <w:rPr>
-          <w:b/>
-          <w:sz w:val="20"/>
-        </w:rPr>
-        <w:t>Steps:</w:t>
-      </w:r>
-    </w:p>
-    <w:p>
-      <w:pPr>
-        <w:pStyle w:val="ListBullet"/>
-        <w:ind w:left="283"/>
-      </w:pPr>
-      <w:r>
-        <w:rPr>
-          <w:sz w:val="20"/>
-        </w:rPr>
-        <w:t>Go to your Azure DevOps organization (e.g. https://dev.azure.com/your-org).</w:t>
-      </w:r>
-    </w:p>
-    <w:p>
-      <w:pPr>
-        <w:pStyle w:val="ListBullet"/>
-        <w:ind w:left="283"/>
-      </w:pPr>
-      <w:r>
-        <w:rPr>
-          <w:sz w:val="20"/>
-        </w:rPr>
-        <w:t>Click your profile icon (top right) → "Personal access tokens".</w:t>
-      </w:r>
-    </w:p>
-    <w:p>
-      <w:pPr>
-        <w:pStyle w:val="ListBullet"/>
-        <w:ind w:left="283"/>
-      </w:pPr>
-      <w:r>
-        <w:rPr>
-          <w:sz w:val="20"/>
-        </w:rPr>
-        <w:t>Click "New Token". Give it a descriptive name like "TigerChat Wiki Reader".</w:t>
-      </w:r>
-    </w:p>
-    <w:p>
-      <w:pPr>
-        <w:pStyle w:val="ListBullet"/>
-        <w:ind w:left="283"/>
-      </w:pPr>
-      <w:r>
-        <w:rPr>
-          <w:sz w:val="20"/>
-        </w:rPr>
-        <w:t>Expiration: set to your preference (max 1 year).</w:t>
-      </w:r>
-    </w:p>
-    <w:p>
-      <w:pPr>
-        <w:pStyle w:val="ListBullet"/>
-        <w:ind w:left="283"/>
-      </w:pPr>
-      <w:r>
-        <w:rPr>
-          <w:sz w:val="20"/>
-        </w:rPr>
-        <w:t>Scopes: select "Custom defined" → under Wiki → tick Read.</w:t>
-      </w:r>
-    </w:p>
-    <w:p>
-      <w:pPr>
-        <w:pStyle w:val="ListBullet"/>
-        <w:ind w:left="283"/>
-      </w:pPr>
-      <w:r>
-        <w:rPr>
-          <w:sz w:val="20"/>
-        </w:rPr>
-        <w:t>Click "Create" and COPY THE TOKEN IMMEDIATELY — you cannot see it again.</w:t>
-      </w:r>
-    </w:p>
-    <w:p/>
-    <w:p>
-      <w:r>
-        <w:rPr>
-          <w:i/>
-          <w:color w:val="8B949E"/>
-          <w:sz w:val="18"/>
-        </w:rPr>
-        <w:t>Note: The token only needs Wiki Read scope. Do not grant broader permissions than necessary.</w:t>
-      </w:r>
-    </w:p>
-    <w:p/>
-    <w:tbl>
-      <w:tblPr>
-        <w:tblStyle w:val="TableGrid"/>
-        <w:tblW w:type="auto" w:w="0"/>
-        <w:tblLook w:firstColumn="1" w:firstRow="1" w:lastColumn="0" w:lastRow="0" w:noHBand="0" w:noVBand="1" w:val="04A0"/>
-      </w:tblPr>
-      <w:tblGrid>
-        <w:gridCol w:w="3249"/>
-        <w:gridCol w:w="3249"/>
-        <w:gridCol w:w="3249"/>
-      </w:tblGrid>
-      <w:tr>
-        <w:tc>
-          <w:tcPr>
-            <w:tcW w:type="dxa" w:w="3249"/>
-            <w:shd w:val="clear" w:color="auto" w:fill="21262D"/>
-            <w:vAlign w:val="center"/>
-          </w:tcPr>
-          <w:p>
-            <w:pPr>
-              <w:spacing w:before="60" w:after="60"/>
-            </w:pPr>
-            <w:r>
-              <w:rPr>
-                <w:b/>
-                <w:color w:val="E6EDF3"/>
-                <w:sz w:val="18"/>
-              </w:rPr>
-              <w:t>Variable / Parameter</w:t>
-            </w:r>
-          </w:p>
-        </w:tc>
-        <w:tc>
-          <w:tcPr>
-            <w:tcW w:type="dxa" w:w="3249"/>
-            <w:shd w:val="clear" w:color="auto" w:fill="21262D"/>
-            <w:vAlign w:val="center"/>
-          </w:tcPr>
-          <w:p>
-            <w:pPr>
-              <w:spacing w:before="60" w:after="60"/>
-            </w:pPr>
-            <w:r>
-              <w:rPr>
-                <w:b/>
-                <w:color w:val="E6EDF3"/>
-                <w:sz w:val="18"/>
-              </w:rPr>
-              <w:t>Required</w:t>
-            </w:r>
-          </w:p>
-        </w:tc>
-        <w:tc>
-          <w:tcPr>
-            <w:tcW w:type="dxa" w:w="3249"/>
-            <w:shd w:val="clear" w:color="auto" w:fill="21262D"/>
-            <w:vAlign w:val="center"/>
-          </w:tcPr>
-          <w:p>
-            <w:pPr>
-              <w:spacing w:before="60" w:after="60"/>
-            </w:pPr>
-            <w:r>
-              <w:rPr>
-                <w:b/>
-                <w:color w:val="E6EDF3"/>
-                <w:sz w:val="18"/>
-              </w:rPr>
-              <w:t>Description</w:t>
-            </w:r>
-          </w:p>
-        </w:tc>
-      </w:tr>
-      <w:tr>
-        <w:tc>
-          <w:tcPr>
-            <w:tcW w:type="dxa" w:w="3249"/>
-            <w:shd w:val="clear" w:color="auto" w:fill="161B22"/>
-            <w:vAlign w:val="center"/>
-          </w:tcPr>
-          <w:p>
-            <w:pPr>
-              <w:spacing w:before="60" w:after="60"/>
-            </w:pPr>
-            <w:r>
-              <w:rPr>
-                <w:rFonts w:ascii="Consolas" w:hAnsi="Consolas"/>
-                <w:sz w:val="17"/>
-              </w:rPr>
-              <w:t>AZURE_DEVOPS_PAT</w:t>
-            </w:r>
-          </w:p>
-        </w:tc>
-        <w:tc>
-          <w:tcPr>
-            <w:tcW w:type="dxa" w:w="3249"/>
-            <w:shd w:val="clear" w:color="auto" w:fill="161B22"/>
-            <w:vAlign w:val="center"/>
-          </w:tcPr>
-          <w:p>
-            <w:pPr>
-              <w:spacing w:before="60" w:after="60"/>
-            </w:pPr>
-            <w:r>
-              <w:rPr>
-                <w:color w:val="3FB950"/>
-                <w:sz w:val="18"/>
-              </w:rPr>
-              <w:t>Yes</w:t>
-            </w:r>
-          </w:p>
-        </w:tc>
-        <w:tc>
-          <w:tcPr>
-            <w:tcW w:type="dxa" w:w="3249"/>
-            <w:shd w:val="clear" w:color="auto" w:fill="161B22"/>
-            <w:vAlign w:val="center"/>
-          </w:tcPr>
-          <w:p>
-            <w:pPr>
-              <w:spacing w:before="60" w:after="60"/>
-            </w:pPr>
-            <w:r>
-              <w:rPr>
-                <w:sz w:val="18"/>
-              </w:rPr>
-              <w:t>Personal Access Token — the value copied after creation</w:t>
-            </w:r>
-          </w:p>
-        </w:tc>
-      </w:tr>
-      <w:tr>
-        <w:tc>
-          <w:tcPr>
-            <w:tcW w:type="dxa" w:w="3249"/>
-            <w:vAlign w:val="center"/>
-          </w:tcPr>
-          <w:p>
-            <w:pPr>
-              <w:spacing w:before="60" w:after="60"/>
-            </w:pPr>
-            <w:r>
-              <w:rPr>
-                <w:rFonts w:ascii="Consolas" w:hAnsi="Consolas"/>
-                <w:sz w:val="17"/>
-              </w:rPr>
-              <w:t>DEVOPS_ORG</w:t>
-            </w:r>
-          </w:p>
-        </w:tc>
-        <w:tc>
-          <w:tcPr>
-            <w:tcW w:type="dxa" w:w="3249"/>
-            <w:vAlign w:val="center"/>
-          </w:tcPr>
-          <w:p>
-            <w:pPr>
-              <w:spacing w:before="60" w:after="60"/>
-            </w:pPr>
-            <w:r>
-              <w:rPr>
-                <w:color w:val="3FB950"/>
-                <w:sz w:val="18"/>
-              </w:rPr>
-              <w:t>Yes</w:t>
-            </w:r>
-          </w:p>
-        </w:tc>
-        <w:tc>
-          <w:tcPr>
-            <w:tcW w:type="dxa" w:w="3249"/>
-            <w:vAlign w:val="center"/>
-          </w:tcPr>
-          <w:p>
-            <w:pPr>
-              <w:spacing w:before="60" w:after="60"/>
-            </w:pPr>
-            <w:r>
-              <w:rPr>
-                <w:sz w:val="18"/>
-              </w:rPr>
-              <w:t>Organization name — e.g. my-company (from https://dev.azure.com/my-company)</w:t>
-            </w:r>
-          </w:p>
-        </w:tc>
-      </w:tr>
-      <w:tr>
-        <w:tc>
-          <w:tcPr>
-            <w:tcW w:type="dxa" w:w="3249"/>
-            <w:shd w:val="clear" w:color="auto" w:fill="161B22"/>
-            <w:vAlign w:val="center"/>
-          </w:tcPr>
-          <w:p>
-            <w:pPr>
-              <w:spacing w:before="60" w:after="60"/>
-            </w:pPr>
-            <w:r>
-              <w:rPr>
-                <w:rFonts w:ascii="Consolas" w:hAnsi="Consolas"/>
-                <w:sz w:val="17"/>
-              </w:rPr>
-              <w:t>DEVOPS_PROJECT</w:t>
-            </w:r>
-          </w:p>
-        </w:tc>
-        <w:tc>
-          <w:tcPr>
-            <w:tcW w:type="dxa" w:w="3249"/>
-            <w:shd w:val="clear" w:color="auto" w:fill="161B22"/>
-            <w:vAlign w:val="center"/>
-          </w:tcPr>
-          <w:p>
-            <w:pPr>
-              <w:spacing w:before="60" w:after="60"/>
-            </w:pPr>
-            <w:r>
-              <w:rPr>
-                <w:color w:val="3FB950"/>
-                <w:sz w:val="18"/>
-              </w:rPr>
-              <w:t>Yes</w:t>
-            </w:r>
-          </w:p>
-        </w:tc>
-        <w:tc>
-          <w:tcPr>
-            <w:tcW w:type="dxa" w:w="3249"/>
-            <w:shd w:val="clear" w:color="auto" w:fill="161B22"/>
-            <w:vAlign w:val="center"/>
-          </w:tcPr>
-          <w:p>
-            <w:pPr>
-              <w:spacing w:before="60" w:after="60"/>
-            </w:pPr>
-            <w:r>
-              <w:rPr>
-                <w:sz w:val="18"/>
-              </w:rPr>
-              <w:t>Project name — e.g. MyProject</w:t>
-            </w:r>
-          </w:p>
-        </w:tc>
-      </w:tr>
-      <w:tr>
-        <w:tc>
-          <w:tcPr>
-            <w:tcW w:type="dxa" w:w="3249"/>
-            <w:vAlign w:val="center"/>
-          </w:tcPr>
-          <w:p>
-            <w:pPr>
-              <w:spacing w:before="60" w:after="60"/>
-            </w:pPr>
-            <w:r>
-              <w:rPr>
-                <w:rFonts w:ascii="Consolas" w:hAnsi="Consolas"/>
-                <w:sz w:val="17"/>
-              </w:rPr>
-              <w:t>DEVOPS_WIKI</w:t>
-            </w:r>
-          </w:p>
-        </w:tc>
-        <w:tc>
-          <w:tcPr>
-            <w:tcW w:type="dxa" w:w="3249"/>
-            <w:vAlign w:val="center"/>
-          </w:tcPr>
-          <w:p>
-            <w:pPr>
-              <w:spacing w:before="60" w:after="60"/>
-            </w:pPr>
-            <w:r>
-              <w:rPr>
-                <w:color w:val="3FB950"/>
-                <w:sz w:val="18"/>
-              </w:rPr>
-              <w:t>Yes</w:t>
-            </w:r>
-          </w:p>
-        </w:tc>
-        <w:tc>
-          <w:tcPr>
-            <w:tcW w:type="dxa" w:w="3249"/>
-            <w:vAlign w:val="center"/>
-          </w:tcPr>
-          <w:p>
-            <w:pPr>
-              <w:spacing w:before="60" w:after="60"/>
-            </w:pPr>
-            <w:r>
-              <w:rPr>
-                <w:sz w:val="18"/>
-              </w:rPr>
-              <w:t>Wiki identifier — usually ProjectName.wiki, visible in the Wiki URL</w:t>
-            </w:r>
-          </w:p>
-        </w:tc>
-      </w:tr>
-    </w:tbl>
-    <w:p/>
-    <w:p>
-      <w:r>
-        <w:rPr>
-          <w:i/>
-          <w:color w:val="8B949E"/>
-          <w:sz w:val="18"/>
-        </w:rPr>
-        <w:t>Note: To find DEVOPS_WIKI: open your wiki in Azure DevOps — the URL contains _wiki/wikis/&lt;wiki-id&gt;.</w:t>
-      </w:r>
-    </w:p>
-    <w:p>
-      <w:r>
-        <w:br w:type="page"/>
+        <w:t>pip install -r requirements.txt</w:t>
       </w:r>
     </w:p>
     <w:p>
@@ -1914,72 +280,1518 @@
         <w:rPr>
           <w:color w:val="2F81F7"/>
         </w:rPr>
-        <w:t>4. Full .env File Reference</w:t>
+        <w:t>3. Environment Variables</w:t>
+      </w:r>
+    </w:p>
+    <w:tbl>
+      <w:tblPr>
+        <w:tblStyle w:val="TableGrid"/>
+        <w:tblW w:type="auto" w:w="0"/>
+        <w:tblLook w:firstColumn="1" w:firstRow="1" w:lastColumn="0" w:lastRow="0" w:noHBand="0" w:noVBand="1" w:val="04A0"/>
+      </w:tblPr>
+      <w:tblGrid>
+        <w:gridCol w:w="3120"/>
+        <w:gridCol w:w="3120"/>
+        <w:gridCol w:w="3120"/>
+      </w:tblGrid>
+      <w:tr>
+        <w:tc>
+          <w:tcPr>
+            <w:tcW w:type="dxa" w:w="3120"/>
+            <w:shd w:val="clear" w:color="auto" w:fill="2f81f7"/>
+          </w:tcPr>
+          <w:p>
+            <w:r>
+              <w:rPr>
+                <w:b/>
+                <w:color w:val="FFFFFF"/>
+                <w:sz w:val="20"/>
+              </w:rPr>
+              <w:t>Variable</w:t>
+            </w:r>
+          </w:p>
+        </w:tc>
+        <w:tc>
+          <w:tcPr>
+            <w:tcW w:type="dxa" w:w="3120"/>
+            <w:shd w:val="clear" w:color="auto" w:fill="2f81f7"/>
+          </w:tcPr>
+          <w:p>
+            <w:r>
+              <w:rPr>
+                <w:b/>
+                <w:color w:val="FFFFFF"/>
+                <w:sz w:val="20"/>
+              </w:rPr>
+              <w:t>Description</w:t>
+            </w:r>
+          </w:p>
+        </w:tc>
+        <w:tc>
+          <w:tcPr>
+            <w:tcW w:type="dxa" w:w="3120"/>
+            <w:shd w:val="clear" w:color="auto" w:fill="2f81f7"/>
+          </w:tcPr>
+          <w:p>
+            <w:r>
+              <w:rPr>
+                <w:b/>
+                <w:color w:val="FFFFFF"/>
+                <w:sz w:val="20"/>
+              </w:rPr>
+              <w:t>Default</w:t>
+            </w:r>
+          </w:p>
+        </w:tc>
+      </w:tr>
+      <w:tr>
+        <w:tc>
+          <w:tcPr>
+            <w:tcW w:type="dxa" w:w="3120"/>
+            <w:shd w:val="clear" w:color="auto" w:fill="f6f8fa"/>
+          </w:tcPr>
+          <w:p>
+            <w:r>
+              <w:rPr>
+                <w:sz w:val="19"/>
+              </w:rPr>
+              <w:t>AZURE_DEVOPS_PAT</w:t>
+            </w:r>
+          </w:p>
+        </w:tc>
+        <w:tc>
+          <w:tcPr>
+            <w:tcW w:type="dxa" w:w="3120"/>
+            <w:shd w:val="clear" w:color="auto" w:fill="f6f8fa"/>
+          </w:tcPr>
+          <w:p>
+            <w:r>
+              <w:rPr>
+                <w:sz w:val="19"/>
+              </w:rPr>
+              <w:t>Personal Access Token for Azure DevOps</w:t>
+            </w:r>
+          </w:p>
+        </w:tc>
+        <w:tc>
+          <w:tcPr>
+            <w:tcW w:type="dxa" w:w="3120"/>
+            <w:shd w:val="clear" w:color="auto" w:fill="f6f8fa"/>
+          </w:tcPr>
+          <w:p>
+            <w:r>
+              <w:rPr>
+                <w:sz w:val="19"/>
+              </w:rPr>
+              <w:t>(required)</w:t>
+            </w:r>
+          </w:p>
+        </w:tc>
+      </w:tr>
+      <w:tr>
+        <w:tc>
+          <w:tcPr>
+            <w:tcW w:type="dxa" w:w="3120"/>
+            <w:shd w:val="clear" w:color="auto" w:fill="ffffff"/>
+          </w:tcPr>
+          <w:p>
+            <w:r>
+              <w:rPr>
+                <w:sz w:val="19"/>
+              </w:rPr>
+              <w:t>DEVOPS_ORG</w:t>
+            </w:r>
+          </w:p>
+        </w:tc>
+        <w:tc>
+          <w:tcPr>
+            <w:tcW w:type="dxa" w:w="3120"/>
+            <w:shd w:val="clear" w:color="auto" w:fill="ffffff"/>
+          </w:tcPr>
+          <w:p>
+            <w:r>
+              <w:rPr>
+                <w:sz w:val="19"/>
+              </w:rPr>
+              <w:t>Azure DevOps organisation name</w:t>
+            </w:r>
+          </w:p>
+        </w:tc>
+        <w:tc>
+          <w:tcPr>
+            <w:tcW w:type="dxa" w:w="3120"/>
+            <w:shd w:val="clear" w:color="auto" w:fill="ffffff"/>
+          </w:tcPr>
+          <w:p>
+            <w:r>
+              <w:rPr>
+                <w:sz w:val="19"/>
+              </w:rPr>
+              <w:t>(required)</w:t>
+            </w:r>
+          </w:p>
+        </w:tc>
+      </w:tr>
+      <w:tr>
+        <w:tc>
+          <w:tcPr>
+            <w:tcW w:type="dxa" w:w="3120"/>
+            <w:shd w:val="clear" w:color="auto" w:fill="f6f8fa"/>
+          </w:tcPr>
+          <w:p>
+            <w:r>
+              <w:rPr>
+                <w:sz w:val="19"/>
+              </w:rPr>
+              <w:t>DEVOPS_PROJECT</w:t>
+            </w:r>
+          </w:p>
+        </w:tc>
+        <w:tc>
+          <w:tcPr>
+            <w:tcW w:type="dxa" w:w="3120"/>
+            <w:shd w:val="clear" w:color="auto" w:fill="f6f8fa"/>
+          </w:tcPr>
+          <w:p>
+            <w:r>
+              <w:rPr>
+                <w:sz w:val="19"/>
+              </w:rPr>
+              <w:t>Project name</w:t>
+            </w:r>
+          </w:p>
+        </w:tc>
+        <w:tc>
+          <w:tcPr>
+            <w:tcW w:type="dxa" w:w="3120"/>
+            <w:shd w:val="clear" w:color="auto" w:fill="f6f8fa"/>
+          </w:tcPr>
+          <w:p>
+            <w:r>
+              <w:rPr>
+                <w:sz w:val="19"/>
+              </w:rPr>
+              <w:t>(required)</w:t>
+            </w:r>
+          </w:p>
+        </w:tc>
+      </w:tr>
+      <w:tr>
+        <w:tc>
+          <w:tcPr>
+            <w:tcW w:type="dxa" w:w="3120"/>
+            <w:shd w:val="clear" w:color="auto" w:fill="ffffff"/>
+          </w:tcPr>
+          <w:p>
+            <w:r>
+              <w:rPr>
+                <w:sz w:val="19"/>
+              </w:rPr>
+              <w:t>DEVOPS_WIKI</w:t>
+            </w:r>
+          </w:p>
+        </w:tc>
+        <w:tc>
+          <w:tcPr>
+            <w:tcW w:type="dxa" w:w="3120"/>
+            <w:shd w:val="clear" w:color="auto" w:fill="ffffff"/>
+          </w:tcPr>
+          <w:p>
+            <w:r>
+              <w:rPr>
+                <w:sz w:val="19"/>
+              </w:rPr>
+              <w:t>Wiki identifier</w:t>
+            </w:r>
+          </w:p>
+        </w:tc>
+        <w:tc>
+          <w:tcPr>
+            <w:tcW w:type="dxa" w:w="3120"/>
+            <w:shd w:val="clear" w:color="auto" w:fill="ffffff"/>
+          </w:tcPr>
+          <w:p>
+            <w:r>
+              <w:rPr>
+                <w:sz w:val="19"/>
+              </w:rPr>
+              <w:t>{project}.wiki</w:t>
+            </w:r>
+          </w:p>
+        </w:tc>
+      </w:tr>
+      <w:tr>
+        <w:tc>
+          <w:tcPr>
+            <w:tcW w:type="dxa" w:w="3120"/>
+            <w:shd w:val="clear" w:color="auto" w:fill="f6f8fa"/>
+          </w:tcPr>
+          <w:p>
+            <w:r>
+              <w:rPr>
+                <w:sz w:val="19"/>
+              </w:rPr>
+              <w:t>AZURE_STORAGE_CONNECTION_STRING</w:t>
+            </w:r>
+          </w:p>
+        </w:tc>
+        <w:tc>
+          <w:tcPr>
+            <w:tcW w:type="dxa" w:w="3120"/>
+            <w:shd w:val="clear" w:color="auto" w:fill="f6f8fa"/>
+          </w:tcPr>
+          <w:p>
+            <w:r>
+              <w:rPr>
+                <w:sz w:val="19"/>
+              </w:rPr>
+              <w:t>Blob Storage connection string</w:t>
+            </w:r>
+          </w:p>
+        </w:tc>
+        <w:tc>
+          <w:tcPr>
+            <w:tcW w:type="dxa" w:w="3120"/>
+            <w:shd w:val="clear" w:color="auto" w:fill="f6f8fa"/>
+          </w:tcPr>
+          <w:p>
+            <w:r>
+              <w:rPr>
+                <w:sz w:val="19"/>
+              </w:rPr>
+              <w:t>(required)</w:t>
+            </w:r>
+          </w:p>
+        </w:tc>
+      </w:tr>
+      <w:tr>
+        <w:tc>
+          <w:tcPr>
+            <w:tcW w:type="dxa" w:w="3120"/>
+            <w:shd w:val="clear" w:color="auto" w:fill="ffffff"/>
+          </w:tcPr>
+          <w:p>
+            <w:r>
+              <w:rPr>
+                <w:sz w:val="19"/>
+              </w:rPr>
+              <w:t>AZURE_STORAGE_CONTAINER</w:t>
+            </w:r>
+          </w:p>
+        </w:tc>
+        <w:tc>
+          <w:tcPr>
+            <w:tcW w:type="dxa" w:w="3120"/>
+            <w:shd w:val="clear" w:color="auto" w:fill="ffffff"/>
+          </w:tcPr>
+          <w:p>
+            <w:r>
+              <w:rPr>
+                <w:sz w:val="19"/>
+              </w:rPr>
+              <w:t>Blob container name for snapshots</w:t>
+            </w:r>
+          </w:p>
+        </w:tc>
+        <w:tc>
+          <w:tcPr>
+            <w:tcW w:type="dxa" w:w="3120"/>
+            <w:shd w:val="clear" w:color="auto" w:fill="ffffff"/>
+          </w:tcPr>
+          <w:p>
+            <w:r>
+              <w:rPr>
+                <w:sz w:val="19"/>
+              </w:rPr>
+              <w:t>(required)</w:t>
+            </w:r>
+          </w:p>
+        </w:tc>
+      </w:tr>
+      <w:tr>
+        <w:tc>
+          <w:tcPr>
+            <w:tcW w:type="dxa" w:w="3120"/>
+            <w:shd w:val="clear" w:color="auto" w:fill="f6f8fa"/>
+          </w:tcPr>
+          <w:p>
+            <w:r>
+              <w:rPr>
+                <w:sz w:val="19"/>
+              </w:rPr>
+              <w:t>AZURE_OPENAI_ENDPOINT</w:t>
+            </w:r>
+          </w:p>
+        </w:tc>
+        <w:tc>
+          <w:tcPr>
+            <w:tcW w:type="dxa" w:w="3120"/>
+            <w:shd w:val="clear" w:color="auto" w:fill="f6f8fa"/>
+          </w:tcPr>
+          <w:p>
+            <w:r>
+              <w:rPr>
+                <w:sz w:val="19"/>
+              </w:rPr>
+              <w:t>Azure OpenAI resource URL</w:t>
+            </w:r>
+          </w:p>
+        </w:tc>
+        <w:tc>
+          <w:tcPr>
+            <w:tcW w:type="dxa" w:w="3120"/>
+            <w:shd w:val="clear" w:color="auto" w:fill="f6f8fa"/>
+          </w:tcPr>
+          <w:p>
+            <w:r>
+              <w:rPr>
+                <w:sz w:val="19"/>
+              </w:rPr>
+              <w:t>(required)</w:t>
+            </w:r>
+          </w:p>
+        </w:tc>
+      </w:tr>
+      <w:tr>
+        <w:tc>
+          <w:tcPr>
+            <w:tcW w:type="dxa" w:w="3120"/>
+            <w:shd w:val="clear" w:color="auto" w:fill="ffffff"/>
+          </w:tcPr>
+          <w:p>
+            <w:r>
+              <w:rPr>
+                <w:sz w:val="19"/>
+              </w:rPr>
+              <w:t>AZURE_OPENAI_API_KEY</w:t>
+            </w:r>
+          </w:p>
+        </w:tc>
+        <w:tc>
+          <w:tcPr>
+            <w:tcW w:type="dxa" w:w="3120"/>
+            <w:shd w:val="clear" w:color="auto" w:fill="ffffff"/>
+          </w:tcPr>
+          <w:p>
+            <w:r>
+              <w:rPr>
+                <w:sz w:val="19"/>
+              </w:rPr>
+              <w:t>Azure OpenAI API key</w:t>
+            </w:r>
+          </w:p>
+        </w:tc>
+        <w:tc>
+          <w:tcPr>
+            <w:tcW w:type="dxa" w:w="3120"/>
+            <w:shd w:val="clear" w:color="auto" w:fill="ffffff"/>
+          </w:tcPr>
+          <w:p>
+            <w:r>
+              <w:rPr>
+                <w:sz w:val="19"/>
+              </w:rPr>
+              <w:t>(required)</w:t>
+            </w:r>
+          </w:p>
+        </w:tc>
+      </w:tr>
+      <w:tr>
+        <w:tc>
+          <w:tcPr>
+            <w:tcW w:type="dxa" w:w="3120"/>
+            <w:shd w:val="clear" w:color="auto" w:fill="f6f8fa"/>
+          </w:tcPr>
+          <w:p>
+            <w:r>
+              <w:rPr>
+                <w:sz w:val="19"/>
+              </w:rPr>
+              <w:t>AZURE_OPENAI_EMBEDDING_DEPLOYMENT</w:t>
+            </w:r>
+          </w:p>
+        </w:tc>
+        <w:tc>
+          <w:tcPr>
+            <w:tcW w:type="dxa" w:w="3120"/>
+            <w:shd w:val="clear" w:color="auto" w:fill="f6f8fa"/>
+          </w:tcPr>
+          <w:p>
+            <w:r>
+              <w:rPr>
+                <w:sz w:val="19"/>
+              </w:rPr>
+              <w:t>Embedding model deployment name</w:t>
+            </w:r>
+          </w:p>
+        </w:tc>
+        <w:tc>
+          <w:tcPr>
+            <w:tcW w:type="dxa" w:w="3120"/>
+            <w:shd w:val="clear" w:color="auto" w:fill="f6f8fa"/>
+          </w:tcPr>
+          <w:p>
+            <w:r>
+              <w:rPr>
+                <w:sz w:val="19"/>
+              </w:rPr>
+              <w:t>text-embedding-3-large</w:t>
+            </w:r>
+          </w:p>
+        </w:tc>
+      </w:tr>
+      <w:tr>
+        <w:tc>
+          <w:tcPr>
+            <w:tcW w:type="dxa" w:w="3120"/>
+            <w:shd w:val="clear" w:color="auto" w:fill="ffffff"/>
+          </w:tcPr>
+          <w:p>
+            <w:r>
+              <w:rPr>
+                <w:sz w:val="19"/>
+              </w:rPr>
+              <w:t>AZURE_OPENAI_API_VERSION</w:t>
+            </w:r>
+          </w:p>
+        </w:tc>
+        <w:tc>
+          <w:tcPr>
+            <w:tcW w:type="dxa" w:w="3120"/>
+            <w:shd w:val="clear" w:color="auto" w:fill="ffffff"/>
+          </w:tcPr>
+          <w:p>
+            <w:r>
+              <w:rPr>
+                <w:sz w:val="19"/>
+              </w:rPr>
+              <w:t>API version</w:t>
+            </w:r>
+          </w:p>
+        </w:tc>
+        <w:tc>
+          <w:tcPr>
+            <w:tcW w:type="dxa" w:w="3120"/>
+            <w:shd w:val="clear" w:color="auto" w:fill="ffffff"/>
+          </w:tcPr>
+          <w:p>
+            <w:r>
+              <w:rPr>
+                <w:sz w:val="19"/>
+              </w:rPr>
+              <w:t>2024-02-01</w:t>
+            </w:r>
+          </w:p>
+        </w:tc>
+      </w:tr>
+      <w:tr>
+        <w:tc>
+          <w:tcPr>
+            <w:tcW w:type="dxa" w:w="3120"/>
+            <w:shd w:val="clear" w:color="auto" w:fill="f6f8fa"/>
+          </w:tcPr>
+          <w:p>
+            <w:r>
+              <w:rPr>
+                <w:sz w:val="19"/>
+              </w:rPr>
+              <w:t>AZURE_OPENAI_CHAT_DEPLOYMENT</w:t>
+            </w:r>
+          </w:p>
+        </w:tc>
+        <w:tc>
+          <w:tcPr>
+            <w:tcW w:type="dxa" w:w="3120"/>
+            <w:shd w:val="clear" w:color="auto" w:fill="f6f8fa"/>
+          </w:tcPr>
+          <w:p>
+            <w:r>
+              <w:rPr>
+                <w:sz w:val="19"/>
+              </w:rPr>
+              <w:t>Chat model deployment name</w:t>
+            </w:r>
+          </w:p>
+        </w:tc>
+        <w:tc>
+          <w:tcPr>
+            <w:tcW w:type="dxa" w:w="3120"/>
+            <w:shd w:val="clear" w:color="auto" w:fill="f6f8fa"/>
+          </w:tcPr>
+          <w:p>
+            <w:r>
+              <w:rPr>
+                <w:sz w:val="19"/>
+              </w:rPr>
+              <w:t>gpt-4o</w:t>
+            </w:r>
+          </w:p>
+        </w:tc>
+      </w:tr>
+      <w:tr>
+        <w:tc>
+          <w:tcPr>
+            <w:tcW w:type="dxa" w:w="3120"/>
+            <w:shd w:val="clear" w:color="auto" w:fill="ffffff"/>
+          </w:tcPr>
+          <w:p>
+            <w:r>
+              <w:rPr>
+                <w:sz w:val="19"/>
+              </w:rPr>
+              <w:t>AZURE_SEARCH_ENDPOINT</w:t>
+            </w:r>
+          </w:p>
+        </w:tc>
+        <w:tc>
+          <w:tcPr>
+            <w:tcW w:type="dxa" w:w="3120"/>
+            <w:shd w:val="clear" w:color="auto" w:fill="ffffff"/>
+          </w:tcPr>
+          <w:p>
+            <w:r>
+              <w:rPr>
+                <w:sz w:val="19"/>
+              </w:rPr>
+              <w:t>Azure AI Search endpoint URL</w:t>
+            </w:r>
+          </w:p>
+        </w:tc>
+        <w:tc>
+          <w:tcPr>
+            <w:tcW w:type="dxa" w:w="3120"/>
+            <w:shd w:val="clear" w:color="auto" w:fill="ffffff"/>
+          </w:tcPr>
+          <w:p>
+            <w:r>
+              <w:rPr>
+                <w:sz w:val="19"/>
+              </w:rPr>
+              <w:t>(required)</w:t>
+            </w:r>
+          </w:p>
+        </w:tc>
+      </w:tr>
+      <w:tr>
+        <w:tc>
+          <w:tcPr>
+            <w:tcW w:type="dxa" w:w="3120"/>
+            <w:shd w:val="clear" w:color="auto" w:fill="f6f8fa"/>
+          </w:tcPr>
+          <w:p>
+            <w:r>
+              <w:rPr>
+                <w:sz w:val="19"/>
+              </w:rPr>
+              <w:t>AZURE_SEARCH_API_KEY</w:t>
+            </w:r>
+          </w:p>
+        </w:tc>
+        <w:tc>
+          <w:tcPr>
+            <w:tcW w:type="dxa" w:w="3120"/>
+            <w:shd w:val="clear" w:color="auto" w:fill="f6f8fa"/>
+          </w:tcPr>
+          <w:p>
+            <w:r>
+              <w:rPr>
+                <w:sz w:val="19"/>
+              </w:rPr>
+              <w:t>Azure AI Search API key</w:t>
+            </w:r>
+          </w:p>
+        </w:tc>
+        <w:tc>
+          <w:tcPr>
+            <w:tcW w:type="dxa" w:w="3120"/>
+            <w:shd w:val="clear" w:color="auto" w:fill="f6f8fa"/>
+          </w:tcPr>
+          <w:p>
+            <w:r>
+              <w:rPr>
+                <w:sz w:val="19"/>
+              </w:rPr>
+              <w:t>(required)</w:t>
+            </w:r>
+          </w:p>
+        </w:tc>
+      </w:tr>
+      <w:tr>
+        <w:tc>
+          <w:tcPr>
+            <w:tcW w:type="dxa" w:w="3120"/>
+            <w:shd w:val="clear" w:color="auto" w:fill="ffffff"/>
+          </w:tcPr>
+          <w:p>
+            <w:r>
+              <w:rPr>
+                <w:sz w:val="19"/>
+              </w:rPr>
+              <w:t>AZURE_SEARCH_INDEX_NAME</w:t>
+            </w:r>
+          </w:p>
+        </w:tc>
+        <w:tc>
+          <w:tcPr>
+            <w:tcW w:type="dxa" w:w="3120"/>
+            <w:shd w:val="clear" w:color="auto" w:fill="ffffff"/>
+          </w:tcPr>
+          <w:p>
+            <w:r>
+              <w:rPr>
+                <w:sz w:val="19"/>
+              </w:rPr>
+              <w:t>Search index name</w:t>
+            </w:r>
+          </w:p>
+        </w:tc>
+        <w:tc>
+          <w:tcPr>
+            <w:tcW w:type="dxa" w:w="3120"/>
+            <w:shd w:val="clear" w:color="auto" w:fill="ffffff"/>
+          </w:tcPr>
+          <w:p>
+            <w:r>
+              <w:rPr>
+                <w:sz w:val="19"/>
+              </w:rPr>
+              <w:t>wiki-index</w:t>
+            </w:r>
+          </w:p>
+        </w:tc>
+      </w:tr>
+      <w:tr>
+        <w:tc>
+          <w:tcPr>
+            <w:tcW w:type="dxa" w:w="3120"/>
+            <w:shd w:val="clear" w:color="auto" w:fill="f6f8fa"/>
+          </w:tcPr>
+          <w:p>
+            <w:r>
+              <w:rPr>
+                <w:sz w:val="19"/>
+              </w:rPr>
+              <w:t>CRAWL_WIKI</w:t>
+            </w:r>
+          </w:p>
+        </w:tc>
+        <w:tc>
+          <w:tcPr>
+            <w:tcW w:type="dxa" w:w="3120"/>
+            <w:shd w:val="clear" w:color="auto" w:fill="f6f8fa"/>
+          </w:tcPr>
+          <w:p>
+            <w:r>
+              <w:rPr>
+                <w:sz w:val="19"/>
+              </w:rPr>
+              <w:t>Include Wiki pages in ingestion</w:t>
+            </w:r>
+          </w:p>
+        </w:tc>
+        <w:tc>
+          <w:tcPr>
+            <w:tcW w:type="dxa" w:w="3120"/>
+            <w:shd w:val="clear" w:color="auto" w:fill="f6f8fa"/>
+          </w:tcPr>
+          <w:p>
+            <w:r>
+              <w:rPr>
+                <w:sz w:val="19"/>
+              </w:rPr>
+              <w:t>true</w:t>
+            </w:r>
+          </w:p>
+        </w:tc>
+      </w:tr>
+      <w:tr>
+        <w:tc>
+          <w:tcPr>
+            <w:tcW w:type="dxa" w:w="3120"/>
+            <w:shd w:val="clear" w:color="auto" w:fill="ffffff"/>
+          </w:tcPr>
+          <w:p>
+            <w:r>
+              <w:rPr>
+                <w:sz w:val="19"/>
+              </w:rPr>
+              <w:t>CRAWL_CODE</w:t>
+            </w:r>
+          </w:p>
+        </w:tc>
+        <w:tc>
+          <w:tcPr>
+            <w:tcW w:type="dxa" w:w="3120"/>
+            <w:shd w:val="clear" w:color="auto" w:fill="ffffff"/>
+          </w:tcPr>
+          <w:p>
+            <w:r>
+              <w:rPr>
+                <w:sz w:val="19"/>
+              </w:rPr>
+              <w:t>Include source code in ingestion</w:t>
+            </w:r>
+          </w:p>
+        </w:tc>
+        <w:tc>
+          <w:tcPr>
+            <w:tcW w:type="dxa" w:w="3120"/>
+            <w:shd w:val="clear" w:color="auto" w:fill="ffffff"/>
+          </w:tcPr>
+          <w:p>
+            <w:r>
+              <w:rPr>
+                <w:sz w:val="19"/>
+              </w:rPr>
+              <w:t>true</w:t>
+            </w:r>
+          </w:p>
+        </w:tc>
+      </w:tr>
+      <w:tr>
+        <w:tc>
+          <w:tcPr>
+            <w:tcW w:type="dxa" w:w="3120"/>
+            <w:shd w:val="clear" w:color="auto" w:fill="f6f8fa"/>
+          </w:tcPr>
+          <w:p>
+            <w:r>
+              <w:rPr>
+                <w:sz w:val="19"/>
+              </w:rPr>
+              <w:t>CRAWL_TESTS</w:t>
+            </w:r>
+          </w:p>
+        </w:tc>
+        <w:tc>
+          <w:tcPr>
+            <w:tcW w:type="dxa" w:w="3120"/>
+            <w:shd w:val="clear" w:color="auto" w:fill="f6f8fa"/>
+          </w:tcPr>
+          <w:p>
+            <w:r>
+              <w:rPr>
+                <w:sz w:val="19"/>
+              </w:rPr>
+              <w:t>Include test plans in ingestion</w:t>
+            </w:r>
+          </w:p>
+        </w:tc>
+        <w:tc>
+          <w:tcPr>
+            <w:tcW w:type="dxa" w:w="3120"/>
+            <w:shd w:val="clear" w:color="auto" w:fill="f6f8fa"/>
+          </w:tcPr>
+          <w:p>
+            <w:r>
+              <w:rPr>
+                <w:sz w:val="19"/>
+              </w:rPr>
+              <w:t>true</w:t>
+            </w:r>
+          </w:p>
+        </w:tc>
+      </w:tr>
+      <w:tr>
+        <w:tc>
+          <w:tcPr>
+            <w:tcW w:type="dxa" w:w="3120"/>
+            <w:shd w:val="clear" w:color="auto" w:fill="ffffff"/>
+          </w:tcPr>
+          <w:p>
+            <w:r>
+              <w:rPr>
+                <w:sz w:val="19"/>
+              </w:rPr>
+              <w:t>AZURE_SEARCH_SEMANTIC_ENABLED</w:t>
+            </w:r>
+          </w:p>
+        </w:tc>
+        <w:tc>
+          <w:tcPr>
+            <w:tcW w:type="dxa" w:w="3120"/>
+            <w:shd w:val="clear" w:color="auto" w:fill="ffffff"/>
+          </w:tcPr>
+          <w:p>
+            <w:r>
+              <w:rPr>
+                <w:sz w:val="19"/>
+              </w:rPr>
+              <w:t>Enable Semantic Reranker (S1+ tier required)</w:t>
+            </w:r>
+          </w:p>
+        </w:tc>
+        <w:tc>
+          <w:tcPr>
+            <w:tcW w:type="dxa" w:w="3120"/>
+            <w:shd w:val="clear" w:color="auto" w:fill="ffffff"/>
+          </w:tcPr>
+          <w:p>
+            <w:r>
+              <w:rPr>
+                <w:sz w:val="19"/>
+              </w:rPr>
+              <w:t>true</w:t>
+            </w:r>
+          </w:p>
+        </w:tc>
+      </w:tr>
+      <w:tr>
+        <w:tc>
+          <w:tcPr>
+            <w:tcW w:type="dxa" w:w="3120"/>
+            <w:shd w:val="clear" w:color="auto" w:fill="f6f8fa"/>
+          </w:tcPr>
+          <w:p>
+            <w:r>
+              <w:rPr>
+                <w:sz w:val="19"/>
+              </w:rPr>
+              <w:t>BOOST_SOURCE_TYPE</w:t>
+            </w:r>
+          </w:p>
+        </w:tc>
+        <w:tc>
+          <w:tcPr>
+            <w:tcW w:type="dxa" w:w="3120"/>
+            <w:shd w:val="clear" w:color="auto" w:fill="f6f8fa"/>
+          </w:tcPr>
+          <w:p>
+            <w:r>
+              <w:rPr>
+                <w:sz w:val="19"/>
+              </w:rPr>
+              <w:t>Boost source type in search: wiki / code / test / empty</w:t>
+            </w:r>
+          </w:p>
+        </w:tc>
+        <w:tc>
+          <w:tcPr>
+            <w:tcW w:type="dxa" w:w="3120"/>
+            <w:shd w:val="clear" w:color="auto" w:fill="f6f8fa"/>
+          </w:tcPr>
+          <w:p>
+            <w:r>
+              <w:rPr>
+                <w:sz w:val="19"/>
+              </w:rPr>
+              <w:t>(empty)</w:t>
+            </w:r>
+          </w:p>
+        </w:tc>
+      </w:tr>
+    </w:tbl>
+    <w:p/>
+    <w:p>
+      <w:pPr>
+        <w:pStyle w:val="Heading1"/>
+      </w:pPr>
+      <w:r>
+        <w:rPr>
+          <w:color w:val="2F81F7"/>
+        </w:rPr>
+        <w:t>4. Installation</w:t>
+      </w:r>
+    </w:p>
+    <w:tbl>
+      <w:tblPr>
+        <w:tblStyle w:val="TableGrid"/>
+        <w:tblW w:type="auto" w:w="0"/>
+        <w:tblLook w:firstColumn="1" w:firstRow="1" w:lastColumn="0" w:lastRow="0" w:noHBand="0" w:noVBand="1" w:val="04A0"/>
+      </w:tblPr>
+      <w:tblGrid>
+        <w:gridCol w:w="9360"/>
+      </w:tblGrid>
+      <w:tr>
+        <w:tc>
+          <w:tcPr>
+            <w:tcW w:type="dxa" w:w="9360"/>
+            <w:shd w:val="clear" w:color="auto" w:fill="f6f8fa"/>
+          </w:tcPr>
+          <w:p>
+            <w:r>
+              <w:rPr>
+                <w:rFonts w:ascii="Consolas" w:hAnsi="Consolas"/>
+                <w:color w:val="24292F"/>
+                <w:sz w:val="18"/>
+              </w:rPr>
+              <w:t>git clone &lt;repository-url&gt;</w:t>
+              <w:br/>
+              <w:t>cd TigerNuno</w:t>
+              <w:br/>
+              <w:t>pip install -r requirements.txt</w:t>
+              <w:br/>
+              <w:t>cp .env.example .env</w:t>
+              <w:br/>
+              <w:t># Edit .env with your Azure credentials</w:t>
+              <w:br/>
+              <w:t>uvicorn app:app --reload</w:t>
+            </w:r>
+          </w:p>
+        </w:tc>
+      </w:tr>
+    </w:tbl>
+    <w:p/>
+    <w:tbl>
+      <w:tblPr>
+        <w:tblStyle w:val="TableGrid"/>
+        <w:tblW w:type="auto" w:w="0"/>
+        <w:tblLook w:firstColumn="1" w:firstRow="1" w:lastColumn="0" w:lastRow="0" w:noHBand="0" w:noVBand="1" w:val="04A0"/>
+      </w:tblPr>
+      <w:tblGrid>
+        <w:gridCol w:w="9360"/>
+      </w:tblGrid>
+      <w:tr>
+        <w:tc>
+          <w:tcPr>
+            <w:tcW w:type="dxa" w:w="9360"/>
+            <w:shd w:val="clear" w:color="auto" w:fill="67e178"/>
+          </w:tcPr>
+          <w:p>
+            <w:r>
+              <w:rPr>
+                <w:b/>
+                <w:color w:val="3FB950"/>
+              </w:rPr>
+              <w:t xml:space="preserve">Ready:  </w:t>
+            </w:r>
+            <w:r>
+              <w:rPr>
+                <w:color w:val="24292F"/>
+              </w:rPr>
+              <w:t>Open http://localhost:8000 to access TigerChat. The landing page links to all tools and documentation.</w:t>
+            </w:r>
+          </w:p>
+        </w:tc>
+      </w:tr>
+    </w:tbl>
+    <w:p/>
+    <w:p>
+      <w:pPr>
+        <w:pStyle w:val="Heading1"/>
+      </w:pPr>
+      <w:r>
+        <w:rPr>
+          <w:color w:val="2F81F7"/>
+        </w:rPr>
+        <w:t>5. Ingestion Pipeline</w:t>
+      </w:r>
+    </w:p>
+    <w:p>
+      <w:pPr>
+        <w:pStyle w:val="Heading2"/>
+      </w:pPr>
+      <w:r>
+        <w:t>Overview</w:t>
       </w:r>
     </w:p>
     <w:p>
       <w:r>
-        <w:rPr>
-          <w:b w:val="0"/>
-          <w:sz w:val="20"/>
-        </w:rPr>
-        <w:t>Create a file named .env in the project root (same folder as app.py). The .gitignore already excludes .env from source control.</w:t>
+        <w:t>The ingestion pipeline transforms raw Azure DevOps content into searchable vector chunks in five steps. It is controlled from the Ingestion UI at /ingest, which provides per-source toggles and live SSE progress streaming.</w:t>
       </w:r>
     </w:p>
-    <w:p/>
     <w:p>
       <w:pPr>
-        <w:ind w:left="283"/>
+        <w:pStyle w:val="Heading2"/>
       </w:pPr>
       <w:r>
-        <w:rPr>
-          <w:rFonts w:ascii="Consolas" w:hAnsi="Consolas"/>
-          <w:color w:val="F0883E"/>
-          <w:sz w:val="17"/>
-        </w:rPr>
-        <w:t># Azure DevOps</w:t>
-        <w:br/>
-        <w:t>AZURE_DEVOPS_PAT=your-pat-token-here</w:t>
-        <w:br/>
-        <w:t>DEVOPS_ORG=your-org-name</w:t>
-        <w:br/>
-        <w:t>DEVOPS_PROJECT=your-project-name</w:t>
-        <w:br/>
-        <w:t>DEVOPS_WIKI=your-project.wiki</w:t>
-        <w:br/>
-        <w:br/>
-        <w:t># Azure Blob Storage</w:t>
-        <w:br/>
-        <w:t>AZURE_STORAGE_CONNECTION_STRING=DefaultEndpointsProtocol=https;AccountName=...</w:t>
-        <w:br/>
-        <w:t>AZURE_STORAGE_CONTAINER=wiki-data</w:t>
-        <w:br/>
-        <w:br/>
-        <w:t># Azure OpenAI</w:t>
-        <w:br/>
-        <w:t>AZURE_OPENAI_ENDPOINT=https://your-aoai-resource.openai.azure.com/</w:t>
-        <w:br/>
-        <w:t>AZURE_OPENAI_API_KEY=your-key-here</w:t>
-        <w:br/>
-        <w:t>AZURE_OPENAI_EMBEDDING_DEPLOYMENT=text-embedding-3-large</w:t>
-        <w:br/>
-        <w:t>AZURE_OPENAI_CHAT_DEPLOYMENT=gpt-4o</w:t>
-        <w:br/>
-        <w:t>AZURE_OPENAI_API_VERSION=2024-02-01</w:t>
-        <w:br/>
-        <w:br/>
-        <w:t># Azure AI Search</w:t>
-        <w:br/>
-        <w:t>AZURE_SEARCH_ENDPOINT=https://your-search-service.search.windows.net</w:t>
-        <w:br/>
-        <w:t>AZURE_SEARCH_API_KEY=your-search-key-here</w:t>
-        <w:br/>
-        <w:t>AZURE_SEARCH_INDEX_NAME=wiki-index</w:t>
+        <w:t>Step 1 — Crawl</w:t>
       </w:r>
     </w:p>
     <w:p>
       <w:r>
-        <w:br w:type="page"/>
+        <w:t>Each source type is crawled via the Azure DevOps REST API:</w:t>
+      </w:r>
+    </w:p>
+    <w:p>
+      <w:pPr>
+        <w:pStyle w:val="ListBullet"/>
+      </w:pPr>
+      <w:r>
+        <w:t>Wiki: Lists all pages recursively (recursionLevel=full), fetches Markdown, converts to HTML</w:t>
+      </w:r>
+    </w:p>
+    <w:p>
+      <w:pPr>
+        <w:pStyle w:val="ListBullet"/>
+      </w:pPr>
+      <w:r>
+        <w:t>Source Code: Enumerates all Git repos, walks the file tree (scopePath=/, recursionLevel=full, paginated via x-ms-continuationtoken), downloads files up to 100 KB. Extensions: .cs .csproj .sln .config .resx .razor .html .htm .js .ts .json .xml .xslt. Skips disabled repos and repos with no default branch.</w:t>
+      </w:r>
+    </w:p>
+    <w:p>
+      <w:pPr>
+        <w:pStyle w:val="ListBullet"/>
+      </w:pPr>
+      <w:r>
+        <w:t>Test Plans: Lists test plans → suites → work item IDs → fetches full work items. Requires Work Items (Read) PAT scope.</w:t>
+      </w:r>
+    </w:p>
+    <w:p>
+      <w:pPr>
+        <w:pStyle w:val="Heading2"/>
+      </w:pPr>
+      <w:r>
+        <w:t>Step 2 — Chunk</w:t>
+      </w:r>
+    </w:p>
+    <w:p>
+      <w:r>
+        <w:t>Uses LangChain RecursiveCharacterTextSplitter (chunk_size=800, overlap=100). Each chunk stores: id, text, path, url, crawled_at, source_type (wiki/code/test), source_tags (["wiki"]/["code"]/["test"]).</w:t>
+      </w:r>
+    </w:p>
+    <w:p>
+      <w:pPr>
+        <w:pStyle w:val="Heading2"/>
+      </w:pPr>
+      <w:r>
+        <w:t>Step 3 — Embed</w:t>
+      </w:r>
+    </w:p>
+    <w:p>
+      <w:r>
+        <w:t>Azure OpenAI text-embedding-3-large, 3072 dimensions, batched in groups of 16.</w:t>
+      </w:r>
+    </w:p>
+    <w:p>
+      <w:pPr>
+        <w:pStyle w:val="Heading2"/>
+      </w:pPr>
+      <w:r>
+        <w:t>Step 4 — Index (Schema)</w:t>
+      </w:r>
+    </w:p>
+    <w:tbl>
+      <w:tblPr>
+        <w:tblStyle w:val="TableGrid"/>
+        <w:tblW w:type="auto" w:w="0"/>
+        <w:tblLook w:firstColumn="1" w:firstRow="1" w:lastColumn="0" w:lastRow="0" w:noHBand="0" w:noVBand="1" w:val="04A0"/>
+      </w:tblPr>
+      <w:tblGrid>
+        <w:gridCol w:w="3120"/>
+        <w:gridCol w:w="3120"/>
+        <w:gridCol w:w="3120"/>
+      </w:tblGrid>
+      <w:tr>
+        <w:tc>
+          <w:tcPr>
+            <w:tcW w:type="dxa" w:w="3120"/>
+            <w:shd w:val="clear" w:color="auto" w:fill="3fb950"/>
+          </w:tcPr>
+          <w:p>
+            <w:r>
+              <w:rPr>
+                <w:b/>
+                <w:color w:val="FFFFFF"/>
+                <w:sz w:val="20"/>
+              </w:rPr>
+              <w:t>Field</w:t>
+            </w:r>
+          </w:p>
+        </w:tc>
+        <w:tc>
+          <w:tcPr>
+            <w:tcW w:type="dxa" w:w="3120"/>
+            <w:shd w:val="clear" w:color="auto" w:fill="3fb950"/>
+          </w:tcPr>
+          <w:p>
+            <w:r>
+              <w:rPr>
+                <w:b/>
+                <w:color w:val="FFFFFF"/>
+                <w:sz w:val="20"/>
+              </w:rPr>
+              <w:t>Type</w:t>
+            </w:r>
+          </w:p>
+        </w:tc>
+        <w:tc>
+          <w:tcPr>
+            <w:tcW w:type="dxa" w:w="3120"/>
+            <w:shd w:val="clear" w:color="auto" w:fill="3fb950"/>
+          </w:tcPr>
+          <w:p>
+            <w:r>
+              <w:rPr>
+                <w:b/>
+                <w:color w:val="FFFFFF"/>
+                <w:sz w:val="20"/>
+              </w:rPr>
+              <w:t>Purpose</w:t>
+            </w:r>
+          </w:p>
+        </w:tc>
+      </w:tr>
+      <w:tr>
+        <w:tc>
+          <w:tcPr>
+            <w:tcW w:type="dxa" w:w="3120"/>
+            <w:shd w:val="clear" w:color="auto" w:fill="f6f8fa"/>
+          </w:tcPr>
+          <w:p>
+            <w:r>
+              <w:rPr>
+                <w:sz w:val="19"/>
+              </w:rPr>
+              <w:t>id</w:t>
+            </w:r>
+          </w:p>
+        </w:tc>
+        <w:tc>
+          <w:tcPr>
+            <w:tcW w:type="dxa" w:w="3120"/>
+            <w:shd w:val="clear" w:color="auto" w:fill="f6f8fa"/>
+          </w:tcPr>
+          <w:p>
+            <w:r>
+              <w:rPr>
+                <w:sz w:val="19"/>
+              </w:rPr>
+              <w:t>String (key)</w:t>
+            </w:r>
+          </w:p>
+        </w:tc>
+        <w:tc>
+          <w:tcPr>
+            <w:tcW w:type="dxa" w:w="3120"/>
+            <w:shd w:val="clear" w:color="auto" w:fill="f6f8fa"/>
+          </w:tcPr>
+          <w:p>
+            <w:r>
+              <w:rPr>
+                <w:sz w:val="19"/>
+              </w:rPr>
+              <w:t>Unique chunk identifier</w:t>
+            </w:r>
+          </w:p>
+        </w:tc>
+      </w:tr>
+      <w:tr>
+        <w:tc>
+          <w:tcPr>
+            <w:tcW w:type="dxa" w:w="3120"/>
+            <w:shd w:val="clear" w:color="auto" w:fill="ffffff"/>
+          </w:tcPr>
+          <w:p>
+            <w:r>
+              <w:rPr>
+                <w:sz w:val="19"/>
+              </w:rPr>
+              <w:t>text</w:t>
+            </w:r>
+          </w:p>
+        </w:tc>
+        <w:tc>
+          <w:tcPr>
+            <w:tcW w:type="dxa" w:w="3120"/>
+            <w:shd w:val="clear" w:color="auto" w:fill="ffffff"/>
+          </w:tcPr>
+          <w:p>
+            <w:r>
+              <w:rPr>
+                <w:sz w:val="19"/>
+              </w:rPr>
+              <w:t>SearchableString</w:t>
+            </w:r>
+          </w:p>
+        </w:tc>
+        <w:tc>
+          <w:tcPr>
+            <w:tcW w:type="dxa" w:w="3120"/>
+            <w:shd w:val="clear" w:color="auto" w:fill="ffffff"/>
+          </w:tcPr>
+          <w:p>
+            <w:r>
+              <w:rPr>
+                <w:sz w:val="19"/>
+              </w:rPr>
+              <w:t>Chunk content — used for BM25 and Semantic Reranker</w:t>
+            </w:r>
+          </w:p>
+        </w:tc>
+      </w:tr>
+      <w:tr>
+        <w:tc>
+          <w:tcPr>
+            <w:tcW w:type="dxa" w:w="3120"/>
+            <w:shd w:val="clear" w:color="auto" w:fill="f6f8fa"/>
+          </w:tcPr>
+          <w:p>
+            <w:r>
+              <w:rPr>
+                <w:sz w:val="19"/>
+              </w:rPr>
+              <w:t>path</w:t>
+            </w:r>
+          </w:p>
+        </w:tc>
+        <w:tc>
+          <w:tcPr>
+            <w:tcW w:type="dxa" w:w="3120"/>
+            <w:shd w:val="clear" w:color="auto" w:fill="f6f8fa"/>
+          </w:tcPr>
+          <w:p>
+            <w:r>
+              <w:rPr>
+                <w:sz w:val="19"/>
+              </w:rPr>
+              <w:t>String (filterable)</w:t>
+            </w:r>
+          </w:p>
+        </w:tc>
+        <w:tc>
+          <w:tcPr>
+            <w:tcW w:type="dxa" w:w="3120"/>
+            <w:shd w:val="clear" w:color="auto" w:fill="f6f8fa"/>
+          </w:tcPr>
+          <w:p>
+            <w:r>
+              <w:rPr>
+                <w:sz w:val="19"/>
+              </w:rPr>
+              <w:t>Source path: /Documentation/... or /repos/... or /test-cases/...</w:t>
+            </w:r>
+          </w:p>
+        </w:tc>
+      </w:tr>
+      <w:tr>
+        <w:tc>
+          <w:tcPr>
+            <w:tcW w:type="dxa" w:w="3120"/>
+            <w:shd w:val="clear" w:color="auto" w:fill="ffffff"/>
+          </w:tcPr>
+          <w:p>
+            <w:r>
+              <w:rPr>
+                <w:sz w:val="19"/>
+              </w:rPr>
+              <w:t>url</w:t>
+            </w:r>
+          </w:p>
+        </w:tc>
+        <w:tc>
+          <w:tcPr>
+            <w:tcW w:type="dxa" w:w="3120"/>
+            <w:shd w:val="clear" w:color="auto" w:fill="ffffff"/>
+          </w:tcPr>
+          <w:p>
+            <w:r>
+              <w:rPr>
+                <w:sz w:val="19"/>
+              </w:rPr>
+              <w:t>String</w:t>
+            </w:r>
+          </w:p>
+        </w:tc>
+        <w:tc>
+          <w:tcPr>
+            <w:tcW w:type="dxa" w:w="3120"/>
+            <w:shd w:val="clear" w:color="auto" w:fill="ffffff"/>
+          </w:tcPr>
+          <w:p>
+            <w:r>
+              <w:rPr>
+                <w:sz w:val="19"/>
+              </w:rPr>
+              <w:t>Full Azure DevOps URL for source citation links</w:t>
+            </w:r>
+          </w:p>
+        </w:tc>
+      </w:tr>
+      <w:tr>
+        <w:tc>
+          <w:tcPr>
+            <w:tcW w:type="dxa" w:w="3120"/>
+            <w:shd w:val="clear" w:color="auto" w:fill="f6f8fa"/>
+          </w:tcPr>
+          <w:p>
+            <w:r>
+              <w:rPr>
+                <w:sz w:val="19"/>
+              </w:rPr>
+              <w:t>crawled_at</w:t>
+            </w:r>
+          </w:p>
+        </w:tc>
+        <w:tc>
+          <w:tcPr>
+            <w:tcW w:type="dxa" w:w="3120"/>
+            <w:shd w:val="clear" w:color="auto" w:fill="f6f8fa"/>
+          </w:tcPr>
+          <w:p>
+            <w:r>
+              <w:rPr>
+                <w:sz w:val="19"/>
+              </w:rPr>
+              <w:t>String (filterable)</w:t>
+            </w:r>
+          </w:p>
+        </w:tc>
+        <w:tc>
+          <w:tcPr>
+            <w:tcW w:type="dxa" w:w="3120"/>
+            <w:shd w:val="clear" w:color="auto" w:fill="f6f8fa"/>
+          </w:tcPr>
+          <w:p>
+            <w:r>
+              <w:rPr>
+                <w:sz w:val="19"/>
+              </w:rPr>
+              <w:t>Crawl timestamp for change detection</w:t>
+            </w:r>
+          </w:p>
+        </w:tc>
+      </w:tr>
+      <w:tr>
+        <w:tc>
+          <w:tcPr>
+            <w:tcW w:type="dxa" w:w="3120"/>
+            <w:shd w:val="clear" w:color="auto" w:fill="ffffff"/>
+          </w:tcPr>
+          <w:p>
+            <w:r>
+              <w:rPr>
+                <w:sz w:val="19"/>
+              </w:rPr>
+              <w:t>source_type</w:t>
+            </w:r>
+          </w:p>
+        </w:tc>
+        <w:tc>
+          <w:tcPr>
+            <w:tcW w:type="dxa" w:w="3120"/>
+            <w:shd w:val="clear" w:color="auto" w:fill="ffffff"/>
+          </w:tcPr>
+          <w:p>
+            <w:r>
+              <w:rPr>
+                <w:sz w:val="19"/>
+              </w:rPr>
+              <w:t>String (filterable, facetable)</w:t>
+            </w:r>
+          </w:p>
+        </w:tc>
+        <w:tc>
+          <w:tcPr>
+            <w:tcW w:type="dxa" w:w="3120"/>
+            <w:shd w:val="clear" w:color="auto" w:fill="ffffff"/>
+          </w:tcPr>
+          <w:p>
+            <w:r>
+              <w:rPr>
+                <w:sz w:val="19"/>
+              </w:rPr>
+              <w:t>wiki / code / test</w:t>
+            </w:r>
+          </w:p>
+        </w:tc>
+      </w:tr>
+      <w:tr>
+        <w:tc>
+          <w:tcPr>
+            <w:tcW w:type="dxa" w:w="3120"/>
+            <w:shd w:val="clear" w:color="auto" w:fill="f6f8fa"/>
+          </w:tcPr>
+          <w:p>
+            <w:r>
+              <w:rPr>
+                <w:sz w:val="19"/>
+              </w:rPr>
+              <w:t>source_tags</w:t>
+            </w:r>
+          </w:p>
+        </w:tc>
+        <w:tc>
+          <w:tcPr>
+            <w:tcW w:type="dxa" w:w="3120"/>
+            <w:shd w:val="clear" w:color="auto" w:fill="f6f8fa"/>
+          </w:tcPr>
+          <w:p>
+            <w:r>
+              <w:rPr>
+                <w:sz w:val="19"/>
+              </w:rPr>
+              <w:t>Collection(String) (filterable)</w:t>
+            </w:r>
+          </w:p>
+        </w:tc>
+        <w:tc>
+          <w:tcPr>
+            <w:tcW w:type="dxa" w:w="3120"/>
+            <w:shd w:val="clear" w:color="auto" w:fill="f6f8fa"/>
+          </w:tcPr>
+          <w:p>
+            <w:r>
+              <w:rPr>
+                <w:sz w:val="19"/>
+              </w:rPr>
+              <w:t>["wiki"] / ["code"] / ["test"] — used by scoring profile</w:t>
+            </w:r>
+          </w:p>
+        </w:tc>
+      </w:tr>
+      <w:tr>
+        <w:tc>
+          <w:tcPr>
+            <w:tcW w:type="dxa" w:w="3120"/>
+            <w:shd w:val="clear" w:color="auto" w:fill="ffffff"/>
+          </w:tcPr>
+          <w:p>
+            <w:r>
+              <w:rPr>
+                <w:sz w:val="19"/>
+              </w:rPr>
+              <w:t>embedding</w:t>
+            </w:r>
+          </w:p>
+        </w:tc>
+        <w:tc>
+          <w:tcPr>
+            <w:tcW w:type="dxa" w:w="3120"/>
+            <w:shd w:val="clear" w:color="auto" w:fill="ffffff"/>
+          </w:tcPr>
+          <w:p>
+            <w:r>
+              <w:rPr>
+                <w:sz w:val="19"/>
+              </w:rPr>
+              <w:t>Collection(Single) — HNSW</w:t>
+            </w:r>
+          </w:p>
+        </w:tc>
+        <w:tc>
+          <w:tcPr>
+            <w:tcW w:type="dxa" w:w="3120"/>
+            <w:shd w:val="clear" w:color="auto" w:fill="ffffff"/>
+          </w:tcPr>
+          <w:p>
+            <w:r>
+              <w:rPr>
+                <w:sz w:val="19"/>
+              </w:rPr>
+              <w:t>3072-dim vector, cosine similarity</w:t>
+            </w:r>
+          </w:p>
+        </w:tc>
+      </w:tr>
+    </w:tbl>
+    <w:p/>
+    <w:p>
+      <w:r>
+        <w:t>The index also defines a SemanticConfiguration ("tigerchat-semantic") pointing to the text field, and a ScoringProfile ("source-boost") with a TagScoringFunction that applies a 3x boost to matching source_tags values.</w:t>
+      </w:r>
+    </w:p>
+    <w:p>
+      <w:pPr>
+        <w:pStyle w:val="Heading2"/>
+      </w:pPr>
+      <w:r>
+        <w:t>Step 5 — Upload</w:t>
+      </w:r>
+    </w:p>
+    <w:p>
+      <w:r>
+        <w:t>Chunks are merged/upserted into Azure AI Search in batches. Change detection uses an MD5 hash manifest stored in Blob Storage — only content whose hash changed since the last run is re-processed.</w:t>
       </w:r>
     </w:p>
     <w:p>
@@ -1990,170 +1802,23 @@
         <w:rPr>
           <w:color w:val="2F81F7"/>
         </w:rPr>
-        <w:t>5. Running Locally</w:t>
-      </w:r>
-    </w:p>
-    <w:p>
-      <w:pPr>
-        <w:pStyle w:val="Heading2"/>
-      </w:pPr>
-      <w:r>
-        <w:rPr>
-          <w:color w:val="3FB950"/>
-        </w:rPr>
-        <w:t>5.1  Install Dependencies</w:t>
-      </w:r>
-    </w:p>
-    <w:p>
-      <w:pPr>
-        <w:ind w:left="567"/>
-      </w:pPr>
-      <w:r>
-        <w:rPr>
-          <w:rFonts w:ascii="Consolas" w:hAnsi="Consolas"/>
-          <w:color w:val="F0883E"/>
-          <w:sz w:val="18"/>
-        </w:rPr>
-        <w:t>pip install -r requirements.txt</w:t>
-      </w:r>
-    </w:p>
-    <w:p/>
-    <w:p>
-      <w:pPr>
-        <w:pStyle w:val="Heading2"/>
-      </w:pPr>
-      <w:r>
-        <w:rPr>
-          <w:color w:val="3FB950"/>
-        </w:rPr>
-        <w:t>5.2  Run the Ingestion Pipeline</w:t>
-      </w:r>
-    </w:p>
-    <w:p>
-      <w:r>
-        <w:rPr>
-          <w:b w:val="0"/>
-          <w:sz w:val="20"/>
-        </w:rPr>
-        <w:t>Crawling is now Step 1 of the ingestion pipeline — there is no separate crawl step. Starting ingestion will automatically connect to Azure DevOps, crawl all wiki pages, and proceed through chunk, embed, index, and upload.</w:t>
-      </w:r>
-    </w:p>
-    <w:p/>
-    <w:p>
-      <w:r>
-        <w:rPr>
-          <w:b/>
-          <w:sz w:val="20"/>
-        </w:rPr>
-        <w:t>Option A — via the web UI (recommended):</w:t>
+        <w:t>6. Ingestion UI Settings</w:t>
       </w:r>
     </w:p>
     <w:p>
       <w:pPr>
         <w:pStyle w:val="ListBullet"/>
-        <w:ind w:left="283"/>
       </w:pPr>
       <w:r>
-        <w:rPr>
-          <w:sz w:val="20"/>
-        </w:rPr>
-        <w:t>Start the server (step 5.3), then open http://localhost:8000/ingest.</w:t>
+        <w:t>Enable Crawl toggle: when off, the pipeline skips crawling and re-processes the last snapshot (useful for re-embedding without a fresh crawl)</w:t>
       </w:r>
     </w:p>
     <w:p>
       <w:pPr>
         <w:pStyle w:val="ListBullet"/>
-        <w:ind w:left="283"/>
       </w:pPr>
       <w:r>
-        <w:rPr>
-          <w:sz w:val="20"/>
-        </w:rPr>
-        <w:t>Click Start Ingestion — progress streams in real time for all 5 steps.</w:t>
-      </w:r>
-    </w:p>
-    <w:p/>
-    <w:p>
-      <w:r>
-        <w:rPr>
-          <w:b/>
-          <w:sz w:val="20"/>
-        </w:rPr>
-        <w:t>Option B — directly from the terminal:</w:t>
-      </w:r>
-    </w:p>
-    <w:p>
-      <w:pPr>
-        <w:ind w:left="567"/>
-      </w:pPr>
-      <w:r>
-        <w:rPr>
-          <w:rFonts w:ascii="Consolas" w:hAnsi="Consolas"/>
-          <w:color w:val="F0883E"/>
-          <w:sz w:val="18"/>
-        </w:rPr>
-        <w:t>python -c "from ingest import run_pipeline; list(run_pipeline())"</w:t>
-      </w:r>
-    </w:p>
-    <w:p/>
-    <w:p>
-      <w:r>
-        <w:rPr>
-          <w:i/>
-          <w:color w:val="8B949E"/>
-          <w:sz w:val="18"/>
-        </w:rPr>
-        <w:t>Note: The JSONL snapshot is always saved to wiki_ORG_PROJECT.jsonl, overwriting the previous one. On subsequent runs only changed pages are re-embedded (change detection via MD5 hashes).</w:t>
-      </w:r>
-    </w:p>
-    <w:p/>
-    <w:p>
-      <w:pPr>
-        <w:pStyle w:val="Heading2"/>
-      </w:pPr>
-      <w:r>
-        <w:rPr>
-          <w:color w:val="3FB950"/>
-        </w:rPr>
-        <w:t>5.3  Start the Web Server</w:t>
-      </w:r>
-    </w:p>
-    <w:p>
-      <w:pPr>
-        <w:ind w:left="567"/>
-      </w:pPr>
-      <w:r>
-        <w:rPr>
-          <w:rFonts w:ascii="Consolas" w:hAnsi="Consolas"/>
-          <w:color w:val="F0883E"/>
-          <w:sz w:val="18"/>
-        </w:rPr>
-        <w:t>uvicorn app:app --reload</w:t>
-      </w:r>
-    </w:p>
-    <w:p>
-      <w:r>
-        <w:rPr>
-          <w:b w:val="0"/>
-          <w:sz w:val="20"/>
-        </w:rPr>
-        <w:t>Then open http://localhost:8000 — the landing page shows links to all sections of the app.</w:t>
-      </w:r>
-    </w:p>
-    <w:p/>
-    <w:p>
-      <w:r>
-        <w:rPr>
-          <w:i/>
-          <w:color w:val="8B949E"/>
-          <w:sz w:val="18"/>
-        </w:rPr>
-        <w:t>Note: --reload watches for file changes and restarts automatically — useful during development.</w:t>
-      </w:r>
-    </w:p>
-    <w:p>
-      <w:r>
-        <w:br w:type="page"/>
+        <w:t>Source checkboxes (visible when crawl is enabled): Wiki / Source Code / Test Plans — unchecked by default</w:t>
       </w:r>
     </w:p>
     <w:p>
@@ -2164,7 +1829,7 @@
         <w:rPr>
           <w:color w:val="2F81F7"/>
         </w:rPr>
-        <w:t>6. Scoring &amp; Confidence Explained</w:t>
+        <w:t>7. Chat RAG Pipeline</w:t>
       </w:r>
     </w:p>
     <w:p>
@@ -2172,79 +1837,90 @@
         <w:pStyle w:val="Heading2"/>
       </w:pPr>
       <w:r>
-        <w:rPr>
-          <w:color w:val="3FB950"/>
-        </w:rPr>
-        <w:t>6.1  How Search Results Are Scored</w:t>
+        <w:t>Overview</w:t>
       </w:r>
     </w:p>
     <w:p>
       <w:r>
-        <w:rPr>
-          <w:b w:val="0"/>
-          <w:sz w:val="20"/>
-        </w:rPr>
-        <w:t>Each search result carries a @search.score — a small float (typically 0.01–0.06) produced by Azure AI Search's Reciprocal Rank Fusion (RRF) algorithm, which merges two ranked lists:</w:t>
+        <w:t>The query pipeline answers a user question in five steps. Each step is visible in the How Chat Works documentation page at /chat/about.</w:t>
       </w:r>
     </w:p>
     <w:p>
       <w:pPr>
-        <w:pStyle w:val="ListBullet"/>
-        <w:ind w:left="283"/>
+        <w:pStyle w:val="Heading2"/>
       </w:pPr>
       <w:r>
-        <w:rPr>
-          <w:sz w:val="20"/>
-        </w:rPr>
-        <w:t>Vector similarity — cosine distance in 3072-dim embedding space (semantic meaning).</w:t>
+        <w:t>Step 1 — Embed Query</w:t>
+      </w:r>
+    </w:p>
+    <w:p>
+      <w:r>
+        <w:t>The question is embedded using the same text-embedding-3-large model used during ingestion, producing a 3072-dimensional vector.</w:t>
       </w:r>
     </w:p>
     <w:p>
       <w:pPr>
-        <w:pStyle w:val="ListBullet"/>
-        <w:ind w:left="283"/>
+        <w:pStyle w:val="Heading2"/>
       </w:pPr>
       <w:r>
-        <w:rPr>
-          <w:sz w:val="20"/>
-        </w:rPr>
-        <w:t>BM25 full-text — keyword frequency/IDF scoring (exact term matching).</w:t>
+        <w:t>Step 2 — Hybrid Search + Semantic Reranker</w:t>
       </w:r>
     </w:p>
-    <w:p/>
     <w:p>
       <w:r>
-        <w:rPr>
-          <w:b/>
-          <w:sz w:val="20"/>
-        </w:rPr>
-        <w:t>The formula:</w:t>
+        <w:t>Two searches run in parallel: vector similarity (cosine, HNSW) and full-text BM25. Results are merged via Reciprocal Rank Fusion (RRF): score = 1/(rank_vector+60) + 1/(rank_bm25+60). The top 15 results are re-scored by the Semantic Reranker — a neural cross-encoder that assigns a 0–4 relevance score (@search.reranker_score). Chunks below 1.0 are filtered out. An optional scoring profile (BOOST_SOURCE_TYPE env var) can apply a 3x boost to a specific source type during the RRF phase.</w:t>
       </w:r>
     </w:p>
     <w:p>
       <w:pPr>
-        <w:ind w:left="567"/>
+        <w:pStyle w:val="Heading2"/>
+      </w:pPr>
+      <w:r>
+        <w:t>Step 3 — Context Builder</w:t>
+      </w:r>
+    </w:p>
+    <w:p>
+      <w:r>
+        <w:t>Surviving chunks are ranked by reranker_score, deduplicated by ID, and soft-capped per source path (max 4 000 chars per path). Each chunk is prefixed with its source type label ([Wiki: /path], [Source Code: /path], [Test Case: /path]) so GPT-4o understands the content type. Chunks are concatenated until the 16 000-character budget is reached.</w:t>
+      </w:r>
+    </w:p>
+    <w:p>
+      <w:pPr>
+        <w:pStyle w:val="Heading2"/>
+      </w:pPr>
+      <w:r>
+        <w:t>Step 4 — LLM Generation</w:t>
+      </w:r>
+    </w:p>
+    <w:p>
+      <w:r>
+        <w:t>The context and question are sent to GPT-4o (temperature 0.2, max 1 024 tokens) with a system prompt that instructs the model: answer using only the provided context; list test cases with ID and steps; reference file paths for code; reference wiki pages for documentation; do not append a Sources list.</w:t>
+      </w:r>
+    </w:p>
+    <w:p>
+      <w:pPr>
+        <w:pStyle w:val="Heading2"/>
+      </w:pPr>
+      <w:r>
+        <w:t>Step 5 — Format Response</w:t>
+      </w:r>
+    </w:p>
+    <w:p>
+      <w:r>
+        <w:t>The answer is returned with: clickable source citations (test cases, code files, wiki pages), each linking to the Azure DevOps URL; and a confidence signal (High / Medium / Low).</w:t>
+      </w:r>
+    </w:p>
+    <w:p>
+      <w:pPr>
+        <w:pStyle w:val="Heading1"/>
       </w:pPr>
       <w:r>
         <w:rPr>
-          <w:rFonts w:ascii="Consolas" w:hAnsi="Consolas"/>
-          <w:color w:val="F0883E"/>
-          <w:sz w:val="18"/>
+          <w:color w:val="2F81F7"/>
         </w:rPr>
-        <w:t>score(doc) = 1 / (rank_vector + 60)  +  1 / (rank_bm25 + 60)</w:t>
+        <w:t>8. Scoring &amp; Confidence</w:t>
       </w:r>
     </w:p>
-    <w:p/>
-    <w:p>
-      <w:r>
-        <w:rPr>
-          <w:b w:val="0"/>
-          <w:sz w:val="20"/>
-        </w:rPr>
-        <w:t>A document ranking #1 in both lists scores ~0.032. A document appearing in only one list scores roughly half. The constant 60 softens rank differences.</w:t>
-      </w:r>
-    </w:p>
-    <w:p/>
     <w:p>
       <w:pPr>
         <w:jc w:val="center"/>
@@ -2252,7 +1928,7 @@
       <w:r>
         <w:drawing>
           <wp:inline xmlns:a="http://schemas.openxmlformats.org/drawingml/2006/main" xmlns:pic="http://schemas.openxmlformats.org/drawingml/2006/picture">
-            <wp:extent cx="5669280" cy="2564236"/>
+            <wp:extent cx="4572000" cy="3648364"/>
             <wp:docPr id="3" name="Picture 3"/>
             <wp:cNvGraphicFramePr>
               <a:graphicFrameLocks noChangeAspect="1"/>
@@ -2273,7 +1949,7 @@
                   <pic:spPr>
                     <a:xfrm>
                       <a:off x="0" y="0"/>
-                      <a:ext cx="5669280" cy="2564236"/>
+                      <a:ext cx="4572000" cy="3648364"/>
                     </a:xfrm>
                     <a:prstGeom prst="rect"/>
                   </pic:spPr>
@@ -2286,39 +1962,12 @@
     </w:p>
     <w:p>
       <w:pPr>
-        <w:jc w:val="center"/>
-      </w:pPr>
-      <w:r>
-        <w:rPr>
-          <w:i/>
-          <w:color w:val="8B949E"/>
-          <w:sz w:val="16"/>
-        </w:rPr>
-        <w:t>Figure 3 — RRF Hybrid Scoring</w:t>
-      </w:r>
-    </w:p>
-    <w:p/>
-    <w:p>
-      <w:pPr>
         <w:pStyle w:val="Heading2"/>
       </w:pPr>
       <w:r>
-        <w:rPr>
-          <w:color w:val="3FB950"/>
-        </w:rPr>
-        <w:t>6.2  Confidence Signal</w:t>
+        <w:t>Score Metrics</w:t>
       </w:r>
     </w:p>
-    <w:p>
-      <w:r>
-        <w:rPr>
-          <w:b w:val="0"/>
-          <w:sz w:val="20"/>
-        </w:rPr>
-        <w:t>Three gates evaluated in order — the first that fires wins:</w:t>
-      </w:r>
-    </w:p>
-    <w:p/>
     <w:tbl>
       <w:tblPr>
         <w:tblStyle w:val="TableGrid"/>
@@ -2326,73 +1975,56 @@
         <w:tblLook w:firstColumn="1" w:firstRow="1" w:lastColumn="0" w:lastRow="0" w:noHBand="0" w:noVBand="1" w:val="04A0"/>
       </w:tblPr>
       <w:tblGrid>
-        <w:gridCol w:w="2436"/>
-        <w:gridCol w:w="2436"/>
-        <w:gridCol w:w="2436"/>
-        <w:gridCol w:w="2436"/>
+        <w:gridCol w:w="3120"/>
+        <w:gridCol w:w="3120"/>
+        <w:gridCol w:w="3120"/>
       </w:tblGrid>
       <w:tr>
         <w:tc>
           <w:tcPr>
-            <w:tcW w:type="dxa" w:w="2436"/>
-            <w:shd w:val="clear" w:color="auto" w:fill="21262D"/>
+            <w:tcW w:type="dxa" w:w="3120"/>
+            <w:shd w:val="clear" w:color="auto" w:fill="a371f7"/>
           </w:tcPr>
           <w:p>
             <w:r>
               <w:rPr>
                 <w:b/>
-                <w:color w:val="E6EDF3"/>
-                <w:sz w:val="18"/>
+                <w:color w:val="FFFFFF"/>
+                <w:sz w:val="20"/>
               </w:rPr>
-              <w:t>Gate</w:t>
+              <w:t>Metric</w:t>
             </w:r>
           </w:p>
         </w:tc>
         <w:tc>
           <w:tcPr>
-            <w:tcW w:type="dxa" w:w="2436"/>
-            <w:shd w:val="clear" w:color="auto" w:fill="21262D"/>
+            <w:tcW w:type="dxa" w:w="3120"/>
+            <w:shd w:val="clear" w:color="auto" w:fill="a371f7"/>
           </w:tcPr>
           <w:p>
             <w:r>
               <w:rPr>
                 <w:b/>
-                <w:color w:val="E6EDF3"/>
-                <w:sz w:val="18"/>
+                <w:color w:val="FFFFFF"/>
+                <w:sz w:val="20"/>
               </w:rPr>
-              <w:t>Condition</w:t>
+              <w:t>Scale</w:t>
             </w:r>
           </w:p>
         </w:tc>
         <w:tc>
           <w:tcPr>
-            <w:tcW w:type="dxa" w:w="2436"/>
-            <w:shd w:val="clear" w:color="auto" w:fill="21262D"/>
+            <w:tcW w:type="dxa" w:w="3120"/>
+            <w:shd w:val="clear" w:color="auto" w:fill="a371f7"/>
           </w:tcPr>
           <w:p>
             <w:r>
               <w:rPr>
                 <w:b/>
-                <w:color w:val="E6EDF3"/>
-                <w:sz w:val="18"/>
+                <w:color w:val="FFFFFF"/>
+                <w:sz w:val="20"/>
               </w:rPr>
-              <w:t>Signal</w:t>
-            </w:r>
-          </w:p>
-        </w:tc>
-        <w:tc>
-          <w:tcPr>
-            <w:tcW w:type="dxa" w:w="2436"/>
-            <w:shd w:val="clear" w:color="auto" w:fill="21262D"/>
-          </w:tcPr>
-          <w:p>
-            <w:r>
-              <w:rPr>
-                <w:b/>
-                <w:color w:val="E6EDF3"/>
-                <w:sz w:val="18"/>
-              </w:rPr>
-              <w:t>Notes</w:t>
+              <w:t>Source</w:t>
             </w:r>
           </w:p>
         </w:tc>
@@ -2400,71 +2032,43 @@
       <w:tr>
         <w:tc>
           <w:tcPr>
-            <w:tcW w:type="dxa" w:w="2436"/>
-            <w:shd w:val="clear" w:color="auto" w:fill="161B22"/>
+            <w:tcW w:type="dxa" w:w="3120"/>
+            <w:shd w:val="clear" w:color="auto" w:fill="f6f8fa"/>
           </w:tcPr>
           <w:p>
-            <w:pPr>
-              <w:spacing w:before="60" w:after="60"/>
-            </w:pPr>
             <w:r>
               <w:rPr>
-                <w:sz w:val="18"/>
+                <w:sz w:val="19"/>
               </w:rPr>
-              <w:t>Gate 1</w:t>
+              <w:t>@search.score</w:t>
             </w:r>
           </w:p>
         </w:tc>
         <w:tc>
           <w:tcPr>
-            <w:tcW w:type="dxa" w:w="2436"/>
-            <w:shd w:val="clear" w:color="auto" w:fill="161B22"/>
+            <w:tcW w:type="dxa" w:w="3120"/>
+            <w:shd w:val="clear" w:color="auto" w:fill="f6f8fa"/>
           </w:tcPr>
           <w:p>
-            <w:pPr>
-              <w:spacing w:before="60" w:after="60"/>
-            </w:pPr>
             <w:r>
               <w:rPr>
-                <w:sz w:val="18"/>
+                <w:sz w:val="19"/>
               </w:rPr>
-              <w:t>No chunks returned</w:t>
+              <w:t>0.01–0.06</w:t>
             </w:r>
           </w:p>
         </w:tc>
         <w:tc>
           <w:tcPr>
-            <w:tcW w:type="dxa" w:w="2436"/>
-            <w:shd w:val="clear" w:color="auto" w:fill="161B22"/>
+            <w:tcW w:type="dxa" w:w="3120"/>
+            <w:shd w:val="clear" w:color="auto" w:fill="f6f8fa"/>
           </w:tcPr>
           <w:p>
-            <w:pPr>
-              <w:spacing w:before="60" w:after="60"/>
-            </w:pPr>
             <w:r>
               <w:rPr>
-                <w:b/>
-                <w:color w:val="F85149"/>
-                <w:sz w:val="18"/>
+                <w:sz w:val="19"/>
               </w:rPr>
-              <w:t>LOW</w:t>
-            </w:r>
-          </w:p>
-        </w:tc>
-        <w:tc>
-          <w:tcPr>
-            <w:tcW w:type="dxa" w:w="2436"/>
-            <w:shd w:val="clear" w:color="auto" w:fill="161B22"/>
-          </w:tcPr>
-          <w:p>
-            <w:pPr>
-              <w:spacing w:before="60" w:after="60"/>
-            </w:pPr>
-            <w:r>
-              <w:rPr>
-                <w:sz w:val="18"/>
-              </w:rPr>
-              <w:t>No content to base an answer on.</w:t>
+              <w:t>RRF fusion score from hybrid search</w:t>
             </w:r>
           </w:p>
         </w:tc>
@@ -2472,279 +2076,43 @@
       <w:tr>
         <w:tc>
           <w:tcPr>
-            <w:tcW w:type="dxa" w:w="2436"/>
+            <w:tcW w:type="dxa" w:w="3120"/>
+            <w:shd w:val="clear" w:color="auto" w:fill="ffffff"/>
           </w:tcPr>
           <w:p>
-            <w:pPr>
-              <w:spacing w:before="60" w:after="60"/>
-            </w:pPr>
             <w:r>
               <w:rPr>
-                <w:sz w:val="18"/>
+                <w:sz w:val="19"/>
               </w:rPr>
-              <w:t>Gate 2</w:t>
+              <w:t>@search.reranker_score</w:t>
             </w:r>
           </w:p>
         </w:tc>
         <w:tc>
           <w:tcPr>
-            <w:tcW w:type="dxa" w:w="2436"/>
+            <w:tcW w:type="dxa" w:w="3120"/>
+            <w:shd w:val="clear" w:color="auto" w:fill="ffffff"/>
           </w:tcPr>
           <w:p>
-            <w:pPr>
-              <w:spacing w:before="60" w:after="60"/>
-            </w:pPr>
             <w:r>
               <w:rPr>
-                <w:sz w:val="18"/>
+                <w:sz w:val="19"/>
               </w:rPr>
-              <w:t>Answer contains uncertainty phrases</w:t>
+              <w:t>0–4</w:t>
             </w:r>
           </w:p>
         </w:tc>
         <w:tc>
           <w:tcPr>
-            <w:tcW w:type="dxa" w:w="2436"/>
+            <w:tcW w:type="dxa" w:w="3120"/>
+            <w:shd w:val="clear" w:color="auto" w:fill="ffffff"/>
           </w:tcPr>
           <w:p>
-            <w:pPr>
-              <w:spacing w:before="60" w:after="60"/>
-            </w:pPr>
             <w:r>
               <w:rPr>
-                <w:b/>
-                <w:color w:val="F85149"/>
-                <w:sz w:val="18"/>
+                <w:sz w:val="19"/>
               </w:rPr>
-              <w:t>LOW</w:t>
-            </w:r>
-          </w:p>
-        </w:tc>
-        <w:tc>
-          <w:tcPr>
-            <w:tcW w:type="dxa" w:w="2436"/>
-          </w:tcPr>
-          <w:p>
-            <w:pPr>
-              <w:spacing w:before="60" w:after="60"/>
-            </w:pPr>
-            <w:r>
-              <w:rPr>
-                <w:sz w:val="18"/>
-              </w:rPr>
-              <w:t>"i don't know", "not enough information", "cannot find", "not mentioned", "unclear"</w:t>
-            </w:r>
-          </w:p>
-        </w:tc>
-      </w:tr>
-      <w:tr>
-        <w:tc>
-          <w:tcPr>
-            <w:tcW w:type="dxa" w:w="2436"/>
-            <w:shd w:val="clear" w:color="auto" w:fill="161B22"/>
-          </w:tcPr>
-          <w:p>
-            <w:pPr>
-              <w:spacing w:before="60" w:after="60"/>
-            </w:pPr>
-            <w:r>
-              <w:rPr>
-                <w:sz w:val="18"/>
-              </w:rPr>
-              <w:t>Gate 3</w:t>
-            </w:r>
-          </w:p>
-        </w:tc>
-        <w:tc>
-          <w:tcPr>
-            <w:tcW w:type="dxa" w:w="2436"/>
-            <w:shd w:val="clear" w:color="auto" w:fill="161B22"/>
-          </w:tcPr>
-          <w:p>
-            <w:pPr>
-              <w:spacing w:before="60" w:after="60"/>
-            </w:pPr>
-            <w:r>
-              <w:rPr>
-                <w:sz w:val="18"/>
-              </w:rPr>
-              <w:t>score &gt; 0.03  AND  chunks &gt;= 4</w:t>
-            </w:r>
-          </w:p>
-        </w:tc>
-        <w:tc>
-          <w:tcPr>
-            <w:tcW w:type="dxa" w:w="2436"/>
-            <w:shd w:val="clear" w:color="auto" w:fill="161B22"/>
-          </w:tcPr>
-          <w:p>
-            <w:pPr>
-              <w:spacing w:before="60" w:after="60"/>
-            </w:pPr>
-            <w:r>
-              <w:rPr>
-                <w:b/>
-                <w:color w:val="3FB950"/>
-                <w:sz w:val="18"/>
-              </w:rPr>
-              <w:t>HIGH</w:t>
-            </w:r>
-          </w:p>
-        </w:tc>
-        <w:tc>
-          <w:tcPr>
-            <w:tcW w:type="dxa" w:w="2436"/>
-            <w:shd w:val="clear" w:color="auto" w:fill="161B22"/>
-          </w:tcPr>
-          <w:p>
-            <w:pPr>
-              <w:spacing w:before="60" w:after="60"/>
-            </w:pPr>
-            <w:r>
-              <w:rPr>
-                <w:sz w:val="18"/>
-              </w:rPr>
-              <w:t>Strong relevance, 4+ corroborating chunks.</w:t>
-            </w:r>
-          </w:p>
-        </w:tc>
-      </w:tr>
-      <w:tr>
-        <w:tc>
-          <w:tcPr>
-            <w:tcW w:type="dxa" w:w="2436"/>
-          </w:tcPr>
-          <w:p>
-            <w:pPr>
-              <w:spacing w:before="60" w:after="60"/>
-            </w:pPr>
-            <w:r>
-              <w:rPr>
-                <w:sz w:val="18"/>
-              </w:rPr>
-              <w:t>Gate 3</w:t>
-            </w:r>
-          </w:p>
-        </w:tc>
-        <w:tc>
-          <w:tcPr>
-            <w:tcW w:type="dxa" w:w="2436"/>
-          </w:tcPr>
-          <w:p>
-            <w:pPr>
-              <w:spacing w:before="60" w:after="60"/>
-            </w:pPr>
-            <w:r>
-              <w:rPr>
-                <w:sz w:val="18"/>
-              </w:rPr>
-              <w:t>score &gt; 0.01  AND  chunks &gt;= 2</w:t>
-            </w:r>
-          </w:p>
-        </w:tc>
-        <w:tc>
-          <w:tcPr>
-            <w:tcW w:type="dxa" w:w="2436"/>
-          </w:tcPr>
-          <w:p>
-            <w:pPr>
-              <w:spacing w:before="60" w:after="60"/>
-            </w:pPr>
-            <w:r>
-              <w:rPr>
-                <w:b/>
-                <w:color w:val="D29922"/>
-                <w:sz w:val="18"/>
-              </w:rPr>
-              <w:t>MEDIUM</w:t>
-            </w:r>
-          </w:p>
-        </w:tc>
-        <w:tc>
-          <w:tcPr>
-            <w:tcW w:type="dxa" w:w="2436"/>
-          </w:tcPr>
-          <w:p>
-            <w:pPr>
-              <w:spacing w:before="60" w:after="60"/>
-            </w:pPr>
-            <w:r>
-              <w:rPr>
-                <w:sz w:val="18"/>
-              </w:rPr>
-              <w:t>Moderate relevance, partial coverage.</w:t>
-            </w:r>
-          </w:p>
-        </w:tc>
-      </w:tr>
-      <w:tr>
-        <w:tc>
-          <w:tcPr>
-            <w:tcW w:type="dxa" w:w="2436"/>
-            <w:shd w:val="clear" w:color="auto" w:fill="161B22"/>
-          </w:tcPr>
-          <w:p>
-            <w:pPr>
-              <w:spacing w:before="60" w:after="60"/>
-            </w:pPr>
-            <w:r>
-              <w:rPr>
-                <w:sz w:val="18"/>
-              </w:rPr>
-              <w:t>Gate 3</w:t>
-            </w:r>
-          </w:p>
-        </w:tc>
-        <w:tc>
-          <w:tcPr>
-            <w:tcW w:type="dxa" w:w="2436"/>
-            <w:shd w:val="clear" w:color="auto" w:fill="161B22"/>
-          </w:tcPr>
-          <w:p>
-            <w:pPr>
-              <w:spacing w:before="60" w:after="60"/>
-            </w:pPr>
-            <w:r>
-              <w:rPr>
-                <w:sz w:val="18"/>
-              </w:rPr>
-              <w:t>Anything else</w:t>
-            </w:r>
-          </w:p>
-        </w:tc>
-        <w:tc>
-          <w:tcPr>
-            <w:tcW w:type="dxa" w:w="2436"/>
-            <w:shd w:val="clear" w:color="auto" w:fill="161B22"/>
-          </w:tcPr>
-          <w:p>
-            <w:pPr>
-              <w:spacing w:before="60" w:after="60"/>
-            </w:pPr>
-            <w:r>
-              <w:rPr>
-                <w:b/>
-                <w:color w:val="F85149"/>
-                <w:sz w:val="18"/>
-              </w:rPr>
-              <w:t>LOW</w:t>
-            </w:r>
-          </w:p>
-        </w:tc>
-        <w:tc>
-          <w:tcPr>
-            <w:tcW w:type="dxa" w:w="2436"/>
-            <w:shd w:val="clear" w:color="auto" w:fill="161B22"/>
-          </w:tcPr>
-          <w:p>
-            <w:pPr>
-              <w:spacing w:before="60" w:after="60"/>
-            </w:pPr>
-            <w:r>
-              <w:rPr>
-                <w:sz w:val="18"/>
-              </w:rPr>
-              <w:t>Weakly matched or single chunk.</w:t>
+              <w:t>Neural semantic reranker (S1+ only)</w:t>
             </w:r>
           </w:p>
         </w:tc>
@@ -2753,152 +2121,634 @@
     <w:p/>
     <w:p>
       <w:pPr>
-        <w:jc w:val="center"/>
+        <w:pStyle w:val="Heading2"/>
       </w:pPr>
       <w:r>
-        <w:drawing>
-          <wp:inline xmlns:a="http://schemas.openxmlformats.org/drawingml/2006/main" xmlns:pic="http://schemas.openxmlformats.org/drawingml/2006/picture">
-            <wp:extent cx="5669280" cy="3204376"/>
-            <wp:docPr id="4" name="Picture 4"/>
-            <wp:cNvGraphicFramePr>
-              <a:graphicFrameLocks noChangeAspect="1"/>
-            </wp:cNvGraphicFramePr>
-            <a:graphic>
-              <a:graphicData uri="http://schemas.openxmlformats.org/drawingml/2006/picture">
-                <pic:pic>
-                  <pic:nvPicPr>
-                    <pic:cNvPr id="0" name="image.png"/>
-                    <pic:cNvPicPr/>
-                  </pic:nvPicPr>
-                  <pic:blipFill>
-                    <a:blip r:embed="rId12"/>
-                    <a:stretch>
-                      <a:fillRect/>
-                    </a:stretch>
-                  </pic:blipFill>
-                  <pic:spPr>
-                    <a:xfrm>
-                      <a:off x="0" y="0"/>
-                      <a:ext cx="5669280" cy="3204376"/>
-                    </a:xfrm>
-                    <a:prstGeom prst="rect"/>
-                  </pic:spPr>
-                </pic:pic>
-              </a:graphicData>
-            </a:graphic>
-          </wp:inline>
-        </w:drawing>
-      </w:r>
-    </w:p>
-    <w:p>
-      <w:pPr>
-        <w:jc w:val="center"/>
-      </w:pPr>
-      <w:r>
-        <w:rPr>
-          <w:i/>
-          <w:color w:val="8B949E"/>
-          <w:sz w:val="16"/>
-        </w:rPr>
-        <w:t>Figure 4 — Confidence Decision Gates</w:t>
-      </w:r>
-    </w:p>
-    <w:p/>
-    <w:p>
-      <w:r>
-        <w:rPr>
-          <w:i/>
-          <w:color w:val="8B949E"/>
-          <w:sz w:val="18"/>
-        </w:rPr>
-        <w:t>Note: Gate 2 always overrides Gate 3 — even with high scores, uncertainty language drops to LOW.</w:t>
+        <w:t>Confidence Gates</w:t>
       </w:r>
     </w:p>
     <w:p>
       <w:r>
-        <w:br w:type="page"/>
+        <w:t>Gates are evaluated in order. The first gate to fire sets the final signal.</w:t>
       </w:r>
     </w:p>
-    <w:p>
-      <w:pPr>
-        <w:pStyle w:val="Heading1"/>
-      </w:pPr>
-      <w:r>
-        <w:rPr>
-          <w:color w:val="2F81F7"/>
-        </w:rPr>
-        <w:t>7. Cost Optimisation — Change Detection</w:t>
-      </w:r>
-    </w:p>
-    <w:p>
-      <w:r>
-        <w:rPr>
-          <w:b w:val="0"/>
-          <w:sz w:val="20"/>
-        </w:rPr>
-        <w:t>Embedding tokens are the main ongoing cost. TigerChat avoids re-embedding unchanged content using a hash manifest stored in blob storage (wiki_hashes.json).</w:t>
-      </w:r>
-    </w:p>
+    <w:tbl>
+      <w:tblPr>
+        <w:tblStyle w:val="TableGrid"/>
+        <w:tblW w:type="auto" w:w="0"/>
+        <w:tblLook w:firstColumn="1" w:firstRow="1" w:lastColumn="0" w:lastRow="0" w:noHBand="0" w:noVBand="1" w:val="04A0"/>
+      </w:tblPr>
+      <w:tblGrid>
+        <w:gridCol w:w="3120"/>
+        <w:gridCol w:w="3120"/>
+        <w:gridCol w:w="3120"/>
+      </w:tblGrid>
+      <w:tr>
+        <w:tc>
+          <w:tcPr>
+            <w:tcW w:type="dxa" w:w="3120"/>
+            <w:shd w:val="clear" w:color="auto" w:fill="f0883e"/>
+          </w:tcPr>
+          <w:p>
+            <w:r>
+              <w:rPr>
+                <w:b/>
+                <w:color w:val="FFFFFF"/>
+                <w:sz w:val="20"/>
+              </w:rPr>
+              <w:t>Gate</w:t>
+            </w:r>
+          </w:p>
+        </w:tc>
+        <w:tc>
+          <w:tcPr>
+            <w:tcW w:type="dxa" w:w="3120"/>
+            <w:shd w:val="clear" w:color="auto" w:fill="f0883e"/>
+          </w:tcPr>
+          <w:p>
+            <w:r>
+              <w:rPr>
+                <w:b/>
+                <w:color w:val="FFFFFF"/>
+                <w:sz w:val="20"/>
+              </w:rPr>
+              <w:t>Condition</w:t>
+            </w:r>
+          </w:p>
+        </w:tc>
+        <w:tc>
+          <w:tcPr>
+            <w:tcW w:type="dxa" w:w="3120"/>
+            <w:shd w:val="clear" w:color="auto" w:fill="f0883e"/>
+          </w:tcPr>
+          <w:p>
+            <w:r>
+              <w:rPr>
+                <w:b/>
+                <w:color w:val="FFFFFF"/>
+                <w:sz w:val="20"/>
+              </w:rPr>
+              <w:t>Signal</w:t>
+            </w:r>
+          </w:p>
+        </w:tc>
+      </w:tr>
+      <w:tr>
+        <w:tc>
+          <w:tcPr>
+            <w:tcW w:type="dxa" w:w="3120"/>
+            <w:shd w:val="clear" w:color="auto" w:fill="f6f8fa"/>
+          </w:tcPr>
+          <w:p>
+            <w:r>
+              <w:rPr>
+                <w:sz w:val="19"/>
+              </w:rPr>
+              <w:t>Gate 1</w:t>
+            </w:r>
+          </w:p>
+        </w:tc>
+        <w:tc>
+          <w:tcPr>
+            <w:tcW w:type="dxa" w:w="3120"/>
+            <w:shd w:val="clear" w:color="auto" w:fill="f6f8fa"/>
+          </w:tcPr>
+          <w:p>
+            <w:r>
+              <w:rPr>
+                <w:sz w:val="19"/>
+              </w:rPr>
+              <w:t>No chunks retrieved</w:t>
+            </w:r>
+          </w:p>
+        </w:tc>
+        <w:tc>
+          <w:tcPr>
+            <w:tcW w:type="dxa" w:w="3120"/>
+            <w:shd w:val="clear" w:color="auto" w:fill="f6f8fa"/>
+          </w:tcPr>
+          <w:p>
+            <w:r>
+              <w:rPr>
+                <w:sz w:val="19"/>
+              </w:rPr>
+              <w:t>LOW</w:t>
+            </w:r>
+          </w:p>
+        </w:tc>
+      </w:tr>
+      <w:tr>
+        <w:tc>
+          <w:tcPr>
+            <w:tcW w:type="dxa" w:w="3120"/>
+            <w:shd w:val="clear" w:color="auto" w:fill="ffffff"/>
+          </w:tcPr>
+          <w:p>
+            <w:r>
+              <w:rPr>
+                <w:sz w:val="19"/>
+              </w:rPr>
+              <w:t>Gate 2</w:t>
+            </w:r>
+          </w:p>
+        </w:tc>
+        <w:tc>
+          <w:tcPr>
+            <w:tcW w:type="dxa" w:w="3120"/>
+            <w:shd w:val="clear" w:color="auto" w:fill="ffffff"/>
+          </w:tcPr>
+          <w:p>
+            <w:r>
+              <w:rPr>
+                <w:sz w:val="19"/>
+              </w:rPr>
+              <w:t>LLM answer contains uncertainty phrase</w:t>
+            </w:r>
+          </w:p>
+        </w:tc>
+        <w:tc>
+          <w:tcPr>
+            <w:tcW w:type="dxa" w:w="3120"/>
+            <w:shd w:val="clear" w:color="auto" w:fill="ffffff"/>
+          </w:tcPr>
+          <w:p>
+            <w:r>
+              <w:rPr>
+                <w:sz w:val="19"/>
+              </w:rPr>
+              <w:t>LOW</w:t>
+            </w:r>
+          </w:p>
+        </w:tc>
+      </w:tr>
+      <w:tr>
+        <w:tc>
+          <w:tcPr>
+            <w:tcW w:type="dxa" w:w="3120"/>
+            <w:shd w:val="clear" w:color="auto" w:fill="f6f8fa"/>
+          </w:tcPr>
+          <w:p>
+            <w:r>
+              <w:rPr>
+                <w:sz w:val="19"/>
+              </w:rPr>
+              <w:t>Gate 3 (semantic on)</w:t>
+            </w:r>
+          </w:p>
+        </w:tc>
+        <w:tc>
+          <w:tcPr>
+            <w:tcW w:type="dxa" w:w="3120"/>
+            <w:shd w:val="clear" w:color="auto" w:fill="f6f8fa"/>
+          </w:tcPr>
+          <w:p>
+            <w:r>
+              <w:rPr>
+                <w:sz w:val="19"/>
+              </w:rPr>
+              <w:t>reranker_score &gt;= 2.5 AND chunks &gt;= 3</w:t>
+            </w:r>
+          </w:p>
+        </w:tc>
+        <w:tc>
+          <w:tcPr>
+            <w:tcW w:type="dxa" w:w="3120"/>
+            <w:shd w:val="clear" w:color="auto" w:fill="f6f8fa"/>
+          </w:tcPr>
+          <w:p>
+            <w:r>
+              <w:rPr>
+                <w:sz w:val="19"/>
+              </w:rPr>
+              <w:t>HIGH</w:t>
+            </w:r>
+          </w:p>
+        </w:tc>
+      </w:tr>
+      <w:tr>
+        <w:tc>
+          <w:tcPr>
+            <w:tcW w:type="dxa" w:w="3120"/>
+            <w:shd w:val="clear" w:color="auto" w:fill="ffffff"/>
+          </w:tcPr>
+          <w:p>
+            <w:r>
+              <w:rPr>
+                <w:sz w:val="19"/>
+              </w:rPr>
+              <w:t>Gate 3 (semantic on)</w:t>
+            </w:r>
+          </w:p>
+        </w:tc>
+        <w:tc>
+          <w:tcPr>
+            <w:tcW w:type="dxa" w:w="3120"/>
+            <w:shd w:val="clear" w:color="auto" w:fill="ffffff"/>
+          </w:tcPr>
+          <w:p>
+            <w:r>
+              <w:rPr>
+                <w:sz w:val="19"/>
+              </w:rPr>
+              <w:t>reranker_score &gt;= 1.5 AND chunks &gt;= 2</w:t>
+            </w:r>
+          </w:p>
+        </w:tc>
+        <w:tc>
+          <w:tcPr>
+            <w:tcW w:type="dxa" w:w="3120"/>
+            <w:shd w:val="clear" w:color="auto" w:fill="ffffff"/>
+          </w:tcPr>
+          <w:p>
+            <w:r>
+              <w:rPr>
+                <w:sz w:val="19"/>
+              </w:rPr>
+              <w:t>MEDIUM</w:t>
+            </w:r>
+          </w:p>
+        </w:tc>
+      </w:tr>
+      <w:tr>
+        <w:tc>
+          <w:tcPr>
+            <w:tcW w:type="dxa" w:w="3120"/>
+            <w:shd w:val="clear" w:color="auto" w:fill="f6f8fa"/>
+          </w:tcPr>
+          <w:p>
+            <w:r>
+              <w:rPr>
+                <w:sz w:val="19"/>
+              </w:rPr>
+              <w:t>Gate 3 (semantic on)</w:t>
+            </w:r>
+          </w:p>
+        </w:tc>
+        <w:tc>
+          <w:tcPr>
+            <w:tcW w:type="dxa" w:w="3120"/>
+            <w:shd w:val="clear" w:color="auto" w:fill="f6f8fa"/>
+          </w:tcPr>
+          <w:p>
+            <w:r>
+              <w:rPr>
+                <w:sz w:val="19"/>
+              </w:rPr>
+              <w:t>Anything else</w:t>
+            </w:r>
+          </w:p>
+        </w:tc>
+        <w:tc>
+          <w:tcPr>
+            <w:tcW w:type="dxa" w:w="3120"/>
+            <w:shd w:val="clear" w:color="auto" w:fill="f6f8fa"/>
+          </w:tcPr>
+          <w:p>
+            <w:r>
+              <w:rPr>
+                <w:sz w:val="19"/>
+              </w:rPr>
+              <w:t>LOW</w:t>
+            </w:r>
+          </w:p>
+        </w:tc>
+      </w:tr>
+      <w:tr>
+        <w:tc>
+          <w:tcPr>
+            <w:tcW w:type="dxa" w:w="3120"/>
+            <w:shd w:val="clear" w:color="auto" w:fill="ffffff"/>
+          </w:tcPr>
+          <w:p>
+            <w:r>
+              <w:rPr>
+                <w:sz w:val="19"/>
+              </w:rPr>
+              <w:t>Gate 3 (fallback)</w:t>
+            </w:r>
+          </w:p>
+        </w:tc>
+        <w:tc>
+          <w:tcPr>
+            <w:tcW w:type="dxa" w:w="3120"/>
+            <w:shd w:val="clear" w:color="auto" w:fill="ffffff"/>
+          </w:tcPr>
+          <w:p>
+            <w:r>
+              <w:rPr>
+                <w:sz w:val="19"/>
+              </w:rPr>
+              <w:t>@search.score &gt; 0.03 AND chunks &gt;= 4</w:t>
+            </w:r>
+          </w:p>
+        </w:tc>
+        <w:tc>
+          <w:tcPr>
+            <w:tcW w:type="dxa" w:w="3120"/>
+            <w:shd w:val="clear" w:color="auto" w:fill="ffffff"/>
+          </w:tcPr>
+          <w:p>
+            <w:r>
+              <w:rPr>
+                <w:sz w:val="19"/>
+              </w:rPr>
+              <w:t>HIGH</w:t>
+            </w:r>
+          </w:p>
+        </w:tc>
+      </w:tr>
+      <w:tr>
+        <w:tc>
+          <w:tcPr>
+            <w:tcW w:type="dxa" w:w="3120"/>
+            <w:shd w:val="clear" w:color="auto" w:fill="f6f8fa"/>
+          </w:tcPr>
+          <w:p>
+            <w:r>
+              <w:rPr>
+                <w:sz w:val="19"/>
+              </w:rPr>
+              <w:t>Gate 3 (fallback)</w:t>
+            </w:r>
+          </w:p>
+        </w:tc>
+        <w:tc>
+          <w:tcPr>
+            <w:tcW w:type="dxa" w:w="3120"/>
+            <w:shd w:val="clear" w:color="auto" w:fill="f6f8fa"/>
+          </w:tcPr>
+          <w:p>
+            <w:r>
+              <w:rPr>
+                <w:sz w:val="19"/>
+              </w:rPr>
+              <w:t>@search.score &gt; 0.01 AND chunks &gt;= 2</w:t>
+            </w:r>
+          </w:p>
+        </w:tc>
+        <w:tc>
+          <w:tcPr>
+            <w:tcW w:type="dxa" w:w="3120"/>
+            <w:shd w:val="clear" w:color="auto" w:fill="f6f8fa"/>
+          </w:tcPr>
+          <w:p>
+            <w:r>
+              <w:rPr>
+                <w:sz w:val="19"/>
+              </w:rPr>
+              <w:t>MEDIUM</w:t>
+            </w:r>
+          </w:p>
+        </w:tc>
+      </w:tr>
+    </w:tbl>
     <w:p/>
     <w:p>
       <w:pPr>
-        <w:pStyle w:val="ListBullet"/>
-        <w:ind w:left="283"/>
+        <w:pStyle w:val="Heading2"/>
       </w:pPr>
       <w:r>
-        <w:rPr>
-          <w:sz w:val="20"/>
-        </w:rPr>
-        <w:t>Each wiki page's Markdown is MD5-hashed and compared to the stored hash.</w:t>
+        <w:t>Reranker Score Zones</w:t>
       </w:r>
     </w:p>
-    <w:p>
-      <w:pPr>
-        <w:pStyle w:val="ListBullet"/>
-        <w:ind w:left="283"/>
-      </w:pPr>
-      <w:r>
-        <w:rPr>
-          <w:sz w:val="20"/>
-        </w:rPr>
-        <w:t>Pages whose hash hasn't changed are skipped — zero embedding API calls.</w:t>
-      </w:r>
-    </w:p>
-    <w:p>
-      <w:pPr>
-        <w:pStyle w:val="ListBullet"/>
-        <w:ind w:left="283"/>
-      </w:pPr>
-      <w:r>
-        <w:rPr>
-          <w:sz w:val="20"/>
-        </w:rPr>
-        <w:t>Only new or changed pages are chunked, embedded, and upserted.</w:t>
-      </w:r>
-    </w:p>
-    <w:p>
-      <w:pPr>
-        <w:pStyle w:val="ListBullet"/>
-        <w:ind w:left="283"/>
-      </w:pPr>
-      <w:r>
-        <w:rPr>
-          <w:sz w:val="20"/>
-        </w:rPr>
-        <w:t>The manifest is saved back to blob only after a fully successful upload.</w:t>
-      </w:r>
-    </w:p>
-    <w:p/>
-    <w:p>
-      <w:r>
-        <w:rPr>
-          <w:i/>
-          <w:color w:val="8B949E"/>
-          <w:sz w:val="18"/>
-        </w:rPr>
-        <w:t>Note: On a 300-page wiki where only 5 pages changed, only those 5 pages incur embedding cost.</w:t>
-      </w:r>
-    </w:p>
+    <w:tbl>
+      <w:tblPr>
+        <w:tblStyle w:val="TableGrid"/>
+        <w:tblW w:type="auto" w:w="0"/>
+        <w:tblLook w:firstColumn="1" w:firstRow="1" w:lastColumn="0" w:lastRow="0" w:noHBand="0" w:noVBand="1" w:val="04A0"/>
+      </w:tblPr>
+      <w:tblGrid>
+        <w:gridCol w:w="3120"/>
+        <w:gridCol w:w="3120"/>
+        <w:gridCol w:w="3120"/>
+      </w:tblGrid>
+      <w:tr>
+        <w:tc>
+          <w:tcPr>
+            <w:tcW w:type="dxa" w:w="3120"/>
+            <w:shd w:val="clear" w:color="auto" w:fill="24292f"/>
+          </w:tcPr>
+          <w:p>
+            <w:r>
+              <w:rPr>
+                <w:b/>
+                <w:color w:val="FFFFFF"/>
+                <w:sz w:val="20"/>
+              </w:rPr>
+              <w:t>Score Range</w:t>
+            </w:r>
+          </w:p>
+        </w:tc>
+        <w:tc>
+          <w:tcPr>
+            <w:tcW w:type="dxa" w:w="3120"/>
+            <w:shd w:val="clear" w:color="auto" w:fill="24292f"/>
+          </w:tcPr>
+          <w:p>
+            <w:r>
+              <w:rPr>
+                <w:b/>
+                <w:color w:val="FFFFFF"/>
+                <w:sz w:val="20"/>
+              </w:rPr>
+              <w:t>Zone</w:t>
+            </w:r>
+          </w:p>
+        </w:tc>
+        <w:tc>
+          <w:tcPr>
+            <w:tcW w:type="dxa" w:w="3120"/>
+            <w:shd w:val="clear" w:color="auto" w:fill="24292f"/>
+          </w:tcPr>
+          <w:p>
+            <w:r>
+              <w:rPr>
+                <w:b/>
+                <w:color w:val="FFFFFF"/>
+                <w:sz w:val="20"/>
+              </w:rPr>
+              <w:t>Confidence</w:t>
+            </w:r>
+          </w:p>
+        </w:tc>
+      </w:tr>
+      <w:tr>
+        <w:tc>
+          <w:tcPr>
+            <w:tcW w:type="dxa" w:w="3120"/>
+            <w:shd w:val="clear" w:color="auto" w:fill="f6f8fa"/>
+          </w:tcPr>
+          <w:p>
+            <w:r>
+              <w:rPr>
+                <w:sz w:val="19"/>
+              </w:rPr>
+              <w:t>&lt; 1.0</w:t>
+            </w:r>
+          </w:p>
+        </w:tc>
+        <w:tc>
+          <w:tcPr>
+            <w:tcW w:type="dxa" w:w="3120"/>
+            <w:shd w:val="clear" w:color="auto" w:fill="f6f8fa"/>
+          </w:tcPr>
+          <w:p>
+            <w:r>
+              <w:rPr>
+                <w:sz w:val="19"/>
+              </w:rPr>
+              <w:t>Below min-score floor — filtered out</w:t>
+            </w:r>
+          </w:p>
+        </w:tc>
+        <w:tc>
+          <w:tcPr>
+            <w:tcW w:type="dxa" w:w="3120"/>
+            <w:shd w:val="clear" w:color="auto" w:fill="f6f8fa"/>
+          </w:tcPr>
+          <w:p>
+            <w:r>
+              <w:rPr>
+                <w:sz w:val="19"/>
+              </w:rPr>
+              <w:t>—</w:t>
+            </w:r>
+          </w:p>
+        </w:tc>
+      </w:tr>
+      <w:tr>
+        <w:tc>
+          <w:tcPr>
+            <w:tcW w:type="dxa" w:w="3120"/>
+            <w:shd w:val="clear" w:color="auto" w:fill="ffffff"/>
+          </w:tcPr>
+          <w:p>
+            <w:r>
+              <w:rPr>
+                <w:sz w:val="19"/>
+              </w:rPr>
+              <w:t>1.0 – 1.5</w:t>
+            </w:r>
+          </w:p>
+        </w:tc>
+        <w:tc>
+          <w:tcPr>
+            <w:tcW w:type="dxa" w:w="3120"/>
+            <w:shd w:val="clear" w:color="auto" w:fill="ffffff"/>
+          </w:tcPr>
+          <w:p>
+            <w:r>
+              <w:rPr>
+                <w:sz w:val="19"/>
+              </w:rPr>
+              <w:t>Low relevance</w:t>
+            </w:r>
+          </w:p>
+        </w:tc>
+        <w:tc>
+          <w:tcPr>
+            <w:tcW w:type="dxa" w:w="3120"/>
+            <w:shd w:val="clear" w:color="auto" w:fill="ffffff"/>
+          </w:tcPr>
+          <w:p>
+            <w:r>
+              <w:rPr>
+                <w:sz w:val="19"/>
+              </w:rPr>
+              <w:t>LOW</w:t>
+            </w:r>
+          </w:p>
+        </w:tc>
+      </w:tr>
+      <w:tr>
+        <w:tc>
+          <w:tcPr>
+            <w:tcW w:type="dxa" w:w="3120"/>
+            <w:shd w:val="clear" w:color="auto" w:fill="f6f8fa"/>
+          </w:tcPr>
+          <w:p>
+            <w:r>
+              <w:rPr>
+                <w:sz w:val="19"/>
+              </w:rPr>
+              <w:t>1.5 – 2.5</w:t>
+            </w:r>
+          </w:p>
+        </w:tc>
+        <w:tc>
+          <w:tcPr>
+            <w:tcW w:type="dxa" w:w="3120"/>
+            <w:shd w:val="clear" w:color="auto" w:fill="f6f8fa"/>
+          </w:tcPr>
+          <w:p>
+            <w:r>
+              <w:rPr>
+                <w:sz w:val="19"/>
+              </w:rPr>
+              <w:t>Moderate relevance</w:t>
+            </w:r>
+          </w:p>
+        </w:tc>
+        <w:tc>
+          <w:tcPr>
+            <w:tcW w:type="dxa" w:w="3120"/>
+            <w:shd w:val="clear" w:color="auto" w:fill="f6f8fa"/>
+          </w:tcPr>
+          <w:p>
+            <w:r>
+              <w:rPr>
+                <w:sz w:val="19"/>
+              </w:rPr>
+              <w:t>MEDIUM (with &gt;= 2 chunks)</w:t>
+            </w:r>
+          </w:p>
+        </w:tc>
+      </w:tr>
+      <w:tr>
+        <w:tc>
+          <w:tcPr>
+            <w:tcW w:type="dxa" w:w="3120"/>
+            <w:shd w:val="clear" w:color="auto" w:fill="ffffff"/>
+          </w:tcPr>
+          <w:p>
+            <w:r>
+              <w:rPr>
+                <w:sz w:val="19"/>
+              </w:rPr>
+              <w:t>2.5 – 4.0</w:t>
+            </w:r>
+          </w:p>
+        </w:tc>
+        <w:tc>
+          <w:tcPr>
+            <w:tcW w:type="dxa" w:w="3120"/>
+            <w:shd w:val="clear" w:color="auto" w:fill="ffffff"/>
+          </w:tcPr>
+          <w:p>
+            <w:r>
+              <w:rPr>
+                <w:sz w:val="19"/>
+              </w:rPr>
+              <w:t>High relevance</w:t>
+            </w:r>
+          </w:p>
+        </w:tc>
+        <w:tc>
+          <w:tcPr>
+            <w:tcW w:type="dxa" w:w="3120"/>
+            <w:shd w:val="clear" w:color="auto" w:fill="ffffff"/>
+          </w:tcPr>
+          <w:p>
+            <w:r>
+              <w:rPr>
+                <w:sz w:val="19"/>
+              </w:rPr>
+              <w:t>HIGH (with &gt;= 3 chunks)</w:t>
+            </w:r>
+          </w:p>
+        </w:tc>
+      </w:tr>
+    </w:tbl>
     <w:p/>
     <w:p>
       <w:pPr>
@@ -2908,19 +2758,9 @@
         <w:rPr>
           <w:color w:val="2F81F7"/>
         </w:rPr>
-        <w:t>8. Key Tuning Parameters</w:t>
+        <w:t>9. Application Routes</w:t>
       </w:r>
     </w:p>
-    <w:p>
-      <w:r>
-        <w:rPr>
-          <w:b w:val="0"/>
-          <w:sz w:val="20"/>
-        </w:rPr>
-        <w:t>These constants are hardcoded in ingest.py and query.py. Adjust them to change trade-offs.</w:t>
-      </w:r>
-    </w:p>
-    <w:p/>
     <w:tbl>
       <w:tblPr>
         <w:tblStyle w:val="TableGrid"/>
@@ -2928,66 +2768,54 @@
         <w:tblLook w:firstColumn="1" w:firstRow="1" w:lastColumn="0" w:lastRow="0" w:noHBand="0" w:noVBand="1" w:val="04A0"/>
       </w:tblPr>
       <w:tblGrid>
-        <w:gridCol w:w="3249"/>
-        <w:gridCol w:w="3249"/>
-        <w:gridCol w:w="3249"/>
+        <w:gridCol w:w="3120"/>
+        <w:gridCol w:w="3120"/>
+        <w:gridCol w:w="3120"/>
       </w:tblGrid>
       <w:tr>
         <w:tc>
           <w:tcPr>
-            <w:tcW w:type="dxa" w:w="3249"/>
-            <w:shd w:val="clear" w:color="auto" w:fill="21262D"/>
-            <w:vAlign w:val="center"/>
+            <w:tcW w:type="dxa" w:w="3120"/>
+            <w:shd w:val="clear" w:color="auto" w:fill="1aac8f"/>
           </w:tcPr>
           <w:p>
-            <w:pPr>
-              <w:spacing w:before="60" w:after="60"/>
-            </w:pPr>
             <w:r>
               <w:rPr>
                 <w:b/>
-                <w:color w:val="E6EDF3"/>
-                <w:sz w:val="18"/>
+                <w:color w:val="FFFFFF"/>
+                <w:sz w:val="20"/>
               </w:rPr>
-              <w:t>Variable / Parameter</w:t>
+              <w:t>Route</w:t>
             </w:r>
           </w:p>
         </w:tc>
         <w:tc>
           <w:tcPr>
-            <w:tcW w:type="dxa" w:w="3249"/>
-            <w:shd w:val="clear" w:color="auto" w:fill="21262D"/>
-            <w:vAlign w:val="center"/>
+            <w:tcW w:type="dxa" w:w="3120"/>
+            <w:shd w:val="clear" w:color="auto" w:fill="1aac8f"/>
           </w:tcPr>
           <w:p>
-            <w:pPr>
-              <w:spacing w:before="60" w:after="60"/>
-            </w:pPr>
             <w:r>
               <w:rPr>
                 <w:b/>
-                <w:color w:val="E6EDF3"/>
-                <w:sz w:val="18"/>
+                <w:color w:val="FFFFFF"/>
+                <w:sz w:val="20"/>
               </w:rPr>
-              <w:t>Required</w:t>
+              <w:t>Method</w:t>
             </w:r>
           </w:p>
         </w:tc>
         <w:tc>
           <w:tcPr>
-            <w:tcW w:type="dxa" w:w="3249"/>
-            <w:shd w:val="clear" w:color="auto" w:fill="21262D"/>
-            <w:vAlign w:val="center"/>
+            <w:tcW w:type="dxa" w:w="3120"/>
+            <w:shd w:val="clear" w:color="auto" w:fill="1aac8f"/>
           </w:tcPr>
           <w:p>
-            <w:pPr>
-              <w:spacing w:before="60" w:after="60"/>
-            </w:pPr>
             <w:r>
               <w:rPr>
                 <w:b/>
-                <w:color w:val="E6EDF3"/>
-                <w:sz w:val="18"/>
+                <w:color w:val="FFFFFF"/>
+                <w:sz w:val="20"/>
               </w:rPr>
               <w:t>Description</w:t>
             </w:r>
@@ -2997,57 +2825,43 @@
       <w:tr>
         <w:tc>
           <w:tcPr>
-            <w:tcW w:type="dxa" w:w="3249"/>
-            <w:shd w:val="clear" w:color="auto" w:fill="161B22"/>
-            <w:vAlign w:val="center"/>
+            <w:tcW w:type="dxa" w:w="3120"/>
+            <w:shd w:val="clear" w:color="auto" w:fill="f6f8fa"/>
           </w:tcPr>
           <w:p>
-            <w:pPr>
-              <w:spacing w:before="60" w:after="60"/>
-            </w:pPr>
             <w:r>
               <w:rPr>
-                <w:rFonts w:ascii="Consolas" w:hAnsi="Consolas"/>
-                <w:sz w:val="17"/>
+                <w:sz w:val="19"/>
               </w:rPr>
-              <w:t>CHUNK_SIZE</w:t>
+              <w:t>/</w:t>
             </w:r>
           </w:p>
         </w:tc>
         <w:tc>
           <w:tcPr>
-            <w:tcW w:type="dxa" w:w="3249"/>
-            <w:shd w:val="clear" w:color="auto" w:fill="161B22"/>
-            <w:vAlign w:val="center"/>
+            <w:tcW w:type="dxa" w:w="3120"/>
+            <w:shd w:val="clear" w:color="auto" w:fill="f6f8fa"/>
           </w:tcPr>
           <w:p>
-            <w:pPr>
-              <w:spacing w:before="60" w:after="60"/>
-            </w:pPr>
             <w:r>
               <w:rPr>
-                <w:color w:val="8B949E"/>
-                <w:sz w:val="18"/>
+                <w:sz w:val="19"/>
               </w:rPr>
-              <w:t>ingest.py</w:t>
+              <w:t>GET</w:t>
             </w:r>
           </w:p>
         </w:tc>
         <w:tc>
           <w:tcPr>
-            <w:tcW w:type="dxa" w:w="3249"/>
-            <w:shd w:val="clear" w:color="auto" w:fill="161B22"/>
-            <w:vAlign w:val="center"/>
+            <w:tcW w:type="dxa" w:w="3120"/>
+            <w:shd w:val="clear" w:color="auto" w:fill="f6f8fa"/>
           </w:tcPr>
           <w:p>
-            <w:pPr>
-              <w:spacing w:before="60" w:after="60"/>
-            </w:pPr>
             <w:r>
               <w:rPr>
-                <w:sz w:val="18"/>
+                <w:sz w:val="19"/>
               </w:rPr>
-              <w:t>Characters per chunk — default 1000</w:t>
+              <w:t>Landing page</w:t>
             </w:r>
           </w:p>
         </w:tc>
@@ -3055,54 +2869,43 @@
       <w:tr>
         <w:tc>
           <w:tcPr>
-            <w:tcW w:type="dxa" w:w="3249"/>
-            <w:vAlign w:val="center"/>
+            <w:tcW w:type="dxa" w:w="3120"/>
+            <w:shd w:val="clear" w:color="auto" w:fill="ffffff"/>
           </w:tcPr>
           <w:p>
-            <w:pPr>
-              <w:spacing w:before="60" w:after="60"/>
-            </w:pPr>
             <w:r>
               <w:rPr>
-                <w:rFonts w:ascii="Consolas" w:hAnsi="Consolas"/>
-                <w:sz w:val="17"/>
+                <w:sz w:val="19"/>
               </w:rPr>
-              <w:t>CHUNK_OVERLAP</w:t>
+              <w:t>/ingest</w:t>
             </w:r>
           </w:p>
         </w:tc>
         <w:tc>
           <w:tcPr>
-            <w:tcW w:type="dxa" w:w="3249"/>
-            <w:vAlign w:val="center"/>
+            <w:tcW w:type="dxa" w:w="3120"/>
+            <w:shd w:val="clear" w:color="auto" w:fill="ffffff"/>
           </w:tcPr>
           <w:p>
-            <w:pPr>
-              <w:spacing w:before="60" w:after="60"/>
-            </w:pPr>
             <w:r>
               <w:rPr>
-                <w:color w:val="8B949E"/>
-                <w:sz w:val="18"/>
+                <w:sz w:val="19"/>
               </w:rPr>
-              <w:t>ingest.py</w:t>
+              <w:t>GET</w:t>
             </w:r>
           </w:p>
         </w:tc>
         <w:tc>
           <w:tcPr>
-            <w:tcW w:type="dxa" w:w="3249"/>
-            <w:vAlign w:val="center"/>
+            <w:tcW w:type="dxa" w:w="3120"/>
+            <w:shd w:val="clear" w:color="auto" w:fill="ffffff"/>
           </w:tcPr>
           <w:p>
-            <w:pPr>
-              <w:spacing w:before="60" w:after="60"/>
-            </w:pPr>
             <w:r>
               <w:rPr>
-                <w:sz w:val="18"/>
+                <w:sz w:val="19"/>
               </w:rPr>
-              <w:t>Overlap between chunks — default 150 chars</w:t>
+              <w:t>Ingestion pipeline UI with live SSE progress</w:t>
             </w:r>
           </w:p>
         </w:tc>
@@ -3110,57 +2913,43 @@
       <w:tr>
         <w:tc>
           <w:tcPr>
-            <w:tcW w:type="dxa" w:w="3249"/>
-            <w:shd w:val="clear" w:color="auto" w:fill="161B22"/>
-            <w:vAlign w:val="center"/>
+            <w:tcW w:type="dxa" w:w="3120"/>
+            <w:shd w:val="clear" w:color="auto" w:fill="f6f8fa"/>
           </w:tcPr>
           <w:p>
-            <w:pPr>
-              <w:spacing w:before="60" w:after="60"/>
-            </w:pPr>
             <w:r>
               <w:rPr>
-                <w:rFonts w:ascii="Consolas" w:hAnsi="Consolas"/>
-                <w:sz w:val="17"/>
+                <w:sz w:val="19"/>
               </w:rPr>
-              <w:t>EMBED_BATCH_SIZE</w:t>
+              <w:t>/chat</w:t>
             </w:r>
           </w:p>
         </w:tc>
         <w:tc>
           <w:tcPr>
-            <w:tcW w:type="dxa" w:w="3249"/>
-            <w:shd w:val="clear" w:color="auto" w:fill="161B22"/>
-            <w:vAlign w:val="center"/>
+            <w:tcW w:type="dxa" w:w="3120"/>
+            <w:shd w:val="clear" w:color="auto" w:fill="f6f8fa"/>
           </w:tcPr>
           <w:p>
-            <w:pPr>
-              <w:spacing w:before="60" w:after="60"/>
-            </w:pPr>
             <w:r>
               <w:rPr>
-                <w:color w:val="8B949E"/>
-                <w:sz w:val="18"/>
+                <w:sz w:val="19"/>
               </w:rPr>
-              <w:t>ingest.py</w:t>
+              <w:t>GET</w:t>
             </w:r>
           </w:p>
         </w:tc>
         <w:tc>
           <w:tcPr>
-            <w:tcW w:type="dxa" w:w="3249"/>
-            <w:shd w:val="clear" w:color="auto" w:fill="161B22"/>
-            <w:vAlign w:val="center"/>
+            <w:tcW w:type="dxa" w:w="3120"/>
+            <w:shd w:val="clear" w:color="auto" w:fill="f6f8fa"/>
           </w:tcPr>
           <w:p>
-            <w:pPr>
-              <w:spacing w:before="60" w:after="60"/>
-            </w:pPr>
             <w:r>
               <w:rPr>
-                <w:sz w:val="18"/>
+                <w:sz w:val="19"/>
               </w:rPr>
-              <w:t>Chunks sent per embedding API call — default 100</w:t>
+              <w:t>Chat interface</w:t>
             </w:r>
           </w:p>
         </w:tc>
@@ -3168,54 +2957,43 @@
       <w:tr>
         <w:tc>
           <w:tcPr>
-            <w:tcW w:type="dxa" w:w="3249"/>
-            <w:vAlign w:val="center"/>
+            <w:tcW w:type="dxa" w:w="3120"/>
+            <w:shd w:val="clear" w:color="auto" w:fill="ffffff"/>
           </w:tcPr>
           <w:p>
-            <w:pPr>
-              <w:spacing w:before="60" w:after="60"/>
-            </w:pPr>
             <w:r>
               <w:rPr>
-                <w:rFonts w:ascii="Consolas" w:hAnsi="Consolas"/>
-                <w:sz w:val="17"/>
+                <w:sz w:val="19"/>
               </w:rPr>
-              <w:t>UPLOAD_BATCH_SIZE</w:t>
+              <w:t>/synergies</w:t>
             </w:r>
           </w:p>
         </w:tc>
         <w:tc>
           <w:tcPr>
-            <w:tcW w:type="dxa" w:w="3249"/>
-            <w:vAlign w:val="center"/>
+            <w:tcW w:type="dxa" w:w="3120"/>
+            <w:shd w:val="clear" w:color="auto" w:fill="ffffff"/>
           </w:tcPr>
           <w:p>
-            <w:pPr>
-              <w:spacing w:before="60" w:after="60"/>
-            </w:pPr>
             <w:r>
               <w:rPr>
-                <w:color w:val="8B949E"/>
-                <w:sz w:val="18"/>
+                <w:sz w:val="19"/>
               </w:rPr>
-              <w:t>ingest.py</w:t>
+              <w:t>GET</w:t>
             </w:r>
           </w:p>
         </w:tc>
         <w:tc>
           <w:tcPr>
-            <w:tcW w:type="dxa" w:w="3249"/>
-            <w:vAlign w:val="center"/>
+            <w:tcW w:type="dxa" w:w="3120"/>
+            <w:shd w:val="clear" w:color="auto" w:fill="ffffff"/>
           </w:tcPr>
           <w:p>
-            <w:pPr>
-              <w:spacing w:before="60" w:after="60"/>
-            </w:pPr>
             <w:r>
               <w:rPr>
-                <w:sz w:val="18"/>
+                <w:sz w:val="19"/>
               </w:rPr>
-              <w:t>Chunks per Azure AI Search upsert batch — default 100</w:t>
+              <w:t>Pipeline relationship diagram</w:t>
             </w:r>
           </w:p>
         </w:tc>
@@ -3223,57 +3001,43 @@
       <w:tr>
         <w:tc>
           <w:tcPr>
-            <w:tcW w:type="dxa" w:w="3249"/>
-            <w:shd w:val="clear" w:color="auto" w:fill="161B22"/>
-            <w:vAlign w:val="center"/>
+            <w:tcW w:type="dxa" w:w="3120"/>
+            <w:shd w:val="clear" w:color="auto" w:fill="f6f8fa"/>
           </w:tcPr>
           <w:p>
-            <w:pPr>
-              <w:spacing w:before="60" w:after="60"/>
-            </w:pPr>
             <w:r>
               <w:rPr>
-                <w:rFonts w:ascii="Consolas" w:hAnsi="Consolas"/>
-                <w:sz w:val="17"/>
+                <w:sz w:val="19"/>
               </w:rPr>
-              <w:t>VECTOR_DIM</w:t>
+              <w:t>/about</w:t>
             </w:r>
           </w:p>
         </w:tc>
         <w:tc>
           <w:tcPr>
-            <w:tcW w:type="dxa" w:w="3249"/>
-            <w:shd w:val="clear" w:color="auto" w:fill="161B22"/>
-            <w:vAlign w:val="center"/>
+            <w:tcW w:type="dxa" w:w="3120"/>
+            <w:shd w:val="clear" w:color="auto" w:fill="f6f8fa"/>
           </w:tcPr>
           <w:p>
-            <w:pPr>
-              <w:spacing w:before="60" w:after="60"/>
-            </w:pPr>
             <w:r>
               <w:rPr>
-                <w:color w:val="8B949E"/>
-                <w:sz w:val="18"/>
+                <w:sz w:val="19"/>
               </w:rPr>
-              <w:t>ingest.py</w:t>
+              <w:t>GET</w:t>
             </w:r>
           </w:p>
         </w:tc>
         <w:tc>
           <w:tcPr>
-            <w:tcW w:type="dxa" w:w="3249"/>
-            <w:shd w:val="clear" w:color="auto" w:fill="161B22"/>
-            <w:vAlign w:val="center"/>
+            <w:tcW w:type="dxa" w:w="3120"/>
+            <w:shd w:val="clear" w:color="auto" w:fill="f6f8fa"/>
           </w:tcPr>
           <w:p>
-            <w:pPr>
-              <w:spacing w:before="60" w:after="60"/>
-            </w:pPr>
             <w:r>
               <w:rPr>
-                <w:sz w:val="18"/>
+                <w:sz w:val="19"/>
               </w:rPr>
-              <w:t>Embedding dimensions — 3072 for text-embedding-3-large</w:t>
+              <w:t>How Ingestion Works</w:t>
             </w:r>
           </w:p>
         </w:tc>
@@ -3281,54 +3045,43 @@
       <w:tr>
         <w:tc>
           <w:tcPr>
-            <w:tcW w:type="dxa" w:w="3249"/>
-            <w:vAlign w:val="center"/>
+            <w:tcW w:type="dxa" w:w="3120"/>
+            <w:shd w:val="clear" w:color="auto" w:fill="ffffff"/>
           </w:tcPr>
           <w:p>
-            <w:pPr>
-              <w:spacing w:before="60" w:after="60"/>
-            </w:pPr>
             <w:r>
               <w:rPr>
-                <w:rFonts w:ascii="Consolas" w:hAnsi="Consolas"/>
-                <w:sz w:val="17"/>
+                <w:sz w:val="19"/>
               </w:rPr>
-              <w:t>TOP_K</w:t>
+              <w:t>/chat/about</w:t>
             </w:r>
           </w:p>
         </w:tc>
         <w:tc>
           <w:tcPr>
-            <w:tcW w:type="dxa" w:w="3249"/>
-            <w:vAlign w:val="center"/>
+            <w:tcW w:type="dxa" w:w="3120"/>
+            <w:shd w:val="clear" w:color="auto" w:fill="ffffff"/>
           </w:tcPr>
           <w:p>
-            <w:pPr>
-              <w:spacing w:before="60" w:after="60"/>
-            </w:pPr>
             <w:r>
               <w:rPr>
-                <w:color w:val="8B949E"/>
-                <w:sz w:val="18"/>
+                <w:sz w:val="19"/>
               </w:rPr>
-              <w:t>query.py</w:t>
+              <w:t>GET</w:t>
             </w:r>
           </w:p>
         </w:tc>
         <w:tc>
           <w:tcPr>
-            <w:tcW w:type="dxa" w:w="3249"/>
-            <w:vAlign w:val="center"/>
+            <w:tcW w:type="dxa" w:w="3120"/>
+            <w:shd w:val="clear" w:color="auto" w:fill="ffffff"/>
           </w:tcPr>
           <w:p>
-            <w:pPr>
-              <w:spacing w:before="60" w:after="60"/>
-            </w:pPr>
             <w:r>
               <w:rPr>
-                <w:sz w:val="18"/>
+                <w:sz w:val="19"/>
               </w:rPr>
-              <w:t>Chunks retrieved per query — default 8</w:t>
+              <w:t>How Chat Works</w:t>
             </w:r>
           </w:p>
         </w:tc>
@@ -3336,65 +3089,207 @@
       <w:tr>
         <w:tc>
           <w:tcPr>
-            <w:tcW w:type="dxa" w:w="3249"/>
-            <w:shd w:val="clear" w:color="auto" w:fill="161B22"/>
-            <w:vAlign w:val="center"/>
+            <w:tcW w:type="dxa" w:w="3120"/>
+            <w:shd w:val="clear" w:color="auto" w:fill="f6f8fa"/>
           </w:tcPr>
           <w:p>
-            <w:pPr>
-              <w:spacing w:before="60" w:after="60"/>
-            </w:pPr>
             <w:r>
               <w:rPr>
-                <w:rFonts w:ascii="Consolas" w:hAnsi="Consolas"/>
-                <w:sz w:val="17"/>
+                <w:sz w:val="19"/>
               </w:rPr>
-              <w:t>MAX_CONTEXT_CHARS</w:t>
+              <w:t>/chat/about/scoring</w:t>
             </w:r>
           </w:p>
         </w:tc>
         <w:tc>
           <w:tcPr>
-            <w:tcW w:type="dxa" w:w="3249"/>
-            <w:shd w:val="clear" w:color="auto" w:fill="161B22"/>
-            <w:vAlign w:val="center"/>
+            <w:tcW w:type="dxa" w:w="3120"/>
+            <w:shd w:val="clear" w:color="auto" w:fill="f6f8fa"/>
           </w:tcPr>
           <w:p>
-            <w:pPr>
-              <w:spacing w:before="60" w:after="60"/>
-            </w:pPr>
             <w:r>
               <w:rPr>
-                <w:color w:val="8B949E"/>
-                <w:sz w:val="18"/>
+                <w:sz w:val="19"/>
               </w:rPr>
-              <w:t>query.py</w:t>
+              <w:t>GET</w:t>
             </w:r>
           </w:p>
         </w:tc>
         <w:tc>
           <w:tcPr>
-            <w:tcW w:type="dxa" w:w="3249"/>
-            <w:shd w:val="clear" w:color="auto" w:fill="161B22"/>
-            <w:vAlign w:val="center"/>
+            <w:tcW w:type="dxa" w:w="3120"/>
+            <w:shd w:val="clear" w:color="auto" w:fill="f6f8fa"/>
           </w:tcPr>
           <w:p>
-            <w:pPr>
-              <w:spacing w:before="60" w:after="60"/>
-            </w:pPr>
             <w:r>
               <w:rPr>
-                <w:sz w:val="18"/>
+                <w:sz w:val="19"/>
               </w:rPr>
-              <w:t>Token budget for LLM context — default 12000 chars (~3000 tokens)</w:t>
+              <w:t>Scoring &amp; Confidence detail page</w:t>
+            </w:r>
+          </w:p>
+        </w:tc>
+      </w:tr>
+      <w:tr>
+        <w:tc>
+          <w:tcPr>
+            <w:tcW w:type="dxa" w:w="3120"/>
+            <w:shd w:val="clear" w:color="auto" w:fill="ffffff"/>
+          </w:tcPr>
+          <w:p>
+            <w:r>
+              <w:rPr>
+                <w:sz w:val="19"/>
+              </w:rPr>
+              <w:t>/api/chat</w:t>
+            </w:r>
+          </w:p>
+        </w:tc>
+        <w:tc>
+          <w:tcPr>
+            <w:tcW w:type="dxa" w:w="3120"/>
+            <w:shd w:val="clear" w:color="auto" w:fill="ffffff"/>
+          </w:tcPr>
+          <w:p>
+            <w:r>
+              <w:rPr>
+                <w:sz w:val="19"/>
+              </w:rPr>
+              <w:t>POST</w:t>
+            </w:r>
+          </w:p>
+        </w:tc>
+        <w:tc>
+          <w:tcPr>
+            <w:tcW w:type="dxa" w:w="3120"/>
+            <w:shd w:val="clear" w:color="auto" w:fill="ffffff"/>
+          </w:tcPr>
+          <w:p>
+            <w:r>
+              <w:rPr>
+                <w:sz w:val="19"/>
+              </w:rPr>
+              <w:t>Accepts {"question":"..."}, returns {"answer","sources","confidence"}</w:t>
+            </w:r>
+          </w:p>
+        </w:tc>
+      </w:tr>
+      <w:tr>
+        <w:tc>
+          <w:tcPr>
+            <w:tcW w:type="dxa" w:w="3120"/>
+            <w:shd w:val="clear" w:color="auto" w:fill="f6f8fa"/>
+          </w:tcPr>
+          <w:p>
+            <w:r>
+              <w:rPr>
+                <w:sz w:val="19"/>
+              </w:rPr>
+              <w:t>/ingest/stream</w:t>
+            </w:r>
+          </w:p>
+        </w:tc>
+        <w:tc>
+          <w:tcPr>
+            <w:tcW w:type="dxa" w:w="3120"/>
+            <w:shd w:val="clear" w:color="auto" w:fill="f6f8fa"/>
+          </w:tcPr>
+          <w:p>
+            <w:r>
+              <w:rPr>
+                <w:sz w:val="19"/>
+              </w:rPr>
+              <w:t>GET SSE</w:t>
+            </w:r>
+          </w:p>
+        </w:tc>
+        <w:tc>
+          <w:tcPr>
+            <w:tcW w:type="dxa" w:w="3120"/>
+            <w:shd w:val="clear" w:color="auto" w:fill="f6f8fa"/>
+          </w:tcPr>
+          <w:p>
+            <w:r>
+              <w:rPr>
+                <w:sz w:val="19"/>
+              </w:rPr>
+              <w:t>Streams real-time pipeline progress events</w:t>
             </w:r>
           </w:p>
         </w:tc>
       </w:tr>
     </w:tbl>
+    <w:p/>
+    <w:p>
+      <w:pPr>
+        <w:pStyle w:val="Heading1"/>
+      </w:pPr>
+      <w:r>
+        <w:rPr>
+          <w:color w:val="2F81F7"/>
+        </w:rPr>
+        <w:t>10. Key Design Decisions</w:t>
+      </w:r>
+    </w:p>
+    <w:p>
+      <w:pPr>
+        <w:pStyle w:val="ListNumber"/>
+      </w:pPr>
+      <w:r>
+        <w:t>Hybrid search (vector + BM25) chosen over pure vector search to handle both semantic paraphrasing and exact term queries</w:t>
+      </w:r>
+    </w:p>
+    <w:p>
+      <w:pPr>
+        <w:pStyle w:val="ListNumber"/>
+      </w:pPr>
+      <w:r>
+        <w:t>Semantic Reranker added after RRF to get neural relevance scores (0–4), replacing brittle RRF score thresholds (~0.01–0.06)</w:t>
+      </w:r>
+    </w:p>
+    <w:p>
+      <w:pPr>
+        <w:pStyle w:val="ListNumber"/>
+      </w:pPr>
+      <w:r>
+        <w:t>Source type labels in context ([Wiki/Source Code/Test Case]) so GPT-4o applies different answer styles per content type</w:t>
+      </w:r>
+    </w:p>
+    <w:p>
+      <w:pPr>
+        <w:pStyle w:val="ListNumber"/>
+      </w:pPr>
+      <w:r>
+        <w:t>Tag-based scoring profile enables boosting a preferred source type without re-indexing</w:t>
+      </w:r>
+    </w:p>
+    <w:p>
+      <w:pPr>
+        <w:pStyle w:val="ListNumber"/>
+      </w:pPr>
+      <w:r>
+        <w:t>Min-score filter (reranker_score &lt; 1.0) prevents weakly-matched chunks from degrading answer quality</w:t>
+      </w:r>
+    </w:p>
+    <w:p>
+      <w:pPr>
+        <w:pStyle w:val="ListNumber"/>
+      </w:pPr>
+      <w:r>
+        <w:t>create_or_update_index used for schema changes so existing indexes receive new fields and configurations without data loss</w:t>
+      </w:r>
+    </w:p>
+    <w:p>
+      <w:pPr>
+        <w:pStyle w:val="ListNumber"/>
+      </w:pPr>
+      <w:r>
+        <w:t>Change detection via MD5 hash manifest prevents re-processing unchanged content on subsequent ingestion runs</w:t>
+      </w:r>
+    </w:p>
     <w:sectPr>
       <w:pgSz w:w="12240" w:h="15840"/>
-      <w:pgMar w:top="1134" w:right="1247" w:bottom="1134" w:left="1247" w:header="720" w:footer="720" w:gutter="0"/>
+      <w:pgMar w:top="1440" w:right="1440" w:bottom="1440" w:left="1440" w:header="720" w:footer="720" w:gutter="0"/>
       <w:cols w:space="720"/>
       <w:docGrid w:linePitch="360"/>
     </w:sectPr>
@@ -3765,10 +3660,6 @@
     <w:name w:val="Normal"/>
     <w:qFormat/>
     <w:rsid w:val="00FC693F"/>
-    <w:rPr>
-      <w:rFonts w:ascii="Segoe UI" w:hAnsi="Segoe UI"/>
-      <w:sz w:val="20"/>
-    </w:rPr>
   </w:style>
   <w:style w:type="paragraph" w:styleId="Header">
     <w:name w:val="header"/>

--- a/TigerChat_Setup_Guide.docx
+++ b/TigerChat_Setup_Guide.docx
@@ -2,7 +2,6 @@
 <file path=word/document.xml><?xml version="1.0" encoding="utf-8"?>
 <w:document xmlns:wpc="http://schemas.microsoft.com/office/word/2010/wordprocessingCanvas" xmlns:mo="http://schemas.microsoft.com/office/mac/office/2008/main" xmlns:mc="http://schemas.openxmlformats.org/markup-compatibility/2006" xmlns:mv="urn:schemas-microsoft-com:mac:vml" xmlns:o="urn:schemas-microsoft-com:office:office" xmlns:r="http://schemas.openxmlformats.org/officeDocument/2006/relationships" xmlns:m="http://schemas.openxmlformats.org/officeDocument/2006/math" xmlns:v="urn:schemas-microsoft-com:vml" xmlns:wp14="http://schemas.microsoft.com/office/word/2010/wordprocessingDrawing" xmlns:wp="http://schemas.openxmlformats.org/drawingml/2006/wordprocessingDrawing" xmlns:w10="urn:schemas-microsoft-com:office:word" xmlns:w="http://schemas.openxmlformats.org/wordprocessingml/2006/main" xmlns:w14="http://schemas.microsoft.com/office/word/2010/wordml" xmlns:wpg="http://schemas.microsoft.com/office/word/2010/wordprocessingGroup" xmlns:wpi="http://schemas.microsoft.com/office/word/2010/wordprocessingInk" xmlns:wne="http://schemas.microsoft.com/office/word/2006/wordml" xmlns:wps="http://schemas.microsoft.com/office/word/2010/wordprocessingShape" mc:Ignorable="w14 wp14">
   <w:body>
-    <w:p/>
     <w:p>
       <w:pPr>
         <w:jc w:val="center"/>
@@ -28,7 +27,11 @@
         <w:t>Setup &amp; Architecture Guide</w:t>
       </w:r>
     </w:p>
-    <w:p/>
+    <w:p>
+      <w:pPr>
+        <w:spacing w:before="0" w:after="80"/>
+      </w:pPr>
+    </w:p>
     <w:p>
       <w:pPr>
         <w:jc w:val="center"/>
@@ -38,12 +41,9 @@
           <w:color w:val="6B7280"/>
           <w:sz w:val="28"/>
         </w:rPr>
-        <w:t>RAG pipeline over Azure DevOps Wiki · Source Code · Test Plans</w:t>
+        <w:t>Wiki · Code · Test Cases · Work Items · Commit Diffs</w:t>
       </w:r>
     </w:p>
-    <w:p/>
-    <w:p/>
-    <w:p/>
     <w:p>
       <w:pPr>
         <w:jc w:val="center"/>
@@ -53,7 +53,7 @@
           <w:color w:val="6B7280"/>
           <w:sz w:val="24"/>
         </w:rPr>
-        <w:t>Azure AI Search  ·  Azure OpenAI GPT-4o  ·  FastAPI</w:t>
+        <w:t>Azure AI Search · Azure OpenAI GPT-4o · FastAPI</w:t>
       </w:r>
     </w:p>
     <w:p>
@@ -73,9 +73,15 @@
       </w:r>
     </w:p>
     <w:p>
+      <w:pPr/>
       <w:r>
-        <w:t>TigerChat is an internal RAG-powered chat application that lets teams ask natural-language questions about their Azure DevOps content. Questions are answered in real time using a five-step query pipeline: hybrid vector + BM25 search, semantic reranking, context building, GPT-4o generation, and confidence scoring. Content is indexed from three sources — Wiki pages, Git repository source code, and Test Management work items — via a crawl-chunk-embed-index-upload ingestion pipeline.</w:t>
+        <w:t>TigerChat is an internal RAG-powered chat application that lets teams ask natural-language questions about their Azure DevOps content. Answers are grounded in five source types, retrieved via hybrid vector + BM25 search, and answered by GPT-4o with a live confidence signal.</w:t>
       </w:r>
+    </w:p>
+    <w:p>
+      <w:pPr>
+        <w:spacing w:before="0" w:after="80"/>
+      </w:pPr>
     </w:p>
     <w:p>
       <w:pPr>
@@ -84,7 +90,7 @@
       <w:r>
         <w:drawing>
           <wp:inline xmlns:a="http://schemas.openxmlformats.org/drawingml/2006/main" xmlns:pic="http://schemas.openxmlformats.org/drawingml/2006/picture">
-            <wp:extent cx="5943600" cy="1755157"/>
+            <wp:extent cx="5047488" cy="1490533"/>
             <wp:docPr id="1" name="Picture 1"/>
             <wp:cNvGraphicFramePr>
               <a:graphicFrameLocks noChangeAspect="1"/>
@@ -93,7 +99,7 @@
               <a:graphicData uri="http://schemas.openxmlformats.org/drawingml/2006/picture">
                 <pic:pic>
                   <pic:nvPicPr>
-                    <pic:cNvPr id="0" name="image.png"/>
+                    <pic:cNvPr id="0" name="image1.png"/>
                     <pic:cNvPicPr/>
                   </pic:nvPicPr>
                   <pic:blipFill>
@@ -105,7 +111,7 @@
                   <pic:spPr>
                     <a:xfrm>
                       <a:off x="0" y="0"/>
-                      <a:ext cx="5943600" cy="1755157"/>
+                      <a:ext cx="5047488" cy="1490533"/>
                     </a:xfrm>
                     <a:prstGeom prst="rect"/>
                   </pic:spPr>
@@ -118,12 +124,17 @@
     </w:p>
     <w:p>
       <w:pPr>
+        <w:spacing w:before="0" w:after="80"/>
+      </w:pPr>
+    </w:p>
+    <w:p>
+      <w:pPr>
         <w:jc w:val="center"/>
       </w:pPr>
       <w:r>
         <w:drawing>
           <wp:inline xmlns:a="http://schemas.openxmlformats.org/drawingml/2006/main" xmlns:pic="http://schemas.openxmlformats.org/drawingml/2006/picture">
-            <wp:extent cx="5943600" cy="1457864"/>
+            <wp:extent cx="5047488" cy="1238063"/>
             <wp:docPr id="2" name="Picture 2"/>
             <wp:cNvGraphicFramePr>
               <a:graphicFrameLocks noChangeAspect="1"/>
@@ -132,7 +143,7 @@
               <a:graphicData uri="http://schemas.openxmlformats.org/drawingml/2006/picture">
                 <pic:pic>
                   <pic:nvPicPr>
-                    <pic:cNvPr id="0" name="image.png"/>
+                    <pic:cNvPr id="0" name="image2.png"/>
                     <pic:cNvPicPr/>
                   </pic:nvPicPr>
                   <pic:blipFill>
@@ -144,7 +155,7 @@
                   <pic:spPr>
                     <a:xfrm>
                       <a:off x="0" y="0"/>
-                      <a:ext cx="5943600" cy="1457864"/>
+                      <a:ext cx="5047488" cy="1238063"/>
                     </a:xfrm>
                     <a:prstGeom prst="rect"/>
                   </pic:spPr>
@@ -155,6 +166,206 @@
         </w:drawing>
       </w:r>
     </w:p>
+    <w:p>
+      <w:pPr>
+        <w:spacing w:before="0" w:after="80"/>
+      </w:pPr>
+    </w:p>
+    <w:tbl>
+      <w:tblPr>
+        <w:tblStyle w:val="TableGrid"/>
+        <w:tblW w:type="auto" w:w="0"/>
+        <w:tblLook w:firstColumn="1" w:firstRow="1" w:lastColumn="0" w:lastRow="0" w:noHBand="0" w:noVBand="1" w:val="04A0"/>
+      </w:tblPr>
+      <w:tblGrid>
+        <w:gridCol w:w="4680"/>
+        <w:gridCol w:w="4680"/>
+      </w:tblGrid>
+      <w:tr>
+        <w:tc>
+          <w:tcPr>
+            <w:tcW w:type="dxa" w:w="4680"/>
+            <w:shd w:val="clear" w:color="auto" w:fill="2F81F7"/>
+          </w:tcPr>
+          <w:p>
+            <w:r>
+              <w:rPr>
+                <w:b/>
+                <w:color w:val="FFFFFF"/>
+                <w:sz w:val="19"/>
+              </w:rPr>
+              <w:t>Source</w:t>
+            </w:r>
+          </w:p>
+        </w:tc>
+        <w:tc>
+          <w:tcPr>
+            <w:tcW w:type="dxa" w:w="4680"/>
+            <w:shd w:val="clear" w:color="auto" w:fill="2F81F7"/>
+          </w:tcPr>
+          <w:p>
+            <w:r>
+              <w:rPr>
+                <w:b/>
+                <w:color w:val="FFFFFF"/>
+                <w:sz w:val="19"/>
+              </w:rPr>
+              <w:t>What gets indexed</w:t>
+            </w:r>
+          </w:p>
+        </w:tc>
+      </w:tr>
+      <w:tr>
+        <w:tc>
+          <w:tcPr>
+            <w:tcW w:type="dxa" w:w="4680"/>
+            <w:shd w:val="clear" w:color="auto" w:fill="F6F8FA"/>
+          </w:tcPr>
+          <w:p>
+            <w:r>
+              <w:rPr>
+                <w:sz w:val="19"/>
+              </w:rPr>
+              <w:t>📄 Wiki pages</w:t>
+            </w:r>
+          </w:p>
+        </w:tc>
+        <w:tc>
+          <w:tcPr>
+            <w:tcW w:type="dxa" w:w="4680"/>
+            <w:shd w:val="clear" w:color="auto" w:fill="F6F8FA"/>
+          </w:tcPr>
+          <w:p>
+            <w:r>
+              <w:rPr>
+                <w:sz w:val="19"/>
+              </w:rPr>
+              <w:t>All pages across all wikis, recursively, as Markdown with discussion comments</w:t>
+            </w:r>
+          </w:p>
+        </w:tc>
+      </w:tr>
+      <w:tr>
+        <w:tc>
+          <w:tcPr>
+            <w:tcW w:type="dxa" w:w="4680"/>
+            <w:shd w:val="clear" w:color="auto" w:fill="FFFFFF"/>
+          </w:tcPr>
+          <w:p>
+            <w:r>
+              <w:rPr>
+                <w:sz w:val="19"/>
+              </w:rPr>
+              <w:t>💻 Source code</w:t>
+            </w:r>
+          </w:p>
+        </w:tc>
+        <w:tc>
+          <w:tcPr>
+            <w:tcW w:type="dxa" w:w="4680"/>
+            <w:shd w:val="clear" w:color="auto" w:fill="FFFFFF"/>
+          </w:tcPr>
+          <w:p>
+            <w:r>
+              <w:rPr>
+                <w:sz w:val="19"/>
+              </w:rPr>
+              <w:t>.cs .csproj .razor .ts .js .json .xml .config and more (up to 100 KB per file)</w:t>
+            </w:r>
+          </w:p>
+        </w:tc>
+      </w:tr>
+      <w:tr>
+        <w:tc>
+          <w:tcPr>
+            <w:tcW w:type="dxa" w:w="4680"/>
+            <w:shd w:val="clear" w:color="auto" w:fill="F6F8FA"/>
+          </w:tcPr>
+          <w:p>
+            <w:r>
+              <w:rPr>
+                <w:sz w:val="19"/>
+              </w:rPr>
+              <w:t>🧪 Test cases</w:t>
+            </w:r>
+          </w:p>
+        </w:tc>
+        <w:tc>
+          <w:tcPr>
+            <w:tcW w:type="dxa" w:w="4680"/>
+            <w:shd w:val="clear" w:color="auto" w:fill="F6F8FA"/>
+          </w:tcPr>
+          <w:p>
+            <w:r>
+              <w:rPr>
+                <w:sz w:val="19"/>
+              </w:rPr>
+              <w:t>All test cases with steps, expected results, shared steps resolved, and discussion threads</w:t>
+            </w:r>
+          </w:p>
+        </w:tc>
+      </w:tr>
+      <w:tr>
+        <w:tc>
+          <w:tcPr>
+            <w:tcW w:type="dxa" w:w="4680"/>
+            <w:shd w:val="clear" w:color="auto" w:fill="FFFFFF"/>
+          </w:tcPr>
+          <w:p>
+            <w:r>
+              <w:rPr>
+                <w:sz w:val="19"/>
+              </w:rPr>
+              <w:t>📋 Work Items</w:t>
+            </w:r>
+          </w:p>
+        </w:tc>
+        <w:tc>
+          <w:tcPr>
+            <w:tcW w:type="dxa" w:w="4680"/>
+            <w:shd w:val="clear" w:color="auto" w:fill="FFFFFF"/>
+          </w:tcPr>
+          <w:p>
+            <w:r>
+              <w:rPr>
+                <w:sz w:val="19"/>
+              </w:rPr>
+              <w:t>Epics, Features, User Stories, Tasks, and Bugs — descriptions, acceptance criteria, linked items, comments, and code/config attachments. Bugs/Tasks also resolve linked Git commits for diff coverage.</w:t>
+            </w:r>
+          </w:p>
+        </w:tc>
+      </w:tr>
+      <w:tr>
+        <w:tc>
+          <w:tcPr>
+            <w:tcW w:type="dxa" w:w="4680"/>
+            <w:shd w:val="clear" w:color="auto" w:fill="F6F8FA"/>
+          </w:tcPr>
+          <w:p>
+            <w:r>
+              <w:rPr>
+                <w:sz w:val="19"/>
+              </w:rPr>
+              <w:t>🔀 Commit Diffs</w:t>
+            </w:r>
+          </w:p>
+        </w:tc>
+        <w:tc>
+          <w:tcPr>
+            <w:tcW w:type="dxa" w:w="4680"/>
+            <w:shd w:val="clear" w:color="auto" w:fill="F6F8FA"/>
+          </w:tcPr>
+          <w:p>
+            <w:r>
+              <w:rPr>
+                <w:sz w:val="19"/>
+              </w:rPr>
+              <w:t>Unified before/after file diffs for every commit linked to a Bug or Task, including NuGet 'Package | Before | After' change tables</w:t>
+            </w:r>
+          </w:p>
+        </w:tc>
+      </w:tr>
+    </w:tbl>
     <w:p>
       <w:pPr>
         <w:pStyle w:val="Heading1"/>
@@ -195,7 +406,7 @@
         <w:pStyle w:val="ListBullet"/>
       </w:pPr>
       <w:r>
-        <w:t>Azure Blob Storage — container for ingestion snapshots</w:t>
+        <w:t>Azure Blob Storage — container for ingestion snapshots and hash manifest</w:t>
       </w:r>
     </w:p>
     <w:p>
@@ -203,8 +414,13 @@
         <w:pStyle w:val="ListBullet"/>
       </w:pPr>
       <w:r>
-        <w:t>Azure DevOps — project with Wiki, Git repos, and Test Plans enabled</w:t>
+        <w:t>Azure DevOps — project with Wiki, Git repos, Test Plans, and Work Items enabled</w:t>
       </w:r>
+    </w:p>
+    <w:p>
+      <w:pPr>
+        <w:spacing w:before="0" w:after="80"/>
+      </w:pPr>
     </w:p>
     <w:p>
       <w:pPr>
@@ -213,6 +429,17 @@
       <w:r>
         <w:t>PAT Token Scopes</w:t>
       </w:r>
+    </w:p>
+    <w:p>
+      <w:pPr/>
+      <w:r>
+        <w:t>Your Azure DevOps Personal Access Token must have ALL four scopes enabled:</w:t>
+      </w:r>
+    </w:p>
+    <w:p>
+      <w:pPr>
+        <w:spacing w:before="0" w:after="80"/>
+      </w:pPr>
     </w:p>
     <w:tbl>
       <w:tblPr>
@@ -227,27 +454,269 @@
         <w:tc>
           <w:tcPr>
             <w:tcW w:type="dxa" w:w="9360"/>
-            <w:shd w:val="clear" w:color="auto" w:fill="ffb066"/>
+            <w:shd w:val="clear" w:color="auto" w:fill="FFB066"/>
           </w:tcPr>
           <w:p>
             <w:r>
               <w:rPr>
                 <w:b/>
-                <w:color w:val="F0883E"/>
+                <w:color w:val="000000"/>
+                <w:sz w:val="20"/>
               </w:rPr>
-              <w:t xml:space="preserve">Important —  </w:t>
-            </w:r>
-            <w:r>
-              <w:rPr>
-                <w:color w:val="24292F"/>
-              </w:rPr>
-              <w:t>Your PAT must have ALL four scopes enabled: Wiki (Read) · Code (Read) · Test Management (Read) · Work Items (Read). Missing Work Items scope causes 401 errors when fetching test case details.</w:t>
+              <w:t>⚠️  Important — Your PAT must have ALL four scopes enabled: Wiki (Read), Code (Read), Test Management (Read), Work Items (Read). Missing any scope will cause silent failures for that source type during ingestion.</w:t>
             </w:r>
           </w:p>
         </w:tc>
       </w:tr>
     </w:tbl>
-    <w:p/>
+    <w:p>
+      <w:pPr>
+        <w:spacing w:before="0" w:after="80"/>
+      </w:pPr>
+    </w:p>
+    <w:tbl>
+      <w:tblPr>
+        <w:tblStyle w:val="TableGrid"/>
+        <w:tblW w:type="auto" w:w="0"/>
+        <w:tblLook w:firstColumn="1" w:firstRow="1" w:lastColumn="0" w:lastRow="0" w:noHBand="0" w:noVBand="1" w:val="04A0"/>
+      </w:tblPr>
+      <w:tblGrid>
+        <w:gridCol w:w="3120"/>
+        <w:gridCol w:w="3120"/>
+        <w:gridCol w:w="3120"/>
+      </w:tblGrid>
+      <w:tr>
+        <w:tc>
+          <w:tcPr>
+            <w:tcW w:type="dxa" w:w="3120"/>
+            <w:shd w:val="clear" w:color="auto" w:fill="2F81F7"/>
+          </w:tcPr>
+          <w:p>
+            <w:r>
+              <w:rPr>
+                <w:b/>
+                <w:color w:val="FFFFFF"/>
+                <w:sz w:val="19"/>
+              </w:rPr>
+              <w:t>Scope</w:t>
+            </w:r>
+          </w:p>
+        </w:tc>
+        <w:tc>
+          <w:tcPr>
+            <w:tcW w:type="dxa" w:w="3120"/>
+            <w:shd w:val="clear" w:color="auto" w:fill="2F81F7"/>
+          </w:tcPr>
+          <w:p>
+            <w:r>
+              <w:rPr>
+                <w:b/>
+                <w:color w:val="FFFFFF"/>
+                <w:sz w:val="19"/>
+              </w:rPr>
+              <w:t>Level</w:t>
+            </w:r>
+          </w:p>
+        </w:tc>
+        <w:tc>
+          <w:tcPr>
+            <w:tcW w:type="dxa" w:w="3120"/>
+            <w:shd w:val="clear" w:color="auto" w:fill="2F81F7"/>
+          </w:tcPr>
+          <w:p>
+            <w:r>
+              <w:rPr>
+                <w:b/>
+                <w:color w:val="FFFFFF"/>
+                <w:sz w:val="19"/>
+              </w:rPr>
+              <w:t>Required for</w:t>
+            </w:r>
+          </w:p>
+        </w:tc>
+      </w:tr>
+      <w:tr>
+        <w:tc>
+          <w:tcPr>
+            <w:tcW w:type="dxa" w:w="3120"/>
+            <w:shd w:val="clear" w:color="auto" w:fill="F6F8FA"/>
+          </w:tcPr>
+          <w:p>
+            <w:r>
+              <w:rPr>
+                <w:sz w:val="19"/>
+              </w:rPr>
+              <w:t>Wiki</w:t>
+            </w:r>
+          </w:p>
+        </w:tc>
+        <w:tc>
+          <w:tcPr>
+            <w:tcW w:type="dxa" w:w="3120"/>
+            <w:shd w:val="clear" w:color="auto" w:fill="F6F8FA"/>
+          </w:tcPr>
+          <w:p>
+            <w:r>
+              <w:rPr>
+                <w:sz w:val="19"/>
+              </w:rPr>
+              <w:t>Read</w:t>
+            </w:r>
+          </w:p>
+        </w:tc>
+        <w:tc>
+          <w:tcPr>
+            <w:tcW w:type="dxa" w:w="3120"/>
+            <w:shd w:val="clear" w:color="auto" w:fill="F6F8FA"/>
+          </w:tcPr>
+          <w:p>
+            <w:r>
+              <w:rPr>
+                <w:sz w:val="19"/>
+              </w:rPr>
+              <w:t>Crawling wiki pages and discussion comments</w:t>
+            </w:r>
+          </w:p>
+        </w:tc>
+      </w:tr>
+      <w:tr>
+        <w:tc>
+          <w:tcPr>
+            <w:tcW w:type="dxa" w:w="3120"/>
+            <w:shd w:val="clear" w:color="auto" w:fill="FFFFFF"/>
+          </w:tcPr>
+          <w:p>
+            <w:r>
+              <w:rPr>
+                <w:sz w:val="19"/>
+              </w:rPr>
+              <w:t>Code</w:t>
+            </w:r>
+          </w:p>
+        </w:tc>
+        <w:tc>
+          <w:tcPr>
+            <w:tcW w:type="dxa" w:w="3120"/>
+            <w:shd w:val="clear" w:color="auto" w:fill="FFFFFF"/>
+          </w:tcPr>
+          <w:p>
+            <w:r>
+              <w:rPr>
+                <w:sz w:val="19"/>
+              </w:rPr>
+              <w:t>Read</w:t>
+            </w:r>
+          </w:p>
+        </w:tc>
+        <w:tc>
+          <w:tcPr>
+            <w:tcW w:type="dxa" w:w="3120"/>
+            <w:shd w:val="clear" w:color="auto" w:fill="FFFFFF"/>
+          </w:tcPr>
+          <w:p>
+            <w:r>
+              <w:rPr>
+                <w:sz w:val="19"/>
+              </w:rPr>
+              <w:t>Enumerating repos and downloading source files</w:t>
+            </w:r>
+          </w:p>
+        </w:tc>
+      </w:tr>
+      <w:tr>
+        <w:tc>
+          <w:tcPr>
+            <w:tcW w:type="dxa" w:w="3120"/>
+            <w:shd w:val="clear" w:color="auto" w:fill="F6F8FA"/>
+          </w:tcPr>
+          <w:p>
+            <w:r>
+              <w:rPr>
+                <w:sz w:val="19"/>
+              </w:rPr>
+              <w:t>Test Management</w:t>
+            </w:r>
+          </w:p>
+        </w:tc>
+        <w:tc>
+          <w:tcPr>
+            <w:tcW w:type="dxa" w:w="3120"/>
+            <w:shd w:val="clear" w:color="auto" w:fill="F6F8FA"/>
+          </w:tcPr>
+          <w:p>
+            <w:r>
+              <w:rPr>
+                <w:sz w:val="19"/>
+              </w:rPr>
+              <w:t>Read</w:t>
+            </w:r>
+          </w:p>
+        </w:tc>
+        <w:tc>
+          <w:tcPr>
+            <w:tcW w:type="dxa" w:w="3120"/>
+            <w:shd w:val="clear" w:color="auto" w:fill="F6F8FA"/>
+          </w:tcPr>
+          <w:p>
+            <w:r>
+              <w:rPr>
+                <w:sz w:val="19"/>
+              </w:rPr>
+              <w:t>Fetching test plans, suites, test cases, and steps</w:t>
+            </w:r>
+          </w:p>
+        </w:tc>
+      </w:tr>
+      <w:tr>
+        <w:tc>
+          <w:tcPr>
+            <w:tcW w:type="dxa" w:w="3120"/>
+            <w:shd w:val="clear" w:color="auto" w:fill="FFFFFF"/>
+          </w:tcPr>
+          <w:p>
+            <w:r>
+              <w:rPr>
+                <w:sz w:val="19"/>
+              </w:rPr>
+              <w:t>Work Items</w:t>
+            </w:r>
+          </w:p>
+        </w:tc>
+        <w:tc>
+          <w:tcPr>
+            <w:tcW w:type="dxa" w:w="3120"/>
+            <w:shd w:val="clear" w:color="auto" w:fill="FFFFFF"/>
+          </w:tcPr>
+          <w:p>
+            <w:r>
+              <w:rPr>
+                <w:sz w:val="19"/>
+              </w:rPr>
+              <w:t>Read</w:t>
+            </w:r>
+          </w:p>
+        </w:tc>
+        <w:tc>
+          <w:tcPr>
+            <w:tcW w:type="dxa" w:w="3120"/>
+            <w:shd w:val="clear" w:color="auto" w:fill="FFFFFF"/>
+          </w:tcPr>
+          <w:p>
+            <w:r>
+              <w:rPr>
+                <w:sz w:val="19"/>
+              </w:rPr>
+              <w:t>WI details, comments, attachments, and commit link resolution</w:t>
+            </w:r>
+          </w:p>
+        </w:tc>
+      </w:tr>
+    </w:tbl>
+    <w:p>
+      <w:pPr>
+        <w:spacing w:before="0" w:after="80"/>
+      </w:pPr>
+    </w:p>
     <w:p>
       <w:pPr>
         <w:pStyle w:val="Heading2"/>
@@ -283,6 +752,17 @@
         <w:t>3. Environment Variables</w:t>
       </w:r>
     </w:p>
+    <w:p>
+      <w:pPr/>
+      <w:r>
+        <w:t>Copy .env.example to .env and fill in all required values.</w:t>
+      </w:r>
+    </w:p>
+    <w:p>
+      <w:pPr>
+        <w:spacing w:before="0" w:after="80"/>
+      </w:pPr>
+    </w:p>
     <w:tbl>
       <w:tblPr>
         <w:tblStyle w:val="TableGrid"/>
@@ -298,14 +778,14 @@
         <w:tc>
           <w:tcPr>
             <w:tcW w:type="dxa" w:w="3120"/>
-            <w:shd w:val="clear" w:color="auto" w:fill="2f81f7"/>
+            <w:shd w:val="clear" w:color="auto" w:fill="2F81F7"/>
           </w:tcPr>
           <w:p>
             <w:r>
               <w:rPr>
                 <w:b/>
                 <w:color w:val="FFFFFF"/>
-                <w:sz w:val="20"/>
+                <w:sz w:val="19"/>
               </w:rPr>
               <w:t>Variable</w:t>
             </w:r>
@@ -314,14 +794,14 @@
         <w:tc>
           <w:tcPr>
             <w:tcW w:type="dxa" w:w="3120"/>
-            <w:shd w:val="clear" w:color="auto" w:fill="2f81f7"/>
+            <w:shd w:val="clear" w:color="auto" w:fill="2F81F7"/>
           </w:tcPr>
           <w:p>
             <w:r>
               <w:rPr>
                 <w:b/>
                 <w:color w:val="FFFFFF"/>
-                <w:sz w:val="20"/>
+                <w:sz w:val="19"/>
               </w:rPr>
               <w:t>Description</w:t>
             </w:r>
@@ -330,14 +810,14 @@
         <w:tc>
           <w:tcPr>
             <w:tcW w:type="dxa" w:w="3120"/>
-            <w:shd w:val="clear" w:color="auto" w:fill="2f81f7"/>
+            <w:shd w:val="clear" w:color="auto" w:fill="2F81F7"/>
           </w:tcPr>
           <w:p>
             <w:r>
               <w:rPr>
                 <w:b/>
                 <w:color w:val="FFFFFF"/>
-                <w:sz w:val="20"/>
+                <w:sz w:val="19"/>
               </w:rPr>
               <w:t>Default</w:t>
             </w:r>
@@ -348,7 +828,7 @@
         <w:tc>
           <w:tcPr>
             <w:tcW w:type="dxa" w:w="3120"/>
-            <w:shd w:val="clear" w:color="auto" w:fill="f6f8fa"/>
+            <w:shd w:val="clear" w:color="auto" w:fill="F6F8FA"/>
           </w:tcPr>
           <w:p>
             <w:r>
@@ -362,21 +842,21 @@
         <w:tc>
           <w:tcPr>
             <w:tcW w:type="dxa" w:w="3120"/>
-            <w:shd w:val="clear" w:color="auto" w:fill="f6f8fa"/>
+            <w:shd w:val="clear" w:color="auto" w:fill="F6F8FA"/>
           </w:tcPr>
           <w:p>
             <w:r>
               <w:rPr>
                 <w:sz w:val="19"/>
               </w:rPr>
-              <w:t>Personal Access Token for Azure DevOps</w:t>
+              <w:t>Personal Access Token (all four scopes above)</w:t>
             </w:r>
           </w:p>
         </w:tc>
         <w:tc>
           <w:tcPr>
             <w:tcW w:type="dxa" w:w="3120"/>
-            <w:shd w:val="clear" w:color="auto" w:fill="f6f8fa"/>
+            <w:shd w:val="clear" w:color="auto" w:fill="F6F8FA"/>
           </w:tcPr>
           <w:p>
             <w:r>
@@ -392,7 +872,7 @@
         <w:tc>
           <w:tcPr>
             <w:tcW w:type="dxa" w:w="3120"/>
-            <w:shd w:val="clear" w:color="auto" w:fill="ffffff"/>
+            <w:shd w:val="clear" w:color="auto" w:fill="FFFFFF"/>
           </w:tcPr>
           <w:p>
             <w:r>
@@ -406,7 +886,7 @@
         <w:tc>
           <w:tcPr>
             <w:tcW w:type="dxa" w:w="3120"/>
-            <w:shd w:val="clear" w:color="auto" w:fill="ffffff"/>
+            <w:shd w:val="clear" w:color="auto" w:fill="FFFFFF"/>
           </w:tcPr>
           <w:p>
             <w:r>
@@ -420,7 +900,7 @@
         <w:tc>
           <w:tcPr>
             <w:tcW w:type="dxa" w:w="3120"/>
-            <w:shd w:val="clear" w:color="auto" w:fill="ffffff"/>
+            <w:shd w:val="clear" w:color="auto" w:fill="FFFFFF"/>
           </w:tcPr>
           <w:p>
             <w:r>
@@ -436,7 +916,7 @@
         <w:tc>
           <w:tcPr>
             <w:tcW w:type="dxa" w:w="3120"/>
-            <w:shd w:val="clear" w:color="auto" w:fill="f6f8fa"/>
+            <w:shd w:val="clear" w:color="auto" w:fill="F6F8FA"/>
           </w:tcPr>
           <w:p>
             <w:r>
@@ -450,7 +930,7 @@
         <w:tc>
           <w:tcPr>
             <w:tcW w:type="dxa" w:w="3120"/>
-            <w:shd w:val="clear" w:color="auto" w:fill="f6f8fa"/>
+            <w:shd w:val="clear" w:color="auto" w:fill="F6F8FA"/>
           </w:tcPr>
           <w:p>
             <w:r>
@@ -464,7 +944,7 @@
         <w:tc>
           <w:tcPr>
             <w:tcW w:type="dxa" w:w="3120"/>
-            <w:shd w:val="clear" w:color="auto" w:fill="f6f8fa"/>
+            <w:shd w:val="clear" w:color="auto" w:fill="F6F8FA"/>
           </w:tcPr>
           <w:p>
             <w:r>
@@ -480,51 +960,7 @@
         <w:tc>
           <w:tcPr>
             <w:tcW w:type="dxa" w:w="3120"/>
-            <w:shd w:val="clear" w:color="auto" w:fill="ffffff"/>
-          </w:tcPr>
-          <w:p>
-            <w:r>
-              <w:rPr>
-                <w:sz w:val="19"/>
-              </w:rPr>
-              <w:t>DEVOPS_WIKI</w:t>
-            </w:r>
-          </w:p>
-        </w:tc>
-        <w:tc>
-          <w:tcPr>
-            <w:tcW w:type="dxa" w:w="3120"/>
-            <w:shd w:val="clear" w:color="auto" w:fill="ffffff"/>
-          </w:tcPr>
-          <w:p>
-            <w:r>
-              <w:rPr>
-                <w:sz w:val="19"/>
-              </w:rPr>
-              <w:t>Wiki identifier</w:t>
-            </w:r>
-          </w:p>
-        </w:tc>
-        <w:tc>
-          <w:tcPr>
-            <w:tcW w:type="dxa" w:w="3120"/>
-            <w:shd w:val="clear" w:color="auto" w:fill="ffffff"/>
-          </w:tcPr>
-          <w:p>
-            <w:r>
-              <w:rPr>
-                <w:sz w:val="19"/>
-              </w:rPr>
-              <w:t>{project}.wiki</w:t>
-            </w:r>
-          </w:p>
-        </w:tc>
-      </w:tr>
-      <w:tr>
-        <w:tc>
-          <w:tcPr>
-            <w:tcW w:type="dxa" w:w="3120"/>
-            <w:shd w:val="clear" w:color="auto" w:fill="f6f8fa"/>
+            <w:shd w:val="clear" w:color="auto" w:fill="FFFFFF"/>
           </w:tcPr>
           <w:p>
             <w:r>
@@ -538,7 +974,7 @@
         <w:tc>
           <w:tcPr>
             <w:tcW w:type="dxa" w:w="3120"/>
-            <w:shd w:val="clear" w:color="auto" w:fill="f6f8fa"/>
+            <w:shd w:val="clear" w:color="auto" w:fill="FFFFFF"/>
           </w:tcPr>
           <w:p>
             <w:r>
@@ -552,7 +988,7 @@
         <w:tc>
           <w:tcPr>
             <w:tcW w:type="dxa" w:w="3120"/>
-            <w:shd w:val="clear" w:color="auto" w:fill="f6f8fa"/>
+            <w:shd w:val="clear" w:color="auto" w:fill="FFFFFF"/>
           </w:tcPr>
           <w:p>
             <w:r>
@@ -568,7 +1004,7 @@
         <w:tc>
           <w:tcPr>
             <w:tcW w:type="dxa" w:w="3120"/>
-            <w:shd w:val="clear" w:color="auto" w:fill="ffffff"/>
+            <w:shd w:val="clear" w:color="auto" w:fill="F6F8FA"/>
           </w:tcPr>
           <w:p>
             <w:r>
@@ -582,21 +1018,65 @@
         <w:tc>
           <w:tcPr>
             <w:tcW w:type="dxa" w:w="3120"/>
-            <w:shd w:val="clear" w:color="auto" w:fill="ffffff"/>
+            <w:shd w:val="clear" w:color="auto" w:fill="F6F8FA"/>
           </w:tcPr>
           <w:p>
             <w:r>
               <w:rPr>
                 <w:sz w:val="19"/>
               </w:rPr>
-              <w:t>Blob container name for snapshots</w:t>
+              <w:t>Blob container name for snapshots and manifest</w:t>
             </w:r>
           </w:p>
         </w:tc>
         <w:tc>
           <w:tcPr>
             <w:tcW w:type="dxa" w:w="3120"/>
-            <w:shd w:val="clear" w:color="auto" w:fill="ffffff"/>
+            <w:shd w:val="clear" w:color="auto" w:fill="F6F8FA"/>
+          </w:tcPr>
+          <w:p>
+            <w:r>
+              <w:rPr>
+                <w:sz w:val="19"/>
+              </w:rPr>
+              <w:t>wiki-crawl</w:t>
+            </w:r>
+          </w:p>
+        </w:tc>
+      </w:tr>
+      <w:tr>
+        <w:tc>
+          <w:tcPr>
+            <w:tcW w:type="dxa" w:w="3120"/>
+            <w:shd w:val="clear" w:color="auto" w:fill="FFFFFF"/>
+          </w:tcPr>
+          <w:p>
+            <w:r>
+              <w:rPr>
+                <w:sz w:val="19"/>
+              </w:rPr>
+              <w:t>AZURE_OPENAI_ENDPOINT</w:t>
+            </w:r>
+          </w:p>
+        </w:tc>
+        <w:tc>
+          <w:tcPr>
+            <w:tcW w:type="dxa" w:w="3120"/>
+            <w:shd w:val="clear" w:color="auto" w:fill="FFFFFF"/>
+          </w:tcPr>
+          <w:p>
+            <w:r>
+              <w:rPr>
+                <w:sz w:val="19"/>
+              </w:rPr>
+              <w:t>Azure OpenAI resource URL</w:t>
+            </w:r>
+          </w:p>
+        </w:tc>
+        <w:tc>
+          <w:tcPr>
+            <w:tcW w:type="dxa" w:w="3120"/>
+            <w:shd w:val="clear" w:color="auto" w:fill="FFFFFF"/>
           </w:tcPr>
           <w:p>
             <w:r>
@@ -612,35 +1092,35 @@
         <w:tc>
           <w:tcPr>
             <w:tcW w:type="dxa" w:w="3120"/>
-            <w:shd w:val="clear" w:color="auto" w:fill="f6f8fa"/>
+            <w:shd w:val="clear" w:color="auto" w:fill="F6F8FA"/>
           </w:tcPr>
           <w:p>
             <w:r>
               <w:rPr>
                 <w:sz w:val="19"/>
               </w:rPr>
-              <w:t>AZURE_OPENAI_ENDPOINT</w:t>
+              <w:t>AZURE_OPENAI_API_KEY</w:t>
             </w:r>
           </w:p>
         </w:tc>
         <w:tc>
           <w:tcPr>
             <w:tcW w:type="dxa" w:w="3120"/>
-            <w:shd w:val="clear" w:color="auto" w:fill="f6f8fa"/>
+            <w:shd w:val="clear" w:color="auto" w:fill="F6F8FA"/>
           </w:tcPr>
           <w:p>
             <w:r>
               <w:rPr>
                 <w:sz w:val="19"/>
               </w:rPr>
-              <w:t>Azure OpenAI resource URL</w:t>
+              <w:t>Azure OpenAI API key</w:t>
             </w:r>
           </w:p>
         </w:tc>
         <w:tc>
           <w:tcPr>
             <w:tcW w:type="dxa" w:w="3120"/>
-            <w:shd w:val="clear" w:color="auto" w:fill="f6f8fa"/>
+            <w:shd w:val="clear" w:color="auto" w:fill="F6F8FA"/>
           </w:tcPr>
           <w:p>
             <w:r>
@@ -656,35 +1136,167 @@
         <w:tc>
           <w:tcPr>
             <w:tcW w:type="dxa" w:w="3120"/>
-            <w:shd w:val="clear" w:color="auto" w:fill="ffffff"/>
+            <w:shd w:val="clear" w:color="auto" w:fill="FFFFFF"/>
           </w:tcPr>
           <w:p>
             <w:r>
               <w:rPr>
                 <w:sz w:val="19"/>
               </w:rPr>
-              <w:t>AZURE_OPENAI_API_KEY</w:t>
+              <w:t>AZURE_OPENAI_EMBEDDING_DEPLOYMENT</w:t>
             </w:r>
           </w:p>
         </w:tc>
         <w:tc>
           <w:tcPr>
             <w:tcW w:type="dxa" w:w="3120"/>
-            <w:shd w:val="clear" w:color="auto" w:fill="ffffff"/>
+            <w:shd w:val="clear" w:color="auto" w:fill="FFFFFF"/>
           </w:tcPr>
           <w:p>
             <w:r>
               <w:rPr>
                 <w:sz w:val="19"/>
               </w:rPr>
-              <w:t>Azure OpenAI API key</w:t>
+              <w:t>Embedding model deployment name</w:t>
             </w:r>
           </w:p>
         </w:tc>
         <w:tc>
           <w:tcPr>
             <w:tcW w:type="dxa" w:w="3120"/>
-            <w:shd w:val="clear" w:color="auto" w:fill="ffffff"/>
+            <w:shd w:val="clear" w:color="auto" w:fill="FFFFFF"/>
+          </w:tcPr>
+          <w:p>
+            <w:r>
+              <w:rPr>
+                <w:sz w:val="19"/>
+              </w:rPr>
+              <w:t>text-embedding-3-large</w:t>
+            </w:r>
+          </w:p>
+        </w:tc>
+      </w:tr>
+      <w:tr>
+        <w:tc>
+          <w:tcPr>
+            <w:tcW w:type="dxa" w:w="3120"/>
+            <w:shd w:val="clear" w:color="auto" w:fill="F6F8FA"/>
+          </w:tcPr>
+          <w:p>
+            <w:r>
+              <w:rPr>
+                <w:sz w:val="19"/>
+              </w:rPr>
+              <w:t>AZURE_OPENAI_API_VERSION</w:t>
+            </w:r>
+          </w:p>
+        </w:tc>
+        <w:tc>
+          <w:tcPr>
+            <w:tcW w:type="dxa" w:w="3120"/>
+            <w:shd w:val="clear" w:color="auto" w:fill="F6F8FA"/>
+          </w:tcPr>
+          <w:p>
+            <w:r>
+              <w:rPr>
+                <w:sz w:val="19"/>
+              </w:rPr>
+              <w:t>API version</w:t>
+            </w:r>
+          </w:p>
+        </w:tc>
+        <w:tc>
+          <w:tcPr>
+            <w:tcW w:type="dxa" w:w="3120"/>
+            <w:shd w:val="clear" w:color="auto" w:fill="F6F8FA"/>
+          </w:tcPr>
+          <w:p>
+            <w:r>
+              <w:rPr>
+                <w:sz w:val="19"/>
+              </w:rPr>
+              <w:t>2024-02-01</w:t>
+            </w:r>
+          </w:p>
+        </w:tc>
+      </w:tr>
+      <w:tr>
+        <w:tc>
+          <w:tcPr>
+            <w:tcW w:type="dxa" w:w="3120"/>
+            <w:shd w:val="clear" w:color="auto" w:fill="FFFFFF"/>
+          </w:tcPr>
+          <w:p>
+            <w:r>
+              <w:rPr>
+                <w:sz w:val="19"/>
+              </w:rPr>
+              <w:t>AZURE_OPENAI_CHAT_DEPLOYMENT</w:t>
+            </w:r>
+          </w:p>
+        </w:tc>
+        <w:tc>
+          <w:tcPr>
+            <w:tcW w:type="dxa" w:w="3120"/>
+            <w:shd w:val="clear" w:color="auto" w:fill="FFFFFF"/>
+          </w:tcPr>
+          <w:p>
+            <w:r>
+              <w:rPr>
+                <w:sz w:val="19"/>
+              </w:rPr>
+              <w:t>Chat model deployment name</w:t>
+            </w:r>
+          </w:p>
+        </w:tc>
+        <w:tc>
+          <w:tcPr>
+            <w:tcW w:type="dxa" w:w="3120"/>
+            <w:shd w:val="clear" w:color="auto" w:fill="FFFFFF"/>
+          </w:tcPr>
+          <w:p>
+            <w:r>
+              <w:rPr>
+                <w:sz w:val="19"/>
+              </w:rPr>
+              <w:t>gpt-4o</w:t>
+            </w:r>
+          </w:p>
+        </w:tc>
+      </w:tr>
+      <w:tr>
+        <w:tc>
+          <w:tcPr>
+            <w:tcW w:type="dxa" w:w="3120"/>
+            <w:shd w:val="clear" w:color="auto" w:fill="F6F8FA"/>
+          </w:tcPr>
+          <w:p>
+            <w:r>
+              <w:rPr>
+                <w:sz w:val="19"/>
+              </w:rPr>
+              <w:t>AZURE_SEARCH_ENDPOINT</w:t>
+            </w:r>
+          </w:p>
+        </w:tc>
+        <w:tc>
+          <w:tcPr>
+            <w:tcW w:type="dxa" w:w="3120"/>
+            <w:shd w:val="clear" w:color="auto" w:fill="F6F8FA"/>
+          </w:tcPr>
+          <w:p>
+            <w:r>
+              <w:rPr>
+                <w:sz w:val="19"/>
+              </w:rPr>
+              <w:t>Azure AI Search endpoint URL</w:t>
+            </w:r>
+          </w:p>
+        </w:tc>
+        <w:tc>
+          <w:tcPr>
+            <w:tcW w:type="dxa" w:w="3120"/>
+            <w:shd w:val="clear" w:color="auto" w:fill="F6F8FA"/>
           </w:tcPr>
           <w:p>
             <w:r>
@@ -700,167 +1312,35 @@
         <w:tc>
           <w:tcPr>
             <w:tcW w:type="dxa" w:w="3120"/>
-            <w:shd w:val="clear" w:color="auto" w:fill="f6f8fa"/>
+            <w:shd w:val="clear" w:color="auto" w:fill="FFFFFF"/>
           </w:tcPr>
           <w:p>
             <w:r>
               <w:rPr>
                 <w:sz w:val="19"/>
               </w:rPr>
-              <w:t>AZURE_OPENAI_EMBEDDING_DEPLOYMENT</w:t>
+              <w:t>AZURE_SEARCH_API_KEY</w:t>
             </w:r>
           </w:p>
         </w:tc>
         <w:tc>
           <w:tcPr>
             <w:tcW w:type="dxa" w:w="3120"/>
-            <w:shd w:val="clear" w:color="auto" w:fill="f6f8fa"/>
+            <w:shd w:val="clear" w:color="auto" w:fill="FFFFFF"/>
           </w:tcPr>
           <w:p>
             <w:r>
               <w:rPr>
                 <w:sz w:val="19"/>
               </w:rPr>
-              <w:t>Embedding model deployment name</w:t>
+              <w:t>Azure AI Search API key</w:t>
             </w:r>
           </w:p>
         </w:tc>
         <w:tc>
           <w:tcPr>
             <w:tcW w:type="dxa" w:w="3120"/>
-            <w:shd w:val="clear" w:color="auto" w:fill="f6f8fa"/>
-          </w:tcPr>
-          <w:p>
-            <w:r>
-              <w:rPr>
-                <w:sz w:val="19"/>
-              </w:rPr>
-              <w:t>text-embedding-3-large</w:t>
-            </w:r>
-          </w:p>
-        </w:tc>
-      </w:tr>
-      <w:tr>
-        <w:tc>
-          <w:tcPr>
-            <w:tcW w:type="dxa" w:w="3120"/>
-            <w:shd w:val="clear" w:color="auto" w:fill="ffffff"/>
-          </w:tcPr>
-          <w:p>
-            <w:r>
-              <w:rPr>
-                <w:sz w:val="19"/>
-              </w:rPr>
-              <w:t>AZURE_OPENAI_API_VERSION</w:t>
-            </w:r>
-          </w:p>
-        </w:tc>
-        <w:tc>
-          <w:tcPr>
-            <w:tcW w:type="dxa" w:w="3120"/>
-            <w:shd w:val="clear" w:color="auto" w:fill="ffffff"/>
-          </w:tcPr>
-          <w:p>
-            <w:r>
-              <w:rPr>
-                <w:sz w:val="19"/>
-              </w:rPr>
-              <w:t>API version</w:t>
-            </w:r>
-          </w:p>
-        </w:tc>
-        <w:tc>
-          <w:tcPr>
-            <w:tcW w:type="dxa" w:w="3120"/>
-            <w:shd w:val="clear" w:color="auto" w:fill="ffffff"/>
-          </w:tcPr>
-          <w:p>
-            <w:r>
-              <w:rPr>
-                <w:sz w:val="19"/>
-              </w:rPr>
-              <w:t>2024-02-01</w:t>
-            </w:r>
-          </w:p>
-        </w:tc>
-      </w:tr>
-      <w:tr>
-        <w:tc>
-          <w:tcPr>
-            <w:tcW w:type="dxa" w:w="3120"/>
-            <w:shd w:val="clear" w:color="auto" w:fill="f6f8fa"/>
-          </w:tcPr>
-          <w:p>
-            <w:r>
-              <w:rPr>
-                <w:sz w:val="19"/>
-              </w:rPr>
-              <w:t>AZURE_OPENAI_CHAT_DEPLOYMENT</w:t>
-            </w:r>
-          </w:p>
-        </w:tc>
-        <w:tc>
-          <w:tcPr>
-            <w:tcW w:type="dxa" w:w="3120"/>
-            <w:shd w:val="clear" w:color="auto" w:fill="f6f8fa"/>
-          </w:tcPr>
-          <w:p>
-            <w:r>
-              <w:rPr>
-                <w:sz w:val="19"/>
-              </w:rPr>
-              <w:t>Chat model deployment name</w:t>
-            </w:r>
-          </w:p>
-        </w:tc>
-        <w:tc>
-          <w:tcPr>
-            <w:tcW w:type="dxa" w:w="3120"/>
-            <w:shd w:val="clear" w:color="auto" w:fill="f6f8fa"/>
-          </w:tcPr>
-          <w:p>
-            <w:r>
-              <w:rPr>
-                <w:sz w:val="19"/>
-              </w:rPr>
-              <w:t>gpt-4o</w:t>
-            </w:r>
-          </w:p>
-        </w:tc>
-      </w:tr>
-      <w:tr>
-        <w:tc>
-          <w:tcPr>
-            <w:tcW w:type="dxa" w:w="3120"/>
-            <w:shd w:val="clear" w:color="auto" w:fill="ffffff"/>
-          </w:tcPr>
-          <w:p>
-            <w:r>
-              <w:rPr>
-                <w:sz w:val="19"/>
-              </w:rPr>
-              <w:t>AZURE_SEARCH_ENDPOINT</w:t>
-            </w:r>
-          </w:p>
-        </w:tc>
-        <w:tc>
-          <w:tcPr>
-            <w:tcW w:type="dxa" w:w="3120"/>
-            <w:shd w:val="clear" w:color="auto" w:fill="ffffff"/>
-          </w:tcPr>
-          <w:p>
-            <w:r>
-              <w:rPr>
-                <w:sz w:val="19"/>
-              </w:rPr>
-              <w:t>Azure AI Search endpoint URL</w:t>
-            </w:r>
-          </w:p>
-        </w:tc>
-        <w:tc>
-          <w:tcPr>
-            <w:tcW w:type="dxa" w:w="3120"/>
-            <w:shd w:val="clear" w:color="auto" w:fill="ffffff"/>
+            <w:shd w:val="clear" w:color="auto" w:fill="FFFFFF"/>
           </w:tcPr>
           <w:p>
             <w:r>
@@ -876,51 +1356,7 @@
         <w:tc>
           <w:tcPr>
             <w:tcW w:type="dxa" w:w="3120"/>
-            <w:shd w:val="clear" w:color="auto" w:fill="f6f8fa"/>
-          </w:tcPr>
-          <w:p>
-            <w:r>
-              <w:rPr>
-                <w:sz w:val="19"/>
-              </w:rPr>
-              <w:t>AZURE_SEARCH_API_KEY</w:t>
-            </w:r>
-          </w:p>
-        </w:tc>
-        <w:tc>
-          <w:tcPr>
-            <w:tcW w:type="dxa" w:w="3120"/>
-            <w:shd w:val="clear" w:color="auto" w:fill="f6f8fa"/>
-          </w:tcPr>
-          <w:p>
-            <w:r>
-              <w:rPr>
-                <w:sz w:val="19"/>
-              </w:rPr>
-              <w:t>Azure AI Search API key</w:t>
-            </w:r>
-          </w:p>
-        </w:tc>
-        <w:tc>
-          <w:tcPr>
-            <w:tcW w:type="dxa" w:w="3120"/>
-            <w:shd w:val="clear" w:color="auto" w:fill="f6f8fa"/>
-          </w:tcPr>
-          <w:p>
-            <w:r>
-              <w:rPr>
-                <w:sz w:val="19"/>
-              </w:rPr>
-              <w:t>(required)</w:t>
-            </w:r>
-          </w:p>
-        </w:tc>
-      </w:tr>
-      <w:tr>
-        <w:tc>
-          <w:tcPr>
-            <w:tcW w:type="dxa" w:w="3120"/>
-            <w:shd w:val="clear" w:color="auto" w:fill="ffffff"/>
+            <w:shd w:val="clear" w:color="auto" w:fill="F6F8FA"/>
           </w:tcPr>
           <w:p>
             <w:r>
@@ -934,7 +1370,7 @@
         <w:tc>
           <w:tcPr>
             <w:tcW w:type="dxa" w:w="3120"/>
-            <w:shd w:val="clear" w:color="auto" w:fill="ffffff"/>
+            <w:shd w:val="clear" w:color="auto" w:fill="F6F8FA"/>
           </w:tcPr>
           <w:p>
             <w:r>
@@ -948,7 +1384,7 @@
         <w:tc>
           <w:tcPr>
             <w:tcW w:type="dxa" w:w="3120"/>
-            <w:shd w:val="clear" w:color="auto" w:fill="ffffff"/>
+            <w:shd w:val="clear" w:color="auto" w:fill="F6F8FA"/>
           </w:tcPr>
           <w:p>
             <w:r>
@@ -964,7 +1400,7 @@
         <w:tc>
           <w:tcPr>
             <w:tcW w:type="dxa" w:w="3120"/>
-            <w:shd w:val="clear" w:color="auto" w:fill="f6f8fa"/>
+            <w:shd w:val="clear" w:color="auto" w:fill="FFFFFF"/>
           </w:tcPr>
           <w:p>
             <w:r>
@@ -978,7 +1414,7 @@
         <w:tc>
           <w:tcPr>
             <w:tcW w:type="dxa" w:w="3120"/>
-            <w:shd w:val="clear" w:color="auto" w:fill="f6f8fa"/>
+            <w:shd w:val="clear" w:color="auto" w:fill="FFFFFF"/>
           </w:tcPr>
           <w:p>
             <w:r>
@@ -992,7 +1428,7 @@
         <w:tc>
           <w:tcPr>
             <w:tcW w:type="dxa" w:w="3120"/>
-            <w:shd w:val="clear" w:color="auto" w:fill="f6f8fa"/>
+            <w:shd w:val="clear" w:color="auto" w:fill="FFFFFF"/>
           </w:tcPr>
           <w:p>
             <w:r>
@@ -1008,7 +1444,7 @@
         <w:tc>
           <w:tcPr>
             <w:tcW w:type="dxa" w:w="3120"/>
-            <w:shd w:val="clear" w:color="auto" w:fill="ffffff"/>
+            <w:shd w:val="clear" w:color="auto" w:fill="F6F8FA"/>
           </w:tcPr>
           <w:p>
             <w:r>
@@ -1022,7 +1458,7 @@
         <w:tc>
           <w:tcPr>
             <w:tcW w:type="dxa" w:w="3120"/>
-            <w:shd w:val="clear" w:color="auto" w:fill="ffffff"/>
+            <w:shd w:val="clear" w:color="auto" w:fill="F6F8FA"/>
           </w:tcPr>
           <w:p>
             <w:r>
@@ -1036,7 +1472,7 @@
         <w:tc>
           <w:tcPr>
             <w:tcW w:type="dxa" w:w="3120"/>
-            <w:shd w:val="clear" w:color="auto" w:fill="ffffff"/>
+            <w:shd w:val="clear" w:color="auto" w:fill="F6F8FA"/>
           </w:tcPr>
           <w:p>
             <w:r>
@@ -1052,7 +1488,7 @@
         <w:tc>
           <w:tcPr>
             <w:tcW w:type="dxa" w:w="3120"/>
-            <w:shd w:val="clear" w:color="auto" w:fill="f6f8fa"/>
+            <w:shd w:val="clear" w:color="auto" w:fill="FFFFFF"/>
           </w:tcPr>
           <w:p>
             <w:r>
@@ -1066,21 +1502,21 @@
         <w:tc>
           <w:tcPr>
             <w:tcW w:type="dxa" w:w="3120"/>
-            <w:shd w:val="clear" w:color="auto" w:fill="f6f8fa"/>
+            <w:shd w:val="clear" w:color="auto" w:fill="FFFFFF"/>
           </w:tcPr>
           <w:p>
             <w:r>
               <w:rPr>
                 <w:sz w:val="19"/>
               </w:rPr>
-              <w:t>Include test plans in ingestion</w:t>
+              <w:t>Include test cases in ingestion</w:t>
             </w:r>
           </w:p>
         </w:tc>
         <w:tc>
           <w:tcPr>
             <w:tcW w:type="dxa" w:w="3120"/>
-            <w:shd w:val="clear" w:color="auto" w:fill="f6f8fa"/>
+            <w:shd w:val="clear" w:color="auto" w:fill="FFFFFF"/>
           </w:tcPr>
           <w:p>
             <w:r>
@@ -1096,35 +1532,35 @@
         <w:tc>
           <w:tcPr>
             <w:tcW w:type="dxa" w:w="3120"/>
-            <w:shd w:val="clear" w:color="auto" w:fill="ffffff"/>
+            <w:shd w:val="clear" w:color="auto" w:fill="F6F8FA"/>
           </w:tcPr>
           <w:p>
             <w:r>
               <w:rPr>
                 <w:sz w:val="19"/>
               </w:rPr>
-              <w:t>AZURE_SEARCH_SEMANTIC_ENABLED</w:t>
+              <w:t>CRAWL_WORK_ITEMS</w:t>
             </w:r>
           </w:p>
         </w:tc>
         <w:tc>
           <w:tcPr>
             <w:tcW w:type="dxa" w:w="3120"/>
-            <w:shd w:val="clear" w:color="auto" w:fill="ffffff"/>
+            <w:shd w:val="clear" w:color="auto" w:fill="F6F8FA"/>
           </w:tcPr>
           <w:p>
             <w:r>
               <w:rPr>
                 <w:sz w:val="19"/>
               </w:rPr>
-              <w:t>Enable Semantic Reranker (S1+ tier required)</w:t>
+              <w:t>Include Work Items (Epics, Features, Stories, Tasks, Bugs)</w:t>
             </w:r>
           </w:p>
         </w:tc>
         <w:tc>
           <w:tcPr>
             <w:tcW w:type="dxa" w:w="3120"/>
-            <w:shd w:val="clear" w:color="auto" w:fill="ffffff"/>
+            <w:shd w:val="clear" w:color="auto" w:fill="F6F8FA"/>
           </w:tcPr>
           <w:p>
             <w:r>
@@ -1140,7 +1576,139 @@
         <w:tc>
           <w:tcPr>
             <w:tcW w:type="dxa" w:w="3120"/>
-            <w:shd w:val="clear" w:color="auto" w:fill="f6f8fa"/>
+            <w:shd w:val="clear" w:color="auto" w:fill="FFFFFF"/>
+          </w:tcPr>
+          <w:p>
+            <w:r>
+              <w:rPr>
+                <w:sz w:val="19"/>
+              </w:rPr>
+              <w:t>CRAWL_COMMIT_DIFFS</w:t>
+            </w:r>
+          </w:p>
+        </w:tc>
+        <w:tc>
+          <w:tcPr>
+            <w:tcW w:type="dxa" w:w="3120"/>
+            <w:shd w:val="clear" w:color="auto" w:fill="FFFFFF"/>
+          </w:tcPr>
+          <w:p>
+            <w:r>
+              <w:rPr>
+                <w:sz w:val="19"/>
+              </w:rPr>
+              <w:t>Include commit diffs linked to Bugs/Tasks</w:t>
+            </w:r>
+          </w:p>
+        </w:tc>
+        <w:tc>
+          <w:tcPr>
+            <w:tcW w:type="dxa" w:w="3120"/>
+            <w:shd w:val="clear" w:color="auto" w:fill="FFFFFF"/>
+          </w:tcPr>
+          <w:p>
+            <w:r>
+              <w:rPr>
+                <w:sz w:val="19"/>
+              </w:rPr>
+              <w:t>true</w:t>
+            </w:r>
+          </w:p>
+        </w:tc>
+      </w:tr>
+      <w:tr>
+        <w:tc>
+          <w:tcPr>
+            <w:tcW w:type="dxa" w:w="3120"/>
+            <w:shd w:val="clear" w:color="auto" w:fill="F6F8FA"/>
+          </w:tcPr>
+          <w:p>
+            <w:r>
+              <w:rPr>
+                <w:sz w:val="19"/>
+              </w:rPr>
+              <w:t>CRAWL_WI_ATTACHMENTS</w:t>
+            </w:r>
+          </w:p>
+        </w:tc>
+        <w:tc>
+          <w:tcPr>
+            <w:tcW w:type="dxa" w:w="3120"/>
+            <w:shd w:val="clear" w:color="auto" w:fill="F6F8FA"/>
+          </w:tcPr>
+          <w:p>
+            <w:r>
+              <w:rPr>
+                <w:sz w:val="19"/>
+              </w:rPr>
+              <w:t>Download and embed code/config attachments from Work Items</w:t>
+            </w:r>
+          </w:p>
+        </w:tc>
+        <w:tc>
+          <w:tcPr>
+            <w:tcW w:type="dxa" w:w="3120"/>
+            <w:shd w:val="clear" w:color="auto" w:fill="F6F8FA"/>
+          </w:tcPr>
+          <w:p>
+            <w:r>
+              <w:rPr>
+                <w:sz w:val="19"/>
+              </w:rPr>
+              <w:t>true</w:t>
+            </w:r>
+          </w:p>
+        </w:tc>
+      </w:tr>
+      <w:tr>
+        <w:tc>
+          <w:tcPr>
+            <w:tcW w:type="dxa" w:w="3120"/>
+            <w:shd w:val="clear" w:color="auto" w:fill="FFFFFF"/>
+          </w:tcPr>
+          <w:p>
+            <w:r>
+              <w:rPr>
+                <w:sz w:val="19"/>
+              </w:rPr>
+              <w:t>AZURE_SEARCH_SEMANTIC_ENABLED</w:t>
+            </w:r>
+          </w:p>
+        </w:tc>
+        <w:tc>
+          <w:tcPr>
+            <w:tcW w:type="dxa" w:w="3120"/>
+            <w:shd w:val="clear" w:color="auto" w:fill="FFFFFF"/>
+          </w:tcPr>
+          <w:p>
+            <w:r>
+              <w:rPr>
+                <w:sz w:val="19"/>
+              </w:rPr>
+              <w:t>Enable Semantic Reranker (S1+ tier required)</w:t>
+            </w:r>
+          </w:p>
+        </w:tc>
+        <w:tc>
+          <w:tcPr>
+            <w:tcW w:type="dxa" w:w="3120"/>
+            <w:shd w:val="clear" w:color="auto" w:fill="FFFFFF"/>
+          </w:tcPr>
+          <w:p>
+            <w:r>
+              <w:rPr>
+                <w:sz w:val="19"/>
+              </w:rPr>
+              <w:t>true</w:t>
+            </w:r>
+          </w:p>
+        </w:tc>
+      </w:tr>
+      <w:tr>
+        <w:tc>
+          <w:tcPr>
+            <w:tcW w:type="dxa" w:w="3120"/>
+            <w:shd w:val="clear" w:color="auto" w:fill="F6F8FA"/>
           </w:tcPr>
           <w:p>
             <w:r>
@@ -1154,34 +1722,76 @@
         <w:tc>
           <w:tcPr>
             <w:tcW w:type="dxa" w:w="3120"/>
-            <w:shd w:val="clear" w:color="auto" w:fill="f6f8fa"/>
+            <w:shd w:val="clear" w:color="auto" w:fill="F6F8FA"/>
           </w:tcPr>
           <w:p>
             <w:r>
               <w:rPr>
                 <w:sz w:val="19"/>
               </w:rPr>
-              <w:t>Boost source type in search: wiki / code / test / empty</w:t>
+              <w:t>Boost source: wiki / code / test / workitem / empty</w:t>
             </w:r>
           </w:p>
         </w:tc>
         <w:tc>
           <w:tcPr>
             <w:tcW w:type="dxa" w:w="3120"/>
-            <w:shd w:val="clear" w:color="auto" w:fill="f6f8fa"/>
+            <w:shd w:val="clear" w:color="auto" w:fill="F6F8FA"/>
           </w:tcPr>
           <w:p>
             <w:r>
               <w:rPr>
                 <w:sz w:val="19"/>
               </w:rPr>
-              <w:t>(empty)</w:t>
+            </w:r>
+          </w:p>
+        </w:tc>
+      </w:tr>
+      <w:tr>
+        <w:tc>
+          <w:tcPr>
+            <w:tcW w:type="dxa" w:w="3120"/>
+            <w:shd w:val="clear" w:color="auto" w:fill="FFFFFF"/>
+          </w:tcPr>
+          <w:p>
+            <w:r>
+              <w:rPr>
+                <w:sz w:val="19"/>
+              </w:rPr>
+              <w:t>EMBED_INTER_BATCH_DELAY_S</w:t>
+            </w:r>
+          </w:p>
+        </w:tc>
+        <w:tc>
+          <w:tcPr>
+            <w:tcW w:type="dxa" w:w="3120"/>
+            <w:shd w:val="clear" w:color="auto" w:fill="FFFFFF"/>
+          </w:tcPr>
+          <w:p>
+            <w:r>
+              <w:rPr>
+                <w:sz w:val="19"/>
+              </w:rPr>
+              <w:t>Pause between embedding batches (rate-limit tuning)</w:t>
+            </w:r>
+          </w:p>
+        </w:tc>
+        <w:tc>
+          <w:tcPr>
+            <w:tcW w:type="dxa" w:w="3120"/>
+            <w:shd w:val="clear" w:color="auto" w:fill="FFFFFF"/>
+          </w:tcPr>
+          <w:p>
+            <w:r>
+              <w:rPr>
+                <w:sz w:val="19"/>
+              </w:rPr>
+              <w:t>0.5</w:t>
             </w:r>
           </w:p>
         </w:tc>
       </w:tr>
     </w:tbl>
-    <w:p/>
     <w:p>
       <w:pPr>
         <w:pStyle w:val="Heading1"/>
@@ -1206,32 +1816,94 @@
         <w:tc>
           <w:tcPr>
             <w:tcW w:type="dxa" w:w="9360"/>
-            <w:shd w:val="clear" w:color="auto" w:fill="f6f8fa"/>
+            <w:shd w:val="clear" w:color="auto" w:fill="F6F8FA"/>
           </w:tcPr>
           <w:p>
+            <w:pPr>
+              <w:spacing w:before="0" w:after="0"/>
+            </w:pPr>
             <w:r>
               <w:rPr>
-                <w:rFonts w:ascii="Consolas" w:hAnsi="Consolas"/>
-                <w:color w:val="24292F"/>
+                <w:rFonts w:ascii="Courier New" w:hAnsi="Courier New"/>
+                <w:color w:val="175BC2"/>
                 <w:sz w:val="18"/>
               </w:rPr>
               <w:t>git clone &lt;repository-url&gt;</w:t>
-              <w:br/>
+            </w:r>
+          </w:p>
+          <w:p>
+            <w:pPr>
+              <w:spacing w:before="0" w:after="0"/>
+            </w:pPr>
+            <w:r>
+              <w:rPr>
+                <w:rFonts w:ascii="Courier New" w:hAnsi="Courier New"/>
+                <w:color w:val="175BC2"/>
+                <w:sz w:val="18"/>
+              </w:rPr>
               <w:t>cd TigerNuno</w:t>
-              <w:br/>
+            </w:r>
+          </w:p>
+          <w:p>
+            <w:pPr>
+              <w:spacing w:before="0" w:after="0"/>
+            </w:pPr>
+            <w:r>
+              <w:rPr>
+                <w:rFonts w:ascii="Courier New" w:hAnsi="Courier New"/>
+                <w:color w:val="175BC2"/>
+                <w:sz w:val="18"/>
+              </w:rPr>
               <w:t>pip install -r requirements.txt</w:t>
-              <w:br/>
+            </w:r>
+          </w:p>
+          <w:p>
+            <w:pPr>
+              <w:spacing w:before="0" w:after="0"/>
+            </w:pPr>
+            <w:r>
+              <w:rPr>
+                <w:rFonts w:ascii="Courier New" w:hAnsi="Courier New"/>
+                <w:color w:val="175BC2"/>
+                <w:sz w:val="18"/>
+              </w:rPr>
               <w:t>cp .env.example .env</w:t>
-              <w:br/>
-              <w:t># Edit .env with your Azure credentials</w:t>
-              <w:br/>
+            </w:r>
+          </w:p>
+          <w:p>
+            <w:pPr>
+              <w:spacing w:before="0" w:after="0"/>
+            </w:pPr>
+            <w:r>
+              <w:rPr>
+                <w:rFonts w:ascii="Courier New" w:hAnsi="Courier New"/>
+                <w:color w:val="175BC2"/>
+                <w:sz w:val="18"/>
+              </w:rPr>
+              <w:t># Fill in all required values in .env</w:t>
+            </w:r>
+          </w:p>
+          <w:p>
+            <w:pPr>
+              <w:spacing w:before="0" w:after="0"/>
+            </w:pPr>
+            <w:r>
+              <w:rPr>
+                <w:rFonts w:ascii="Courier New" w:hAnsi="Courier New"/>
+                <w:color w:val="175BC2"/>
+                <w:sz w:val="18"/>
+              </w:rPr>
               <w:t>uvicorn app:app --reload</w:t>
             </w:r>
           </w:p>
         </w:tc>
       </w:tr>
     </w:tbl>
-    <w:p/>
+    <w:p>
+      <w:pPr>
+        <w:spacing w:before="0" w:after="80"/>
+      </w:pPr>
+    </w:p>
     <w:tbl>
       <w:tblPr>
         <w:tblStyle w:val="TableGrid"/>
@@ -1245,27 +1917,21 @@
         <w:tc>
           <w:tcPr>
             <w:tcW w:type="dxa" w:w="9360"/>
-            <w:shd w:val="clear" w:color="auto" w:fill="67e178"/>
+            <w:shd w:val="clear" w:color="auto" w:fill="67E178"/>
           </w:tcPr>
           <w:p>
             <w:r>
               <w:rPr>
                 <w:b/>
-                <w:color w:val="3FB950"/>
+                <w:color w:val="1A5C2A"/>
+                <w:sz w:val="20"/>
               </w:rPr>
-              <w:t xml:space="preserve">Ready:  </w:t>
-            </w:r>
-            <w:r>
-              <w:rPr>
-                <w:color w:val="24292F"/>
-              </w:rPr>
-              <w:t>Open http://localhost:8000 to access TigerChat. The landing page links to all tools and documentation.</w:t>
+              <w:t>✅  Ready — Open http://localhost:8000 to access TigerChat. The application serves the landing page at /, the Ingestion UI at /ingest, and the Chat interface at /chat.</w:t>
             </w:r>
           </w:p>
         </w:tc>
       </w:tr>
     </w:tbl>
-    <w:p/>
     <w:p>
       <w:pPr>
         <w:pStyle w:val="Heading1"/>
@@ -1286,8 +1952,9 @@
       </w:r>
     </w:p>
     <w:p>
+      <w:pPr/>
       <w:r>
-        <w:t>The ingestion pipeline transforms raw Azure DevOps content into searchable vector chunks in five steps. It is controlled from the Ingestion UI at /ingest, which provides per-source toggles and live SSE progress streaming.</w:t>
+        <w:t>Transforms raw Azure DevOps content into searchable vector chunks in five steps. Controlled from the Ingestion UI at /ingest with per-source toggles, repo picker, test plan/suite/test-case picker, and area path picker for Work Items. Live SSE progress streaming shows per-step counts in real time.</w:t>
       </w:r>
     </w:p>
     <w:p>
@@ -1299,6 +1966,7 @@
       </w:r>
     </w:p>
     <w:p>
+      <w:pPr/>
       <w:r>
         <w:t>Each source type is crawled via the Azure DevOps REST API:</w:t>
       </w:r>
@@ -1308,7 +1976,7 @@
         <w:pStyle w:val="ListBullet"/>
       </w:pPr>
       <w:r>
-        <w:t>Wiki: Lists all pages recursively (recursionLevel=full), fetches Markdown, converts to HTML</w:t>
+        <w:t>Wiki: Lists all pages recursively (recursionLevel=full), fetches Markdown content, crawls discussion comments per page.</w:t>
       </w:r>
     </w:p>
     <w:p>
@@ -1316,7 +1984,7 @@
         <w:pStyle w:val="ListBullet"/>
       </w:pPr>
       <w:r>
-        <w:t>Source Code: Enumerates all Git repos, walks the file tree (scopePath=/, recursionLevel=full, paginated via x-ms-continuationtoken), downloads files up to 100 KB. Extensions: .cs .csproj .sln .config .resx .razor .html .htm .js .ts .json .xml .xslt. Skips disabled repos and repos with no default branch.</w:t>
+        <w:t>Source Code: Enumerates all Git repos (or selected repos via repo picker), walks file tree (paginated via x-ms-continuationtoken), downloads text files up to 100 KB. Extensions: .cs .csproj .sln .config .resx .razor .html .js .ts .json .xml .xslt. Skips disabled repos and repos with no default branch.</w:t>
       </w:r>
     </w:p>
     <w:p>
@@ -1324,7 +1992,23 @@
         <w:pStyle w:val="ListBullet"/>
       </w:pPr>
       <w:r>
-        <w:t>Test Plans: Lists test plans → suites → work item IDs → fetches full work items. Requires Work Items (Read) PAT scope.</w:t>
+        <w:t>Test Cases: Lists test plans → suites → work item IDs → fetches full work items with steps, expected results, shared steps resolved, and discussion threads. Requires Work Items (Read) PAT scope.</w:t>
+      </w:r>
+    </w:p>
+    <w:p>
+      <w:pPr>
+        <w:pStyle w:val="ListBullet"/>
+      </w:pPr>
+      <w:r>
+        <w:t>Work Items: Queries each type (Epic, Feature, User Story, Task, Bug) separately via WIQL to stay under the 20,000 item limit. Fetches full details: description, acceptance criteria, repro steps, linked items, discussion comments, and code/config attachments. Bugs and Tasks have ArtifactLink relations resolved to real Git commits.</w:t>
+      </w:r>
+    </w:p>
+    <w:p>
+      <w:pPr>
+        <w:pStyle w:val="ListBullet"/>
+      </w:pPr>
+      <w:r>
+        <w:t>Commit Diffs: For each unique commit linked to a Bug or Task, fetches the unified before/after diff for every text file changed (up to 20 files, 30 KB per file). .csproj files produce a Package | Before | After diff table. Stored at path /commit-diffs/{sha}.</w:t>
       </w:r>
     </w:p>
     <w:p>
@@ -1336,8 +2020,9 @@
       </w:r>
     </w:p>
     <w:p>
+      <w:pPr/>
       <w:r>
-        <w:t>Uses LangChain RecursiveCharacterTextSplitter (chunk_size=800, overlap=100). Each chunk stores: id, text, path, url, crawled_at, source_type (wiki/code/test), source_tags (["wiki"]/["code"]/["test"]).</w:t>
+        <w:t>Uses LangChain RecursiveCharacterTextSplitter (chunk_size=1000, overlap=150). Each chunk stores: id, text, path, url, crawled_at, source_type (wiki / code / test / workitem / commit-diff), source_tags (["wiki"] / ["code"] / ["test"] / ["workitem"] / ["commit-diff"]).</w:t>
       </w:r>
     </w:p>
     <w:p>
@@ -1349,8 +2034,9 @@
       </w:r>
     </w:p>
     <w:p>
+      <w:pPr/>
       <w:r>
-        <w:t>Azure OpenAI text-embedding-3-large, 3072 dimensions, batched in groups of 16.</w:t>
+        <w:t>Azure OpenAI text-embedding-3-large, 3072 dimensions, batched in groups of 200 with 3 concurrent workers. EMBED_INTER_BATCH_DELAY_S prevents rate limit errors.</w:t>
       </w:r>
     </w:p>
     <w:p>
@@ -1358,7 +2044,7 @@
         <w:pStyle w:val="Heading2"/>
       </w:pPr>
       <w:r>
-        <w:t>Step 4 — Index (Schema)</w:t>
+        <w:t>Step 4 — Index Schema</w:t>
       </w:r>
     </w:p>
     <w:tbl>
@@ -1376,14 +2062,14 @@
         <w:tc>
           <w:tcPr>
             <w:tcW w:type="dxa" w:w="3120"/>
-            <w:shd w:val="clear" w:color="auto" w:fill="3fb950"/>
+            <w:shd w:val="clear" w:color="auto" w:fill="3FB950"/>
           </w:tcPr>
           <w:p>
             <w:r>
               <w:rPr>
                 <w:b/>
                 <w:color w:val="FFFFFF"/>
-                <w:sz w:val="20"/>
+                <w:sz w:val="19"/>
               </w:rPr>
               <w:t>Field</w:t>
             </w:r>
@@ -1392,14 +2078,14 @@
         <w:tc>
           <w:tcPr>
             <w:tcW w:type="dxa" w:w="3120"/>
-            <w:shd w:val="clear" w:color="auto" w:fill="3fb950"/>
+            <w:shd w:val="clear" w:color="auto" w:fill="3FB950"/>
           </w:tcPr>
           <w:p>
             <w:r>
               <w:rPr>
                 <w:b/>
                 <w:color w:val="FFFFFF"/>
-                <w:sz w:val="20"/>
+                <w:sz w:val="19"/>
               </w:rPr>
               <w:t>Type</w:t>
             </w:r>
@@ -1408,14 +2094,14 @@
         <w:tc>
           <w:tcPr>
             <w:tcW w:type="dxa" w:w="3120"/>
-            <w:shd w:val="clear" w:color="auto" w:fill="3fb950"/>
+            <w:shd w:val="clear" w:color="auto" w:fill="3FB950"/>
           </w:tcPr>
           <w:p>
             <w:r>
               <w:rPr>
                 <w:b/>
                 <w:color w:val="FFFFFF"/>
-                <w:sz w:val="20"/>
+                <w:sz w:val="19"/>
               </w:rPr>
               <w:t>Purpose</w:t>
             </w:r>
@@ -1426,7 +2112,7 @@
         <w:tc>
           <w:tcPr>
             <w:tcW w:type="dxa" w:w="3120"/>
-            <w:shd w:val="clear" w:color="auto" w:fill="f6f8fa"/>
+            <w:shd w:val="clear" w:color="auto" w:fill="F6F8FA"/>
           </w:tcPr>
           <w:p>
             <w:r>
@@ -1440,7 +2126,7 @@
         <w:tc>
           <w:tcPr>
             <w:tcW w:type="dxa" w:w="3120"/>
-            <w:shd w:val="clear" w:color="auto" w:fill="f6f8fa"/>
+            <w:shd w:val="clear" w:color="auto" w:fill="F6F8FA"/>
           </w:tcPr>
           <w:p>
             <w:r>
@@ -1454,7 +2140,7 @@
         <w:tc>
           <w:tcPr>
             <w:tcW w:type="dxa" w:w="3120"/>
-            <w:shd w:val="clear" w:color="auto" w:fill="f6f8fa"/>
+            <w:shd w:val="clear" w:color="auto" w:fill="F6F8FA"/>
           </w:tcPr>
           <w:p>
             <w:r>
@@ -1470,7 +2156,7 @@
         <w:tc>
           <w:tcPr>
             <w:tcW w:type="dxa" w:w="3120"/>
-            <w:shd w:val="clear" w:color="auto" w:fill="ffffff"/>
+            <w:shd w:val="clear" w:color="auto" w:fill="FFFFFF"/>
           </w:tcPr>
           <w:p>
             <w:r>
@@ -1484,7 +2170,7 @@
         <w:tc>
           <w:tcPr>
             <w:tcW w:type="dxa" w:w="3120"/>
-            <w:shd w:val="clear" w:color="auto" w:fill="ffffff"/>
+            <w:shd w:val="clear" w:color="auto" w:fill="FFFFFF"/>
           </w:tcPr>
           <w:p>
             <w:r>
@@ -1498,14 +2184,14 @@
         <w:tc>
           <w:tcPr>
             <w:tcW w:type="dxa" w:w="3120"/>
-            <w:shd w:val="clear" w:color="auto" w:fill="ffffff"/>
+            <w:shd w:val="clear" w:color="auto" w:fill="FFFFFF"/>
           </w:tcPr>
           <w:p>
             <w:r>
               <w:rPr>
                 <w:sz w:val="19"/>
               </w:rPr>
-              <w:t>Chunk content — used for BM25 and Semantic Reranker</w:t>
+              <w:t>Chunk content for BM25 and Semantic Reranker</w:t>
             </w:r>
           </w:p>
         </w:tc>
@@ -1514,7 +2200,7 @@
         <w:tc>
           <w:tcPr>
             <w:tcW w:type="dxa" w:w="3120"/>
-            <w:shd w:val="clear" w:color="auto" w:fill="f6f8fa"/>
+            <w:shd w:val="clear" w:color="auto" w:fill="F6F8FA"/>
           </w:tcPr>
           <w:p>
             <w:r>
@@ -1528,7 +2214,7 @@
         <w:tc>
           <w:tcPr>
             <w:tcW w:type="dxa" w:w="3120"/>
-            <w:shd w:val="clear" w:color="auto" w:fill="f6f8fa"/>
+            <w:shd w:val="clear" w:color="auto" w:fill="F6F8FA"/>
           </w:tcPr>
           <w:p>
             <w:r>
@@ -1542,14 +2228,14 @@
         <w:tc>
           <w:tcPr>
             <w:tcW w:type="dxa" w:w="3120"/>
-            <w:shd w:val="clear" w:color="auto" w:fill="f6f8fa"/>
+            <w:shd w:val="clear" w:color="auto" w:fill="F6F8FA"/>
           </w:tcPr>
           <w:p>
             <w:r>
               <w:rPr>
                 <w:sz w:val="19"/>
               </w:rPr>
-              <w:t>Source path: /Documentation/... or /repos/... or /test-cases/...</w:t>
+              <w:t>Source path — /repos/…, /work-items/301615, /commit-diffs/{sha}</w:t>
             </w:r>
           </w:p>
         </w:tc>
@@ -1558,7 +2244,7 @@
         <w:tc>
           <w:tcPr>
             <w:tcW w:type="dxa" w:w="3120"/>
-            <w:shd w:val="clear" w:color="auto" w:fill="ffffff"/>
+            <w:shd w:val="clear" w:color="auto" w:fill="FFFFFF"/>
           </w:tcPr>
           <w:p>
             <w:r>
@@ -1572,7 +2258,7 @@
         <w:tc>
           <w:tcPr>
             <w:tcW w:type="dxa" w:w="3120"/>
-            <w:shd w:val="clear" w:color="auto" w:fill="ffffff"/>
+            <w:shd w:val="clear" w:color="auto" w:fill="FFFFFF"/>
           </w:tcPr>
           <w:p>
             <w:r>
@@ -1586,14 +2272,14 @@
         <w:tc>
           <w:tcPr>
             <w:tcW w:type="dxa" w:w="3120"/>
-            <w:shd w:val="clear" w:color="auto" w:fill="ffffff"/>
+            <w:shd w:val="clear" w:color="auto" w:fill="FFFFFF"/>
           </w:tcPr>
           <w:p>
             <w:r>
               <w:rPr>
                 <w:sz w:val="19"/>
               </w:rPr>
-              <w:t>Full Azure DevOps URL for source citation links</w:t>
+              <w:t>Full Azure DevOps URL for clickable citations</w:t>
             </w:r>
           </w:p>
         </w:tc>
@@ -1602,7 +2288,7 @@
         <w:tc>
           <w:tcPr>
             <w:tcW w:type="dxa" w:w="3120"/>
-            <w:shd w:val="clear" w:color="auto" w:fill="f6f8fa"/>
+            <w:shd w:val="clear" w:color="auto" w:fill="F6F8FA"/>
           </w:tcPr>
           <w:p>
             <w:r>
@@ -1616,7 +2302,7 @@
         <w:tc>
           <w:tcPr>
             <w:tcW w:type="dxa" w:w="3120"/>
-            <w:shd w:val="clear" w:color="auto" w:fill="f6f8fa"/>
+            <w:shd w:val="clear" w:color="auto" w:fill="F6F8FA"/>
           </w:tcPr>
           <w:p>
             <w:r>
@@ -1630,7 +2316,7 @@
         <w:tc>
           <w:tcPr>
             <w:tcW w:type="dxa" w:w="3120"/>
-            <w:shd w:val="clear" w:color="auto" w:fill="f6f8fa"/>
+            <w:shd w:val="clear" w:color="auto" w:fill="F6F8FA"/>
           </w:tcPr>
           <w:p>
             <w:r>
@@ -1646,7 +2332,7 @@
         <w:tc>
           <w:tcPr>
             <w:tcW w:type="dxa" w:w="3120"/>
-            <w:shd w:val="clear" w:color="auto" w:fill="ffffff"/>
+            <w:shd w:val="clear" w:color="auto" w:fill="FFFFFF"/>
           </w:tcPr>
           <w:p>
             <w:r>
@@ -1660,7 +2346,7 @@
         <w:tc>
           <w:tcPr>
             <w:tcW w:type="dxa" w:w="3120"/>
-            <w:shd w:val="clear" w:color="auto" w:fill="ffffff"/>
+            <w:shd w:val="clear" w:color="auto" w:fill="FFFFFF"/>
           </w:tcPr>
           <w:p>
             <w:r>
@@ -1674,14 +2360,14 @@
         <w:tc>
           <w:tcPr>
             <w:tcW w:type="dxa" w:w="3120"/>
-            <w:shd w:val="clear" w:color="auto" w:fill="ffffff"/>
+            <w:shd w:val="clear" w:color="auto" w:fill="FFFFFF"/>
           </w:tcPr>
           <w:p>
             <w:r>
               <w:rPr>
                 <w:sz w:val="19"/>
               </w:rPr>
-              <w:t>wiki / code / test</w:t>
+              <w:t>wiki / code / test / workitem / commit-diff</w:t>
             </w:r>
           </w:p>
         </w:tc>
@@ -1690,7 +2376,7 @@
         <w:tc>
           <w:tcPr>
             <w:tcW w:type="dxa" w:w="3120"/>
-            <w:shd w:val="clear" w:color="auto" w:fill="f6f8fa"/>
+            <w:shd w:val="clear" w:color="auto" w:fill="F6F8FA"/>
           </w:tcPr>
           <w:p>
             <w:r>
@@ -1704,7 +2390,7 @@
         <w:tc>
           <w:tcPr>
             <w:tcW w:type="dxa" w:w="3120"/>
-            <w:shd w:val="clear" w:color="auto" w:fill="f6f8fa"/>
+            <w:shd w:val="clear" w:color="auto" w:fill="F6F8FA"/>
           </w:tcPr>
           <w:p>
             <w:r>
@@ -1718,14 +2404,14 @@
         <w:tc>
           <w:tcPr>
             <w:tcW w:type="dxa" w:w="3120"/>
-            <w:shd w:val="clear" w:color="auto" w:fill="f6f8fa"/>
+            <w:shd w:val="clear" w:color="auto" w:fill="F6F8FA"/>
           </w:tcPr>
           <w:p>
             <w:r>
               <w:rPr>
                 <w:sz w:val="19"/>
               </w:rPr>
-              <w:t>["wiki"] / ["code"] / ["test"] — used by scoring profile</w:t>
+              <w:t>["wiki"] / ["code"] / ["test"] / ["workitem"] / ["commit-diff"]</w:t>
             </w:r>
           </w:p>
         </w:tc>
@@ -1734,7 +2420,7 @@
         <w:tc>
           <w:tcPr>
             <w:tcW w:type="dxa" w:w="3120"/>
-            <w:shd w:val="clear" w:color="auto" w:fill="ffffff"/>
+            <w:shd w:val="clear" w:color="auto" w:fill="FFFFFF"/>
           </w:tcPr>
           <w:p>
             <w:r>
@@ -1748,7 +2434,7 @@
         <w:tc>
           <w:tcPr>
             <w:tcW w:type="dxa" w:w="3120"/>
-            <w:shd w:val="clear" w:color="auto" w:fill="ffffff"/>
+            <w:shd w:val="clear" w:color="auto" w:fill="FFFFFF"/>
           </w:tcPr>
           <w:p>
             <w:r>
@@ -1762,7 +2448,7 @@
         <w:tc>
           <w:tcPr>
             <w:tcW w:type="dxa" w:w="3120"/>
-            <w:shd w:val="clear" w:color="auto" w:fill="ffffff"/>
+            <w:shd w:val="clear" w:color="auto" w:fill="FFFFFF"/>
           </w:tcPr>
           <w:p>
             <w:r>
@@ -1775,10 +2461,15 @@
         </w:tc>
       </w:tr>
     </w:tbl>
-    <w:p/>
     <w:p>
+      <w:pPr>
+        <w:spacing w:before="0" w:after="80"/>
+      </w:pPr>
+    </w:p>
+    <w:p>
+      <w:pPr/>
       <w:r>
-        <w:t>The index also defines a SemanticConfiguration ("tigerchat-semantic") pointing to the text field, and a ScoringProfile ("source-boost") with a TagScoringFunction that applies a 3x boost to matching source_tags values.</w:t>
+        <w:t>The index defines a SemanticConfiguration ("tigerchat-semantic") and a ScoringProfile ("source-boost") with a TagScoringFunction applying a 3× boost to matching source_tags.</w:t>
       </w:r>
     </w:p>
     <w:p>
@@ -1790,10 +2481,154 @@
       </w:r>
     </w:p>
     <w:p>
+      <w:pPr/>
       <w:r>
-        <w:t>Chunks are merged/upserted into Azure AI Search in batches. Change detection uses an MD5 hash manifest stored in Blob Storage — only content whose hash changed since the last run is re-processed.</w:t>
+        <w:t>Chunks are merged/upserted into Azure AI Search in batches. Change detection uses an MD5 hash manifest stored in Blob Storage (rag_hashes.json) — only content whose hash changed is re-processed. The raw crawl snapshot is stored as rag_{ORG}_{PROJECT}.jsonl.</w:t>
       </w:r>
     </w:p>
+    <w:p>
+      <w:pPr>
+        <w:spacing w:before="0" w:after="80"/>
+      </w:pPr>
+    </w:p>
+    <w:tbl>
+      <w:tblPr>
+        <w:tblStyle w:val="TableGrid"/>
+        <w:tblW w:type="auto" w:w="0"/>
+        <w:tblLook w:firstColumn="1" w:firstRow="1" w:lastColumn="0" w:lastRow="0" w:noHBand="0" w:noVBand="1" w:val="04A0"/>
+      </w:tblPr>
+      <w:tblGrid>
+        <w:gridCol w:w="4680"/>
+        <w:gridCol w:w="4680"/>
+      </w:tblGrid>
+      <w:tr>
+        <w:tc>
+          <w:tcPr>
+            <w:tcW w:type="dxa" w:w="4680"/>
+            <w:shd w:val="clear" w:color="auto" w:fill="3FB950"/>
+          </w:tcPr>
+          <w:p>
+            <w:r>
+              <w:rPr>
+                <w:b/>
+                <w:color w:val="FFFFFF"/>
+                <w:sz w:val="19"/>
+              </w:rPr>
+              <w:t>Blob</w:t>
+            </w:r>
+          </w:p>
+        </w:tc>
+        <w:tc>
+          <w:tcPr>
+            <w:tcW w:type="dxa" w:w="4680"/>
+            <w:shd w:val="clear" w:color="auto" w:fill="3FB950"/>
+          </w:tcPr>
+          <w:p>
+            <w:r>
+              <w:rPr>
+                <w:b/>
+                <w:color w:val="FFFFFF"/>
+                <w:sz w:val="19"/>
+              </w:rPr>
+              <w:t>Purpose</w:t>
+            </w:r>
+          </w:p>
+        </w:tc>
+      </w:tr>
+      <w:tr>
+        <w:tc>
+          <w:tcPr>
+            <w:tcW w:type="dxa" w:w="4680"/>
+            <w:shd w:val="clear" w:color="auto" w:fill="F6F8FA"/>
+          </w:tcPr>
+          <w:p>
+            <w:r>
+              <w:rPr>
+                <w:sz w:val="19"/>
+              </w:rPr>
+              <w:t>rag_{ORG}_{PROJECT}.jsonl</w:t>
+            </w:r>
+          </w:p>
+        </w:tc>
+        <w:tc>
+          <w:tcPr>
+            <w:tcW w:type="dxa" w:w="4680"/>
+            <w:shd w:val="clear" w:color="auto" w:fill="F6F8FA"/>
+          </w:tcPr>
+          <w:p>
+            <w:r>
+              <w:rPr>
+                <w:sz w:val="19"/>
+              </w:rPr>
+              <w:t>Raw crawl snapshot — used by crawl=OFF re-process mode</w:t>
+            </w:r>
+          </w:p>
+        </w:tc>
+      </w:tr>
+      <w:tr>
+        <w:tc>
+          <w:tcPr>
+            <w:tcW w:type="dxa" w:w="4680"/>
+            <w:shd w:val="clear" w:color="auto" w:fill="FFFFFF"/>
+          </w:tcPr>
+          <w:p>
+            <w:r>
+              <w:rPr>
+                <w:sz w:val="19"/>
+              </w:rPr>
+              <w:t>rag_hashes.json</w:t>
+            </w:r>
+          </w:p>
+        </w:tc>
+        <w:tc>
+          <w:tcPr>
+            <w:tcW w:type="dxa" w:w="4680"/>
+            <w:shd w:val="clear" w:color="auto" w:fill="FFFFFF"/>
+          </w:tcPr>
+          <w:p>
+            <w:r>
+              <w:rPr>
+                <w:sz w:val="19"/>
+              </w:rPr>
+              <w:t>MD5 hash manifest — drives incremental change detection</w:t>
+            </w:r>
+          </w:p>
+        </w:tc>
+      </w:tr>
+    </w:tbl>
+    <w:p>
+      <w:pPr>
+        <w:spacing w:before="0" w:after="80"/>
+      </w:pPr>
+    </w:p>
+    <w:tbl>
+      <w:tblPr>
+        <w:tblStyle w:val="TableGrid"/>
+        <w:tblW w:type="auto" w:w="0"/>
+        <w:tblLook w:firstColumn="1" w:firstRow="1" w:lastColumn="0" w:lastRow="0" w:noHBand="0" w:noVBand="1" w:val="04A0"/>
+      </w:tblPr>
+      <w:tblGrid>
+        <w:gridCol w:w="9360"/>
+      </w:tblGrid>
+      <w:tr>
+        <w:tc>
+          <w:tcPr>
+            <w:tcW w:type="dxa" w:w="9360"/>
+            <w:shd w:val="clear" w:color="auto" w:fill="D0E8FF"/>
+          </w:tcPr>
+          <w:p>
+            <w:r>
+              <w:rPr>
+                <w:b/>
+                <w:color w:val="0A3D62"/>
+                <w:sz w:val="20"/>
+              </w:rPr>
+              <w:t>ℹ️  First run: both blobs are absent. The full pipeline runs and creates them. Subsequent runs skip unchanged content. crawl=OFF mode requires the snapshot blob to already exist (run crawl=ON at least once first).</w:t>
+            </w:r>
+          </w:p>
+        </w:tc>
+      </w:tr>
+    </w:tbl>
     <w:p>
       <w:pPr>
         <w:pStyle w:val="Heading1"/>
@@ -1810,7 +2645,7 @@
         <w:pStyle w:val="ListBullet"/>
       </w:pPr>
       <w:r>
-        <w:t>Enable Crawl toggle: when off, the pipeline skips crawling and re-processes the last snapshot (useful for re-embedding without a fresh crawl)</w:t>
+        <w:t>Enable Crawl toggle: when off, skips crawling and re-processes the last snapshot (useful for re-embedding without a fresh crawl).</w:t>
       </w:r>
     </w:p>
     <w:p>
@@ -1818,7 +2653,31 @@
         <w:pStyle w:val="ListBullet"/>
       </w:pPr>
       <w:r>
-        <w:t>Source checkboxes (visible when crawl is enabled): Wiki / Source Code / Test Plans — unchecked by default</w:t>
+        <w:t>Source checkboxes: Wiki / Source Code / Test Cases / Work Items / Commit Diffs — select which sources to include in this run.</w:t>
+      </w:r>
+    </w:p>
+    <w:p>
+      <w:pPr>
+        <w:pStyle w:val="ListBullet"/>
+      </w:pPr>
+      <w:r>
+        <w:t>Repo picker: select specific Git repositories to include (or all).</w:t>
+      </w:r>
+    </w:p>
+    <w:p>
+      <w:pPr>
+        <w:pStyle w:val="ListBullet"/>
+      </w:pPr>
+      <w:r>
+        <w:t>Test plan / suite / test-case picker: narrow test case ingestion.</w:t>
+      </w:r>
+    </w:p>
+    <w:p>
+      <w:pPr>
+        <w:pStyle w:val="ListBullet"/>
+      </w:pPr>
+      <w:r>
+        <w:t>Area path picker: limit Work Items ingestion to specific area paths.</w:t>
       </w:r>
     </w:p>
     <w:p>
@@ -1841,8 +2700,9 @@
       </w:r>
     </w:p>
     <w:p>
+      <w:pPr/>
       <w:r>
-        <w:t>The query pipeline answers a user question in five steps. Each step is visible in the How Chat Works documentation page at /chat/about.</w:t>
+        <w:t>A five-step pipeline turns a natural-language question into a grounded answer with clickable citations and a confidence signal.</w:t>
       </w:r>
     </w:p>
     <w:p>
@@ -1854,8 +2714,9 @@
       </w:r>
     </w:p>
     <w:p>
+      <w:pPr/>
       <w:r>
-        <w:t>The question is embedded using the same text-embedding-3-large model used during ingestion, producing a 3072-dimensional vector.</w:t>
+        <w:t>Question embedded using text-embedding-3-large → 3072-dimensional vector.</w:t>
       </w:r>
     </w:p>
     <w:p>
@@ -1867,8 +2728,9 @@
       </w:r>
     </w:p>
     <w:p>
+      <w:pPr/>
       <w:r>
-        <w:t>Two searches run in parallel: vector similarity (cosine, HNSW) and full-text BM25. Results are merged via Reciprocal Rank Fusion (RRF): score = 1/(rank_vector+60) + 1/(rank_bm25+60). The top 15 results are re-scored by the Semantic Reranker — a neural cross-encoder that assigns a 0–4 relevance score (@search.reranker_score). Chunks below 1.0 are filtered out. An optional scoring profile (BOOST_SOURCE_TYPE env var) can apply a 3x boost to a specific source type during the RRF phase.</w:t>
+        <w:t>Vector similarity (cosine, HNSW) + BM25 run in parallel. Results merged via RRF: score = 1/(rank_vector+60) + 1/(rank_bm25+60). Top 15 re-scored by Semantic Reranker (0–4). Chunks with reranker_score &lt; 1.0 are dropped.</w:t>
       </w:r>
     </w:p>
     <w:p>
@@ -1876,12 +2738,13 @@
         <w:pStyle w:val="Heading2"/>
       </w:pPr>
       <w:r>
-        <w:t>Step 3 — Context Builder</w:t>
+        <w:t>Step 3 — Commit Diff Injection</w:t>
       </w:r>
     </w:p>
     <w:p>
+      <w:pPr/>
       <w:r>
-        <w:t>Surviving chunks are ranked by reranker_score, deduplicated by ID, and soft-capped per source path (max 4 000 chars per path). Each chunk is prefixed with its source type label ([Wiki: /path], [Source Code: /path], [Test Case: /path]) so GPT-4o understands the content type. Chunks are concatenated until the 16 000-character budget is reached.</w:t>
+        <w:t>Retrieved Work Item chunks are scanned for *sha:40-char-hex* markers. For each unique SHA, the corresponding /commit-diffs/{sha} document is fetched and injected into context — enabling PFQ-style answers about code changes, NuGet upgrades, and file modifications.</w:t>
       </w:r>
     </w:p>
     <w:p>
@@ -1889,12 +2752,13 @@
         <w:pStyle w:val="Heading2"/>
       </w:pPr>
       <w:r>
-        <w:t>Step 4 — LLM Generation</w:t>
+        <w:t>Step 4 — Context Builder</w:t>
       </w:r>
     </w:p>
     <w:p>
+      <w:pPr/>
       <w:r>
-        <w:t>The context and question are sent to GPT-4o (temperature 0.2, max 1 024 tokens) with a system prompt that instructs the model: answer using only the provided context; list test cases with ID and steps; reference file paths for code; reference wiki pages for documentation; do not append a Sources list.</w:t>
+        <w:t>Chunks ranked by reranker_score, deduplicated by ID, soft-capped at 4,000 chars per source path. Each chunk prefixed with its source type label. Concatenated up to ~16k chars context limit.</w:t>
       </w:r>
     </w:p>
     <w:p>
@@ -1902,12 +2766,27 @@
         <w:pStyle w:val="Heading2"/>
       </w:pPr>
       <w:r>
-        <w:t>Step 5 — Format Response</w:t>
+        <w:t>Step 5 — LLM Generation</w:t>
       </w:r>
     </w:p>
     <w:p>
+      <w:pPr/>
       <w:r>
-        <w:t>The answer is returned with: clickable source citations (test cases, code files, wiki pages), each linking to the Azure DevOps URL; and a confidence signal (High / Medium / Low).</w:t>
+        <w:t>GPT-4o (temperature=0.2, max=1024 tokens). System prompt instructs the model to answer using only provided context, list test cases with IDs and steps, reference file paths for code, and not to append a Sources list.</w:t>
+      </w:r>
+    </w:p>
+    <w:p>
+      <w:pPr>
+        <w:pStyle w:val="Heading2"/>
+      </w:pPr>
+      <w:r>
+        <w:t>Step 6 — Format Response</w:t>
+      </w:r>
+    </w:p>
+    <w:p>
+      <w:pPr/>
+      <w:r>
+        <w:t>Answer returned with clickable citations linking to Azure DevOps, a confidence signal (High / Medium / Low), and markdown tables rendered as styled HTML tables with a copy-to-clipboard button.</w:t>
       </w:r>
     </w:p>
     <w:p>
@@ -1928,7 +2807,7 @@
       <w:r>
         <w:drawing>
           <wp:inline xmlns:a="http://schemas.openxmlformats.org/drawingml/2006/main" xmlns:pic="http://schemas.openxmlformats.org/drawingml/2006/picture">
-            <wp:extent cx="4572000" cy="3648364"/>
+            <wp:extent cx="3877056" cy="3093812"/>
             <wp:docPr id="3" name="Picture 3"/>
             <wp:cNvGraphicFramePr>
               <a:graphicFrameLocks noChangeAspect="1"/>
@@ -1937,7 +2816,7 @@
               <a:graphicData uri="http://schemas.openxmlformats.org/drawingml/2006/picture">
                 <pic:pic>
                   <pic:nvPicPr>
-                    <pic:cNvPr id="0" name="image.png"/>
+                    <pic:cNvPr id="0" name="image3.png"/>
                     <pic:cNvPicPr/>
                   </pic:nvPicPr>
                   <pic:blipFill>
@@ -1949,7 +2828,7 @@
                   <pic:spPr>
                     <a:xfrm>
                       <a:off x="0" y="0"/>
-                      <a:ext cx="4572000" cy="3648364"/>
+                      <a:ext cx="3877056" cy="3093812"/>
                     </a:xfrm>
                     <a:prstGeom prst="rect"/>
                   </pic:spPr>
@@ -1959,6 +2838,11 @@
           </wp:inline>
         </w:drawing>
       </w:r>
+    </w:p>
+    <w:p>
+      <w:pPr>
+        <w:spacing w:before="0" w:after="80"/>
+      </w:pPr>
     </w:p>
     <w:p>
       <w:pPr>
@@ -1983,14 +2867,14 @@
         <w:tc>
           <w:tcPr>
             <w:tcW w:type="dxa" w:w="3120"/>
-            <w:shd w:val="clear" w:color="auto" w:fill="a371f7"/>
+            <w:shd w:val="clear" w:color="auto" w:fill="A371F7"/>
           </w:tcPr>
           <w:p>
             <w:r>
               <w:rPr>
                 <w:b/>
                 <w:color w:val="FFFFFF"/>
-                <w:sz w:val="20"/>
+                <w:sz w:val="19"/>
               </w:rPr>
               <w:t>Metric</w:t>
             </w:r>
@@ -1999,14 +2883,14 @@
         <w:tc>
           <w:tcPr>
             <w:tcW w:type="dxa" w:w="3120"/>
-            <w:shd w:val="clear" w:color="auto" w:fill="a371f7"/>
+            <w:shd w:val="clear" w:color="auto" w:fill="A371F7"/>
           </w:tcPr>
           <w:p>
             <w:r>
               <w:rPr>
                 <w:b/>
                 <w:color w:val="FFFFFF"/>
-                <w:sz w:val="20"/>
+                <w:sz w:val="19"/>
               </w:rPr>
               <w:t>Scale</w:t>
             </w:r>
@@ -2015,14 +2899,14 @@
         <w:tc>
           <w:tcPr>
             <w:tcW w:type="dxa" w:w="3120"/>
-            <w:shd w:val="clear" w:color="auto" w:fill="a371f7"/>
+            <w:shd w:val="clear" w:color="auto" w:fill="A371F7"/>
           </w:tcPr>
           <w:p>
             <w:r>
               <w:rPr>
                 <w:b/>
                 <w:color w:val="FFFFFF"/>
-                <w:sz w:val="20"/>
+                <w:sz w:val="19"/>
               </w:rPr>
               <w:t>Source</w:t>
             </w:r>
@@ -2033,7 +2917,7 @@
         <w:tc>
           <w:tcPr>
             <w:tcW w:type="dxa" w:w="3120"/>
-            <w:shd w:val="clear" w:color="auto" w:fill="f6f8fa"/>
+            <w:shd w:val="clear" w:color="auto" w:fill="F6F8FA"/>
           </w:tcPr>
           <w:p>
             <w:r>
@@ -2047,21 +2931,21 @@
         <w:tc>
           <w:tcPr>
             <w:tcW w:type="dxa" w:w="3120"/>
-            <w:shd w:val="clear" w:color="auto" w:fill="f6f8fa"/>
+            <w:shd w:val="clear" w:color="auto" w:fill="F6F8FA"/>
           </w:tcPr>
           <w:p>
             <w:r>
               <w:rPr>
                 <w:sz w:val="19"/>
               </w:rPr>
-              <w:t>0.01–0.06</w:t>
+              <w:t>0.01 – 0.06</w:t>
             </w:r>
           </w:p>
         </w:tc>
         <w:tc>
           <w:tcPr>
             <w:tcW w:type="dxa" w:w="3120"/>
-            <w:shd w:val="clear" w:color="auto" w:fill="f6f8fa"/>
+            <w:shd w:val="clear" w:color="auto" w:fill="F6F8FA"/>
           </w:tcPr>
           <w:p>
             <w:r>
@@ -2077,7 +2961,7 @@
         <w:tc>
           <w:tcPr>
             <w:tcW w:type="dxa" w:w="3120"/>
-            <w:shd w:val="clear" w:color="auto" w:fill="ffffff"/>
+            <w:shd w:val="clear" w:color="auto" w:fill="FFFFFF"/>
           </w:tcPr>
           <w:p>
             <w:r>
@@ -2091,45 +2975,44 @@
         <w:tc>
           <w:tcPr>
             <w:tcW w:type="dxa" w:w="3120"/>
-            <w:shd w:val="clear" w:color="auto" w:fill="ffffff"/>
+            <w:shd w:val="clear" w:color="auto" w:fill="FFFFFF"/>
           </w:tcPr>
           <w:p>
             <w:r>
               <w:rPr>
                 <w:sz w:val="19"/>
               </w:rPr>
-              <w:t>0–4</w:t>
+              <w:t>0 – 4</w:t>
             </w:r>
           </w:p>
         </w:tc>
         <w:tc>
           <w:tcPr>
             <w:tcW w:type="dxa" w:w="3120"/>
-            <w:shd w:val="clear" w:color="auto" w:fill="ffffff"/>
+            <w:shd w:val="clear" w:color="auto" w:fill="FFFFFF"/>
           </w:tcPr>
           <w:p>
             <w:r>
               <w:rPr>
                 <w:sz w:val="19"/>
               </w:rPr>
-              <w:t>Neural semantic reranker (S1+ only)</w:t>
+              <w:t>Neural semantic reranker (S1+ tier only)</w:t>
             </w:r>
           </w:p>
         </w:tc>
       </w:tr>
     </w:tbl>
-    <w:p/>
+    <w:p>
+      <w:pPr>
+        <w:spacing w:before="0" w:after="80"/>
+      </w:pPr>
+    </w:p>
     <w:p>
       <w:pPr>
         <w:pStyle w:val="Heading2"/>
       </w:pPr>
       <w:r>
         <w:t>Confidence Gates</w:t>
-      </w:r>
-    </w:p>
-    <w:p>
-      <w:r>
-        <w:t>Gates are evaluated in order. The first gate to fire sets the final signal.</w:t>
       </w:r>
     </w:p>
     <w:tbl>
@@ -2147,14 +3030,14 @@
         <w:tc>
           <w:tcPr>
             <w:tcW w:type="dxa" w:w="3120"/>
-            <w:shd w:val="clear" w:color="auto" w:fill="f0883e"/>
+            <w:shd w:val="clear" w:color="auto" w:fill="F0883E"/>
           </w:tcPr>
           <w:p>
             <w:r>
               <w:rPr>
                 <w:b/>
                 <w:color w:val="FFFFFF"/>
-                <w:sz w:val="20"/>
+                <w:sz w:val="19"/>
               </w:rPr>
               <w:t>Gate</w:t>
             </w:r>
@@ -2163,14 +3046,14 @@
         <w:tc>
           <w:tcPr>
             <w:tcW w:type="dxa" w:w="3120"/>
-            <w:shd w:val="clear" w:color="auto" w:fill="f0883e"/>
+            <w:shd w:val="clear" w:color="auto" w:fill="F0883E"/>
           </w:tcPr>
           <w:p>
             <w:r>
               <w:rPr>
                 <w:b/>
                 <w:color w:val="FFFFFF"/>
-                <w:sz w:val="20"/>
+                <w:sz w:val="19"/>
               </w:rPr>
               <w:t>Condition</w:t>
             </w:r>
@@ -2179,14 +3062,14 @@
         <w:tc>
           <w:tcPr>
             <w:tcW w:type="dxa" w:w="3120"/>
-            <w:shd w:val="clear" w:color="auto" w:fill="f0883e"/>
+            <w:shd w:val="clear" w:color="auto" w:fill="F0883E"/>
           </w:tcPr>
           <w:p>
             <w:r>
               <w:rPr>
                 <w:b/>
                 <w:color w:val="FFFFFF"/>
-                <w:sz w:val="20"/>
+                <w:sz w:val="19"/>
               </w:rPr>
               <w:t>Signal</w:t>
             </w:r>
@@ -2197,7 +3080,7 @@
         <w:tc>
           <w:tcPr>
             <w:tcW w:type="dxa" w:w="3120"/>
-            <w:shd w:val="clear" w:color="auto" w:fill="f6f8fa"/>
+            <w:shd w:val="clear" w:color="auto" w:fill="F6F8FA"/>
           </w:tcPr>
           <w:p>
             <w:r>
@@ -2211,7 +3094,7 @@
         <w:tc>
           <w:tcPr>
             <w:tcW w:type="dxa" w:w="3120"/>
-            <w:shd w:val="clear" w:color="auto" w:fill="f6f8fa"/>
+            <w:shd w:val="clear" w:color="auto" w:fill="F6F8FA"/>
           </w:tcPr>
           <w:p>
             <w:r>
@@ -2225,14 +3108,14 @@
         <w:tc>
           <w:tcPr>
             <w:tcW w:type="dxa" w:w="3120"/>
-            <w:shd w:val="clear" w:color="auto" w:fill="f6f8fa"/>
+            <w:shd w:val="clear" w:color="auto" w:fill="F6F8FA"/>
           </w:tcPr>
           <w:p>
             <w:r>
               <w:rPr>
                 <w:sz w:val="19"/>
               </w:rPr>
-              <w:t>LOW</w:t>
+              <w:t>🔴 LOW</w:t>
             </w:r>
           </w:p>
         </w:tc>
@@ -2241,7 +3124,7 @@
         <w:tc>
           <w:tcPr>
             <w:tcW w:type="dxa" w:w="3120"/>
-            <w:shd w:val="clear" w:color="auto" w:fill="ffffff"/>
+            <w:shd w:val="clear" w:color="auto" w:fill="FFFFFF"/>
           </w:tcPr>
           <w:p>
             <w:r>
@@ -2255,7 +3138,7 @@
         <w:tc>
           <w:tcPr>
             <w:tcW w:type="dxa" w:w="3120"/>
-            <w:shd w:val="clear" w:color="auto" w:fill="ffffff"/>
+            <w:shd w:val="clear" w:color="auto" w:fill="FFFFFF"/>
           </w:tcPr>
           <w:p>
             <w:r>
@@ -2269,14 +3152,14 @@
         <w:tc>
           <w:tcPr>
             <w:tcW w:type="dxa" w:w="3120"/>
-            <w:shd w:val="clear" w:color="auto" w:fill="ffffff"/>
+            <w:shd w:val="clear" w:color="auto" w:fill="FFFFFF"/>
           </w:tcPr>
           <w:p>
             <w:r>
               <w:rPr>
                 <w:sz w:val="19"/>
               </w:rPr>
-              <w:t>LOW</w:t>
+              <w:t>🔴 LOW</w:t>
             </w:r>
           </w:p>
         </w:tc>
@@ -2285,7 +3168,7 @@
         <w:tc>
           <w:tcPr>
             <w:tcW w:type="dxa" w:w="3120"/>
-            <w:shd w:val="clear" w:color="auto" w:fill="f6f8fa"/>
+            <w:shd w:val="clear" w:color="auto" w:fill="F6F8FA"/>
           </w:tcPr>
           <w:p>
             <w:r>
@@ -2299,28 +3182,28 @@
         <w:tc>
           <w:tcPr>
             <w:tcW w:type="dxa" w:w="3120"/>
-            <w:shd w:val="clear" w:color="auto" w:fill="f6f8fa"/>
+            <w:shd w:val="clear" w:color="auto" w:fill="F6F8FA"/>
           </w:tcPr>
           <w:p>
             <w:r>
               <w:rPr>
                 <w:sz w:val="19"/>
               </w:rPr>
-              <w:t>reranker_score &gt;= 2.5 AND chunks &gt;= 3</w:t>
+              <w:t>reranker_score ≥ 2.5 AND chunks ≥ 3</w:t>
             </w:r>
           </w:p>
         </w:tc>
         <w:tc>
           <w:tcPr>
             <w:tcW w:type="dxa" w:w="3120"/>
-            <w:shd w:val="clear" w:color="auto" w:fill="f6f8fa"/>
+            <w:shd w:val="clear" w:color="auto" w:fill="F6F8FA"/>
           </w:tcPr>
           <w:p>
             <w:r>
               <w:rPr>
                 <w:sz w:val="19"/>
               </w:rPr>
-              <w:t>HIGH</w:t>
+              <w:t>🟢 HIGH</w:t>
             </w:r>
           </w:p>
         </w:tc>
@@ -2329,7 +3212,7 @@
         <w:tc>
           <w:tcPr>
             <w:tcW w:type="dxa" w:w="3120"/>
-            <w:shd w:val="clear" w:color="auto" w:fill="ffffff"/>
+            <w:shd w:val="clear" w:color="auto" w:fill="FFFFFF"/>
           </w:tcPr>
           <w:p>
             <w:r>
@@ -2343,28 +3226,28 @@
         <w:tc>
           <w:tcPr>
             <w:tcW w:type="dxa" w:w="3120"/>
-            <w:shd w:val="clear" w:color="auto" w:fill="ffffff"/>
+            <w:shd w:val="clear" w:color="auto" w:fill="FFFFFF"/>
           </w:tcPr>
           <w:p>
             <w:r>
               <w:rPr>
                 <w:sz w:val="19"/>
               </w:rPr>
-              <w:t>reranker_score &gt;= 1.5 AND chunks &gt;= 2</w:t>
+              <w:t>reranker_score ≥ 1.5 AND chunks ≥ 2</w:t>
             </w:r>
           </w:p>
         </w:tc>
         <w:tc>
           <w:tcPr>
             <w:tcW w:type="dxa" w:w="3120"/>
-            <w:shd w:val="clear" w:color="auto" w:fill="ffffff"/>
+            <w:shd w:val="clear" w:color="auto" w:fill="FFFFFF"/>
           </w:tcPr>
           <w:p>
             <w:r>
               <w:rPr>
                 <w:sz w:val="19"/>
               </w:rPr>
-              <w:t>MEDIUM</w:t>
+              <w:t>🟡 MEDIUM</w:t>
             </w:r>
           </w:p>
         </w:tc>
@@ -2373,7 +3256,7 @@
         <w:tc>
           <w:tcPr>
             <w:tcW w:type="dxa" w:w="3120"/>
-            <w:shd w:val="clear" w:color="auto" w:fill="f6f8fa"/>
+            <w:shd w:val="clear" w:color="auto" w:fill="F6F8FA"/>
           </w:tcPr>
           <w:p>
             <w:r>
@@ -2387,7 +3270,7 @@
         <w:tc>
           <w:tcPr>
             <w:tcW w:type="dxa" w:w="3120"/>
-            <w:shd w:val="clear" w:color="auto" w:fill="f6f8fa"/>
+            <w:shd w:val="clear" w:color="auto" w:fill="F6F8FA"/>
           </w:tcPr>
           <w:p>
             <w:r>
@@ -2401,14 +3284,14 @@
         <w:tc>
           <w:tcPr>
             <w:tcW w:type="dxa" w:w="3120"/>
-            <w:shd w:val="clear" w:color="auto" w:fill="f6f8fa"/>
+            <w:shd w:val="clear" w:color="auto" w:fill="F6F8FA"/>
           </w:tcPr>
           <w:p>
             <w:r>
               <w:rPr>
                 <w:sz w:val="19"/>
               </w:rPr>
-              <w:t>LOW</w:t>
+              <w:t>🔴 LOW</w:t>
             </w:r>
           </w:p>
         </w:tc>
@@ -2417,7 +3300,7 @@
         <w:tc>
           <w:tcPr>
             <w:tcW w:type="dxa" w:w="3120"/>
-            <w:shd w:val="clear" w:color="auto" w:fill="ffffff"/>
+            <w:shd w:val="clear" w:color="auto" w:fill="FFFFFF"/>
           </w:tcPr>
           <w:p>
             <w:r>
@@ -2431,28 +3314,28 @@
         <w:tc>
           <w:tcPr>
             <w:tcW w:type="dxa" w:w="3120"/>
-            <w:shd w:val="clear" w:color="auto" w:fill="ffffff"/>
+            <w:shd w:val="clear" w:color="auto" w:fill="FFFFFF"/>
           </w:tcPr>
           <w:p>
             <w:r>
               <w:rPr>
                 <w:sz w:val="19"/>
               </w:rPr>
-              <w:t>@search.score &gt; 0.03 AND chunks &gt;= 4</w:t>
+              <w:t>@search.score &gt; 0.03 AND chunks ≥ 4</w:t>
             </w:r>
           </w:p>
         </w:tc>
         <w:tc>
           <w:tcPr>
             <w:tcW w:type="dxa" w:w="3120"/>
-            <w:shd w:val="clear" w:color="auto" w:fill="ffffff"/>
+            <w:shd w:val="clear" w:color="auto" w:fill="FFFFFF"/>
           </w:tcPr>
           <w:p>
             <w:r>
               <w:rPr>
                 <w:sz w:val="19"/>
               </w:rPr>
-              <w:t>HIGH</w:t>
+              <w:t>🟢 HIGH</w:t>
             </w:r>
           </w:p>
         </w:tc>
@@ -2461,7 +3344,7 @@
         <w:tc>
           <w:tcPr>
             <w:tcW w:type="dxa" w:w="3120"/>
-            <w:shd w:val="clear" w:color="auto" w:fill="f6f8fa"/>
+            <w:shd w:val="clear" w:color="auto" w:fill="F6F8FA"/>
           </w:tcPr>
           <w:p>
             <w:r>
@@ -2475,34 +3358,38 @@
         <w:tc>
           <w:tcPr>
             <w:tcW w:type="dxa" w:w="3120"/>
-            <w:shd w:val="clear" w:color="auto" w:fill="f6f8fa"/>
+            <w:shd w:val="clear" w:color="auto" w:fill="F6F8FA"/>
           </w:tcPr>
           <w:p>
             <w:r>
               <w:rPr>
                 <w:sz w:val="19"/>
               </w:rPr>
-              <w:t>@search.score &gt; 0.01 AND chunks &gt;= 2</w:t>
+              <w:t>@search.score &gt; 0.01 AND chunks ≥ 2</w:t>
             </w:r>
           </w:p>
         </w:tc>
         <w:tc>
           <w:tcPr>
             <w:tcW w:type="dxa" w:w="3120"/>
-            <w:shd w:val="clear" w:color="auto" w:fill="f6f8fa"/>
+            <w:shd w:val="clear" w:color="auto" w:fill="F6F8FA"/>
           </w:tcPr>
           <w:p>
             <w:r>
               <w:rPr>
                 <w:sz w:val="19"/>
               </w:rPr>
-              <w:t>MEDIUM</w:t>
+              <w:t>🟡 MEDIUM</w:t>
             </w:r>
           </w:p>
         </w:tc>
       </w:tr>
     </w:tbl>
-    <w:p/>
+    <w:p>
+      <w:pPr>
+        <w:spacing w:before="0" w:after="80"/>
+      </w:pPr>
+    </w:p>
     <w:p>
       <w:pPr>
         <w:pStyle w:val="Heading2"/>
@@ -2526,14 +3413,14 @@
         <w:tc>
           <w:tcPr>
             <w:tcW w:type="dxa" w:w="3120"/>
-            <w:shd w:val="clear" w:color="auto" w:fill="24292f"/>
+            <w:shd w:val="clear" w:color="auto" w:fill="24292F"/>
           </w:tcPr>
           <w:p>
             <w:r>
               <w:rPr>
                 <w:b/>
                 <w:color w:val="FFFFFF"/>
-                <w:sz w:val="20"/>
+                <w:sz w:val="19"/>
               </w:rPr>
               <w:t>Score Range</w:t>
             </w:r>
@@ -2542,14 +3429,14 @@
         <w:tc>
           <w:tcPr>
             <w:tcW w:type="dxa" w:w="3120"/>
-            <w:shd w:val="clear" w:color="auto" w:fill="24292f"/>
+            <w:shd w:val="clear" w:color="auto" w:fill="24292F"/>
           </w:tcPr>
           <w:p>
             <w:r>
               <w:rPr>
                 <w:b/>
                 <w:color w:val="FFFFFF"/>
-                <w:sz w:val="20"/>
+                <w:sz w:val="19"/>
               </w:rPr>
               <w:t>Zone</w:t>
             </w:r>
@@ -2558,14 +3445,14 @@
         <w:tc>
           <w:tcPr>
             <w:tcW w:type="dxa" w:w="3120"/>
-            <w:shd w:val="clear" w:color="auto" w:fill="24292f"/>
+            <w:shd w:val="clear" w:color="auto" w:fill="24292F"/>
           </w:tcPr>
           <w:p>
             <w:r>
               <w:rPr>
                 <w:b/>
                 <w:color w:val="FFFFFF"/>
-                <w:sz w:val="20"/>
+                <w:sz w:val="19"/>
               </w:rPr>
               <w:t>Confidence</w:t>
             </w:r>
@@ -2576,7 +3463,7 @@
         <w:tc>
           <w:tcPr>
             <w:tcW w:type="dxa" w:w="3120"/>
-            <w:shd w:val="clear" w:color="auto" w:fill="f6f8fa"/>
+            <w:shd w:val="clear" w:color="auto" w:fill="F6F8FA"/>
           </w:tcPr>
           <w:p>
             <w:r>
@@ -2590,21 +3477,21 @@
         <w:tc>
           <w:tcPr>
             <w:tcW w:type="dxa" w:w="3120"/>
-            <w:shd w:val="clear" w:color="auto" w:fill="f6f8fa"/>
+            <w:shd w:val="clear" w:color="auto" w:fill="F6F8FA"/>
           </w:tcPr>
           <w:p>
             <w:r>
               <w:rPr>
                 <w:sz w:val="19"/>
               </w:rPr>
-              <w:t>Below min-score floor — filtered out</w:t>
+              <w:t>Below min-score floor — filtered out before context</w:t>
             </w:r>
           </w:p>
         </w:tc>
         <w:tc>
           <w:tcPr>
             <w:tcW w:type="dxa" w:w="3120"/>
-            <w:shd w:val="clear" w:color="auto" w:fill="f6f8fa"/>
+            <w:shd w:val="clear" w:color="auto" w:fill="F6F8FA"/>
           </w:tcPr>
           <w:p>
             <w:r>
@@ -2620,7 +3507,7 @@
         <w:tc>
           <w:tcPr>
             <w:tcW w:type="dxa" w:w="3120"/>
-            <w:shd w:val="clear" w:color="auto" w:fill="ffffff"/>
+            <w:shd w:val="clear" w:color="auto" w:fill="FFFFFF"/>
           </w:tcPr>
           <w:p>
             <w:r>
@@ -2634,7 +3521,7 @@
         <w:tc>
           <w:tcPr>
             <w:tcW w:type="dxa" w:w="3120"/>
-            <w:shd w:val="clear" w:color="auto" w:fill="ffffff"/>
+            <w:shd w:val="clear" w:color="auto" w:fill="FFFFFF"/>
           </w:tcPr>
           <w:p>
             <w:r>
@@ -2648,14 +3535,14 @@
         <w:tc>
           <w:tcPr>
             <w:tcW w:type="dxa" w:w="3120"/>
-            <w:shd w:val="clear" w:color="auto" w:fill="ffffff"/>
+            <w:shd w:val="clear" w:color="auto" w:fill="FFFFFF"/>
           </w:tcPr>
           <w:p>
             <w:r>
               <w:rPr>
                 <w:sz w:val="19"/>
               </w:rPr>
-              <w:t>LOW</w:t>
+              <w:t>🔴 LOW</w:t>
             </w:r>
           </w:p>
         </w:tc>
@@ -2664,7 +3551,7 @@
         <w:tc>
           <w:tcPr>
             <w:tcW w:type="dxa" w:w="3120"/>
-            <w:shd w:val="clear" w:color="auto" w:fill="f6f8fa"/>
+            <w:shd w:val="clear" w:color="auto" w:fill="F6F8FA"/>
           </w:tcPr>
           <w:p>
             <w:r>
@@ -2678,7 +3565,7 @@
         <w:tc>
           <w:tcPr>
             <w:tcW w:type="dxa" w:w="3120"/>
-            <w:shd w:val="clear" w:color="auto" w:fill="f6f8fa"/>
+            <w:shd w:val="clear" w:color="auto" w:fill="F6F8FA"/>
           </w:tcPr>
           <w:p>
             <w:r>
@@ -2692,14 +3579,14 @@
         <w:tc>
           <w:tcPr>
             <w:tcW w:type="dxa" w:w="3120"/>
-            <w:shd w:val="clear" w:color="auto" w:fill="f6f8fa"/>
+            <w:shd w:val="clear" w:color="auto" w:fill="F6F8FA"/>
           </w:tcPr>
           <w:p>
             <w:r>
               <w:rPr>
                 <w:sz w:val="19"/>
               </w:rPr>
-              <w:t>MEDIUM (with &gt;= 2 chunks)</w:t>
+              <w:t>🟡 MEDIUM (≥ 2 chunks)</w:t>
             </w:r>
           </w:p>
         </w:tc>
@@ -2708,7 +3595,7 @@
         <w:tc>
           <w:tcPr>
             <w:tcW w:type="dxa" w:w="3120"/>
-            <w:shd w:val="clear" w:color="auto" w:fill="ffffff"/>
+            <w:shd w:val="clear" w:color="auto" w:fill="FFFFFF"/>
           </w:tcPr>
           <w:p>
             <w:r>
@@ -2722,7 +3609,7 @@
         <w:tc>
           <w:tcPr>
             <w:tcW w:type="dxa" w:w="3120"/>
-            <w:shd w:val="clear" w:color="auto" w:fill="ffffff"/>
+            <w:shd w:val="clear" w:color="auto" w:fill="FFFFFF"/>
           </w:tcPr>
           <w:p>
             <w:r>
@@ -2736,20 +3623,19 @@
         <w:tc>
           <w:tcPr>
             <w:tcW w:type="dxa" w:w="3120"/>
-            <w:shd w:val="clear" w:color="auto" w:fill="ffffff"/>
+            <w:shd w:val="clear" w:color="auto" w:fill="FFFFFF"/>
           </w:tcPr>
           <w:p>
             <w:r>
               <w:rPr>
                 <w:sz w:val="19"/>
               </w:rPr>
-              <w:t>HIGH (with &gt;= 3 chunks)</w:t>
+              <w:t>🟢 HIGH (≥ 3 chunks)</w:t>
             </w:r>
           </w:p>
         </w:tc>
       </w:tr>
     </w:tbl>
-    <w:p/>
     <w:p>
       <w:pPr>
         <w:pStyle w:val="Heading1"/>
@@ -2776,14 +3662,14 @@
         <w:tc>
           <w:tcPr>
             <w:tcW w:type="dxa" w:w="3120"/>
-            <w:shd w:val="clear" w:color="auto" w:fill="1aac8f"/>
+            <w:shd w:val="clear" w:color="auto" w:fill="1AAC8F"/>
           </w:tcPr>
           <w:p>
             <w:r>
               <w:rPr>
                 <w:b/>
                 <w:color w:val="FFFFFF"/>
-                <w:sz w:val="20"/>
+                <w:sz w:val="19"/>
               </w:rPr>
               <w:t>Route</w:t>
             </w:r>
@@ -2792,14 +3678,14 @@
         <w:tc>
           <w:tcPr>
             <w:tcW w:type="dxa" w:w="3120"/>
-            <w:shd w:val="clear" w:color="auto" w:fill="1aac8f"/>
+            <w:shd w:val="clear" w:color="auto" w:fill="1AAC8F"/>
           </w:tcPr>
           <w:p>
             <w:r>
               <w:rPr>
                 <w:b/>
                 <w:color w:val="FFFFFF"/>
-                <w:sz w:val="20"/>
+                <w:sz w:val="19"/>
               </w:rPr>
               <w:t>Method</w:t>
             </w:r>
@@ -2808,14 +3694,14 @@
         <w:tc>
           <w:tcPr>
             <w:tcW w:type="dxa" w:w="3120"/>
-            <w:shd w:val="clear" w:color="auto" w:fill="1aac8f"/>
+            <w:shd w:val="clear" w:color="auto" w:fill="1AAC8F"/>
           </w:tcPr>
           <w:p>
             <w:r>
               <w:rPr>
                 <w:b/>
                 <w:color w:val="FFFFFF"/>
-                <w:sz w:val="20"/>
+                <w:sz w:val="19"/>
               </w:rPr>
               <w:t>Description</w:t>
             </w:r>
@@ -2826,7 +3712,7 @@
         <w:tc>
           <w:tcPr>
             <w:tcW w:type="dxa" w:w="3120"/>
-            <w:shd w:val="clear" w:color="auto" w:fill="f6f8fa"/>
+            <w:shd w:val="clear" w:color="auto" w:fill="F6F8FA"/>
           </w:tcPr>
           <w:p>
             <w:r>
@@ -2840,7 +3726,7 @@
         <w:tc>
           <w:tcPr>
             <w:tcW w:type="dxa" w:w="3120"/>
-            <w:shd w:val="clear" w:color="auto" w:fill="f6f8fa"/>
+            <w:shd w:val="clear" w:color="auto" w:fill="F6F8FA"/>
           </w:tcPr>
           <w:p>
             <w:r>
@@ -2854,7 +3740,7 @@
         <w:tc>
           <w:tcPr>
             <w:tcW w:type="dxa" w:w="3120"/>
-            <w:shd w:val="clear" w:color="auto" w:fill="f6f8fa"/>
+            <w:shd w:val="clear" w:color="auto" w:fill="F6F8FA"/>
           </w:tcPr>
           <w:p>
             <w:r>
@@ -2870,7 +3756,7 @@
         <w:tc>
           <w:tcPr>
             <w:tcW w:type="dxa" w:w="3120"/>
-            <w:shd w:val="clear" w:color="auto" w:fill="ffffff"/>
+            <w:shd w:val="clear" w:color="auto" w:fill="FFFFFF"/>
           </w:tcPr>
           <w:p>
             <w:r>
@@ -2884,7 +3770,7 @@
         <w:tc>
           <w:tcPr>
             <w:tcW w:type="dxa" w:w="3120"/>
-            <w:shd w:val="clear" w:color="auto" w:fill="ffffff"/>
+            <w:shd w:val="clear" w:color="auto" w:fill="FFFFFF"/>
           </w:tcPr>
           <w:p>
             <w:r>
@@ -2898,14 +3784,14 @@
         <w:tc>
           <w:tcPr>
             <w:tcW w:type="dxa" w:w="3120"/>
-            <w:shd w:val="clear" w:color="auto" w:fill="ffffff"/>
+            <w:shd w:val="clear" w:color="auto" w:fill="FFFFFF"/>
           </w:tcPr>
           <w:p>
             <w:r>
               <w:rPr>
                 <w:sz w:val="19"/>
               </w:rPr>
-              <w:t>Ingestion pipeline UI with live SSE progress</w:t>
+              <w:t>Ingestion UI with live SSE progress and pickers</w:t>
             </w:r>
           </w:p>
         </w:tc>
@@ -2914,7 +3800,7 @@
         <w:tc>
           <w:tcPr>
             <w:tcW w:type="dxa" w:w="3120"/>
-            <w:shd w:val="clear" w:color="auto" w:fill="f6f8fa"/>
+            <w:shd w:val="clear" w:color="auto" w:fill="F6F8FA"/>
           </w:tcPr>
           <w:p>
             <w:r>
@@ -2928,7 +3814,7 @@
         <w:tc>
           <w:tcPr>
             <w:tcW w:type="dxa" w:w="3120"/>
-            <w:shd w:val="clear" w:color="auto" w:fill="f6f8fa"/>
+            <w:shd w:val="clear" w:color="auto" w:fill="F6F8FA"/>
           </w:tcPr>
           <w:p>
             <w:r>
@@ -2942,14 +3828,14 @@
         <w:tc>
           <w:tcPr>
             <w:tcW w:type="dxa" w:w="3120"/>
-            <w:shd w:val="clear" w:color="auto" w:fill="f6f8fa"/>
+            <w:shd w:val="clear" w:color="auto" w:fill="F6F8FA"/>
           </w:tcPr>
           <w:p>
             <w:r>
               <w:rPr>
                 <w:sz w:val="19"/>
               </w:rPr>
-              <w:t>Chat interface</w:t>
+              <w:t>Chat interface with 5-source accordion example questions</w:t>
             </w:r>
           </w:p>
         </w:tc>
@@ -2958,7 +3844,183 @@
         <w:tc>
           <w:tcPr>
             <w:tcW w:type="dxa" w:w="3120"/>
-            <w:shd w:val="clear" w:color="auto" w:fill="ffffff"/>
+            <w:shd w:val="clear" w:color="auto" w:fill="FFFFFF"/>
+          </w:tcPr>
+          <w:p>
+            <w:r>
+              <w:rPr>
+                <w:sz w:val="19"/>
+              </w:rPr>
+              <w:t>/about</w:t>
+            </w:r>
+          </w:p>
+        </w:tc>
+        <w:tc>
+          <w:tcPr>
+            <w:tcW w:type="dxa" w:w="3120"/>
+            <w:shd w:val="clear" w:color="auto" w:fill="FFFFFF"/>
+          </w:tcPr>
+          <w:p>
+            <w:r>
+              <w:rPr>
+                <w:sz w:val="19"/>
+              </w:rPr>
+              <w:t>GET</w:t>
+            </w:r>
+          </w:p>
+        </w:tc>
+        <w:tc>
+          <w:tcPr>
+            <w:tcW w:type="dxa" w:w="3120"/>
+            <w:shd w:val="clear" w:color="auto" w:fill="FFFFFF"/>
+          </w:tcPr>
+          <w:p>
+            <w:r>
+              <w:rPr>
+                <w:sz w:val="19"/>
+              </w:rPr>
+              <w:t>How Ingestion Works</w:t>
+            </w:r>
+          </w:p>
+        </w:tc>
+      </w:tr>
+      <w:tr>
+        <w:tc>
+          <w:tcPr>
+            <w:tcW w:type="dxa" w:w="3120"/>
+            <w:shd w:val="clear" w:color="auto" w:fill="F6F8FA"/>
+          </w:tcPr>
+          <w:p>
+            <w:r>
+              <w:rPr>
+                <w:sz w:val="19"/>
+              </w:rPr>
+              <w:t>/about/diffs</w:t>
+            </w:r>
+          </w:p>
+        </w:tc>
+        <w:tc>
+          <w:tcPr>
+            <w:tcW w:type="dxa" w:w="3120"/>
+            <w:shd w:val="clear" w:color="auto" w:fill="F6F8FA"/>
+          </w:tcPr>
+          <w:p>
+            <w:r>
+              <w:rPr>
+                <w:sz w:val="19"/>
+              </w:rPr>
+              <w:t>GET</w:t>
+            </w:r>
+          </w:p>
+        </w:tc>
+        <w:tc>
+          <w:tcPr>
+            <w:tcW w:type="dxa" w:w="3120"/>
+            <w:shd w:val="clear" w:color="auto" w:fill="F6F8FA"/>
+          </w:tcPr>
+          <w:p>
+            <w:r>
+              <w:rPr>
+                <w:sz w:val="19"/>
+              </w:rPr>
+              <w:t>How Commit Diff ingestion works</w:t>
+            </w:r>
+          </w:p>
+        </w:tc>
+      </w:tr>
+      <w:tr>
+        <w:tc>
+          <w:tcPr>
+            <w:tcW w:type="dxa" w:w="3120"/>
+            <w:shd w:val="clear" w:color="auto" w:fill="FFFFFF"/>
+          </w:tcPr>
+          <w:p>
+            <w:r>
+              <w:rPr>
+                <w:sz w:val="19"/>
+              </w:rPr>
+              <w:t>/chat/about</w:t>
+            </w:r>
+          </w:p>
+        </w:tc>
+        <w:tc>
+          <w:tcPr>
+            <w:tcW w:type="dxa" w:w="3120"/>
+            <w:shd w:val="clear" w:color="auto" w:fill="FFFFFF"/>
+          </w:tcPr>
+          <w:p>
+            <w:r>
+              <w:rPr>
+                <w:sz w:val="19"/>
+              </w:rPr>
+              <w:t>GET</w:t>
+            </w:r>
+          </w:p>
+        </w:tc>
+        <w:tc>
+          <w:tcPr>
+            <w:tcW w:type="dxa" w:w="3120"/>
+            <w:shd w:val="clear" w:color="auto" w:fill="FFFFFF"/>
+          </w:tcPr>
+          <w:p>
+            <w:r>
+              <w:rPr>
+                <w:sz w:val="19"/>
+              </w:rPr>
+              <w:t>How Chat Works (RAG pipeline)</w:t>
+            </w:r>
+          </w:p>
+        </w:tc>
+      </w:tr>
+      <w:tr>
+        <w:tc>
+          <w:tcPr>
+            <w:tcW w:type="dxa" w:w="3120"/>
+            <w:shd w:val="clear" w:color="auto" w:fill="F6F8FA"/>
+          </w:tcPr>
+          <w:p>
+            <w:r>
+              <w:rPr>
+                <w:sz w:val="19"/>
+              </w:rPr>
+              <w:t>/chat/about/scoring</w:t>
+            </w:r>
+          </w:p>
+        </w:tc>
+        <w:tc>
+          <w:tcPr>
+            <w:tcW w:type="dxa" w:w="3120"/>
+            <w:shd w:val="clear" w:color="auto" w:fill="F6F8FA"/>
+          </w:tcPr>
+          <w:p>
+            <w:r>
+              <w:rPr>
+                <w:sz w:val="19"/>
+              </w:rPr>
+              <w:t>GET</w:t>
+            </w:r>
+          </w:p>
+        </w:tc>
+        <w:tc>
+          <w:tcPr>
+            <w:tcW w:type="dxa" w:w="3120"/>
+            <w:shd w:val="clear" w:color="auto" w:fill="F6F8FA"/>
+          </w:tcPr>
+          <w:p>
+            <w:r>
+              <w:rPr>
+                <w:sz w:val="19"/>
+              </w:rPr>
+              <w:t>Scoring &amp; Confidence detail page</w:t>
+            </w:r>
+          </w:p>
+        </w:tc>
+      </w:tr>
+      <w:tr>
+        <w:tc>
+          <w:tcPr>
+            <w:tcW w:type="dxa" w:w="3120"/>
+            <w:shd w:val="clear" w:color="auto" w:fill="FFFFFF"/>
           </w:tcPr>
           <w:p>
             <w:r>
@@ -2972,7 +4034,7 @@
         <w:tc>
           <w:tcPr>
             <w:tcW w:type="dxa" w:w="3120"/>
-            <w:shd w:val="clear" w:color="auto" w:fill="ffffff"/>
+            <w:shd w:val="clear" w:color="auto" w:fill="FFFFFF"/>
           </w:tcPr>
           <w:p>
             <w:r>
@@ -2986,7 +4048,7 @@
         <w:tc>
           <w:tcPr>
             <w:tcW w:type="dxa" w:w="3120"/>
-            <w:shd w:val="clear" w:color="auto" w:fill="ffffff"/>
+            <w:shd w:val="clear" w:color="auto" w:fill="FFFFFF"/>
           </w:tcPr>
           <w:p>
             <w:r>
@@ -3002,21 +4064,153 @@
         <w:tc>
           <w:tcPr>
             <w:tcW w:type="dxa" w:w="3120"/>
-            <w:shd w:val="clear" w:color="auto" w:fill="f6f8fa"/>
+            <w:shd w:val="clear" w:color="auto" w:fill="F6F8FA"/>
           </w:tcPr>
           <w:p>
             <w:r>
               <w:rPr>
                 <w:sz w:val="19"/>
               </w:rPr>
-              <w:t>/about</w:t>
+              <w:t>/api/chat</w:t>
             </w:r>
           </w:p>
         </w:tc>
         <w:tc>
           <w:tcPr>
             <w:tcW w:type="dxa" w:w="3120"/>
-            <w:shd w:val="clear" w:color="auto" w:fill="f6f8fa"/>
+            <w:shd w:val="clear" w:color="auto" w:fill="F6F8FA"/>
+          </w:tcPr>
+          <w:p>
+            <w:r>
+              <w:rPr>
+                <w:sz w:val="19"/>
+              </w:rPr>
+              <w:t>POST</w:t>
+            </w:r>
+          </w:p>
+        </w:tc>
+        <w:tc>
+          <w:tcPr>
+            <w:tcW w:type="dxa" w:w="3120"/>
+            <w:shd w:val="clear" w:color="auto" w:fill="F6F8FA"/>
+          </w:tcPr>
+          <w:p>
+            <w:r>
+              <w:rPr>
+                <w:sz w:val="19"/>
+              </w:rPr>
+              <w:t>Accepts {question, source_types?}, returns {answer, sources, confidence}</w:t>
+            </w:r>
+          </w:p>
+        </w:tc>
+      </w:tr>
+      <w:tr>
+        <w:tc>
+          <w:tcPr>
+            <w:tcW w:type="dxa" w:w="3120"/>
+            <w:shd w:val="clear" w:color="auto" w:fill="FFFFFF"/>
+          </w:tcPr>
+          <w:p>
+            <w:r>
+              <w:rPr>
+                <w:sz w:val="19"/>
+              </w:rPr>
+              <w:t>/api/chat/stream</w:t>
+            </w:r>
+          </w:p>
+        </w:tc>
+        <w:tc>
+          <w:tcPr>
+            <w:tcW w:type="dxa" w:w="3120"/>
+            <w:shd w:val="clear" w:color="auto" w:fill="FFFFFF"/>
+          </w:tcPr>
+          <w:p>
+            <w:r>
+              <w:rPr>
+                <w:sz w:val="19"/>
+              </w:rPr>
+              <w:t>POST SSE</w:t>
+            </w:r>
+          </w:p>
+        </w:tc>
+        <w:tc>
+          <w:tcPr>
+            <w:tcW w:type="dxa" w:w="3120"/>
+            <w:shd w:val="clear" w:color="auto" w:fill="FFFFFF"/>
+          </w:tcPr>
+          <w:p>
+            <w:r>
+              <w:rPr>
+                <w:sz w:val="19"/>
+              </w:rPr>
+              <w:t>Streams per-step progress events then the final answer</w:t>
+            </w:r>
+          </w:p>
+        </w:tc>
+      </w:tr>
+      <w:tr>
+        <w:tc>
+          <w:tcPr>
+            <w:tcW w:type="dxa" w:w="3120"/>
+            <w:shd w:val="clear" w:color="auto" w:fill="F6F8FA"/>
+          </w:tcPr>
+          <w:p>
+            <w:r>
+              <w:rPr>
+                <w:sz w:val="19"/>
+              </w:rPr>
+              <w:t>/ingest/stream</w:t>
+            </w:r>
+          </w:p>
+        </w:tc>
+        <w:tc>
+          <w:tcPr>
+            <w:tcW w:type="dxa" w:w="3120"/>
+            <w:shd w:val="clear" w:color="auto" w:fill="F6F8FA"/>
+          </w:tcPr>
+          <w:p>
+            <w:r>
+              <w:rPr>
+                <w:sz w:val="19"/>
+              </w:rPr>
+              <w:t>GET SSE</w:t>
+            </w:r>
+          </w:p>
+        </w:tc>
+        <w:tc>
+          <w:tcPr>
+            <w:tcW w:type="dxa" w:w="3120"/>
+            <w:shd w:val="clear" w:color="auto" w:fill="F6F8FA"/>
+          </w:tcPr>
+          <w:p>
+            <w:r>
+              <w:rPr>
+                <w:sz w:val="19"/>
+              </w:rPr>
+              <w:t>Streams real-time ingestion pipeline progress</w:t>
+            </w:r>
+          </w:p>
+        </w:tc>
+      </w:tr>
+      <w:tr>
+        <w:tc>
+          <w:tcPr>
+            <w:tcW w:type="dxa" w:w="3120"/>
+            <w:shd w:val="clear" w:color="auto" w:fill="FFFFFF"/>
+          </w:tcPr>
+          <w:p>
+            <w:r>
+              <w:rPr>
+                <w:sz w:val="19"/>
+              </w:rPr>
+              <w:t>/api/repos</w:t>
+            </w:r>
+          </w:p>
+        </w:tc>
+        <w:tc>
+          <w:tcPr>
+            <w:tcW w:type="dxa" w:w="3120"/>
+            <w:shd w:val="clear" w:color="auto" w:fill="FFFFFF"/>
           </w:tcPr>
           <w:p>
             <w:r>
@@ -3030,14 +4224,14 @@
         <w:tc>
           <w:tcPr>
             <w:tcW w:type="dxa" w:w="3120"/>
-            <w:shd w:val="clear" w:color="auto" w:fill="f6f8fa"/>
+            <w:shd w:val="clear" w:color="auto" w:fill="FFFFFF"/>
           </w:tcPr>
           <w:p>
             <w:r>
               <w:rPr>
                 <w:sz w:val="19"/>
               </w:rPr>
-              <w:t>How Ingestion Works</w:t>
+              <w:t>Lists available Git repositories for the repo picker</w:t>
             </w:r>
           </w:p>
         </w:tc>
@@ -3046,21 +4240,21 @@
         <w:tc>
           <w:tcPr>
             <w:tcW w:type="dxa" w:w="3120"/>
-            <w:shd w:val="clear" w:color="auto" w:fill="ffffff"/>
+            <w:shd w:val="clear" w:color="auto" w:fill="F6F8FA"/>
           </w:tcPr>
           <w:p>
             <w:r>
               <w:rPr>
                 <w:sz w:val="19"/>
               </w:rPr>
-              <w:t>/chat/about</w:t>
+              <w:t>/api/test-plans</w:t>
             </w:r>
           </w:p>
         </w:tc>
         <w:tc>
           <w:tcPr>
             <w:tcW w:type="dxa" w:w="3120"/>
-            <w:shd w:val="clear" w:color="auto" w:fill="ffffff"/>
+            <w:shd w:val="clear" w:color="auto" w:fill="F6F8FA"/>
           </w:tcPr>
           <w:p>
             <w:r>
@@ -3074,14 +4268,14 @@
         <w:tc>
           <w:tcPr>
             <w:tcW w:type="dxa" w:w="3120"/>
-            <w:shd w:val="clear" w:color="auto" w:fill="ffffff"/>
+            <w:shd w:val="clear" w:color="auto" w:fill="F6F8FA"/>
           </w:tcPr>
           <w:p>
             <w:r>
               <w:rPr>
                 <w:sz w:val="19"/>
               </w:rPr>
-              <w:t>How Chat Works</w:t>
+              <w:t>Lists all test plans</w:t>
             </w:r>
           </w:p>
         </w:tc>
@@ -3090,21 +4284,21 @@
         <w:tc>
           <w:tcPr>
             <w:tcW w:type="dxa" w:w="3120"/>
-            <w:shd w:val="clear" w:color="auto" w:fill="f6f8fa"/>
+            <w:shd w:val="clear" w:color="auto" w:fill="FFFFFF"/>
           </w:tcPr>
           <w:p>
             <w:r>
               <w:rPr>
                 <w:sz w:val="19"/>
               </w:rPr>
-              <w:t>/chat/about/scoring</w:t>
+              <w:t>/api/test-suites</w:t>
             </w:r>
           </w:p>
         </w:tc>
         <w:tc>
           <w:tcPr>
             <w:tcW w:type="dxa" w:w="3120"/>
-            <w:shd w:val="clear" w:color="auto" w:fill="f6f8fa"/>
+            <w:shd w:val="clear" w:color="auto" w:fill="FFFFFF"/>
           </w:tcPr>
           <w:p>
             <w:r>
@@ -3118,14 +4312,14 @@
         <w:tc>
           <w:tcPr>
             <w:tcW w:type="dxa" w:w="3120"/>
-            <w:shd w:val="clear" w:color="auto" w:fill="f6f8fa"/>
+            <w:shd w:val="clear" w:color="auto" w:fill="FFFFFF"/>
           </w:tcPr>
           <w:p>
             <w:r>
               <w:rPr>
                 <w:sz w:val="19"/>
               </w:rPr>
-              <w:t>Scoring &amp; Confidence detail page</w:t>
+              <w:t>Lists all suites across all plans</w:t>
             </w:r>
           </w:p>
         </w:tc>
@@ -3134,42 +4328,42 @@
         <w:tc>
           <w:tcPr>
             <w:tcW w:type="dxa" w:w="3120"/>
-            <w:shd w:val="clear" w:color="auto" w:fill="ffffff"/>
+            <w:shd w:val="clear" w:color="auto" w:fill="F6F8FA"/>
           </w:tcPr>
           <w:p>
             <w:r>
               <w:rPr>
                 <w:sz w:val="19"/>
               </w:rPr>
-              <w:t>/api/chat</w:t>
+              <w:t>/api/areas</w:t>
             </w:r>
           </w:p>
         </w:tc>
         <w:tc>
           <w:tcPr>
             <w:tcW w:type="dxa" w:w="3120"/>
-            <w:shd w:val="clear" w:color="auto" w:fill="ffffff"/>
+            <w:shd w:val="clear" w:color="auto" w:fill="F6F8FA"/>
           </w:tcPr>
           <w:p>
             <w:r>
               <w:rPr>
                 <w:sz w:val="19"/>
               </w:rPr>
-              <w:t>POST</w:t>
+              <w:t>GET</w:t>
             </w:r>
           </w:p>
         </w:tc>
         <w:tc>
           <w:tcPr>
             <w:tcW w:type="dxa" w:w="3120"/>
-            <w:shd w:val="clear" w:color="auto" w:fill="ffffff"/>
+            <w:shd w:val="clear" w:color="auto" w:fill="F6F8FA"/>
           </w:tcPr>
           <w:p>
             <w:r>
               <w:rPr>
                 <w:sz w:val="19"/>
               </w:rPr>
-              <w:t>Accepts {"question":"..."}, returns {"answer","sources","confidence"}</w:t>
+              <w:t>Full area path tree with depth info</w:t>
             </w:r>
           </w:p>
         </w:tc>
@@ -3178,48 +4372,223 @@
         <w:tc>
           <w:tcPr>
             <w:tcW w:type="dxa" w:w="3120"/>
-            <w:shd w:val="clear" w:color="auto" w:fill="f6f8fa"/>
+            <w:shd w:val="clear" w:color="auto" w:fill="FFFFFF"/>
           </w:tcPr>
           <w:p>
             <w:r>
               <w:rPr>
                 <w:sz w:val="19"/>
               </w:rPr>
-              <w:t>/ingest/stream</w:t>
+              <w:t>/api/areas/counts</w:t>
             </w:r>
           </w:p>
         </w:tc>
         <w:tc>
           <w:tcPr>
             <w:tcW w:type="dxa" w:w="3120"/>
-            <w:shd w:val="clear" w:color="auto" w:fill="f6f8fa"/>
+            <w:shd w:val="clear" w:color="auto" w:fill="FFFFFF"/>
           </w:tcPr>
           <w:p>
             <w:r>
               <w:rPr>
                 <w:sz w:val="19"/>
               </w:rPr>
-              <w:t>GET SSE</w:t>
+              <w:t>GET</w:t>
             </w:r>
           </w:p>
         </w:tc>
         <w:tc>
           <w:tcPr>
             <w:tcW w:type="dxa" w:w="3120"/>
-            <w:shd w:val="clear" w:color="auto" w:fill="f6f8fa"/>
+            <w:shd w:val="clear" w:color="auto" w:fill="FFFFFF"/>
           </w:tcPr>
           <w:p>
             <w:r>
               <w:rPr>
                 <w:sz w:val="19"/>
               </w:rPr>
-              <w:t>Streams real-time pipeline progress events</w:t>
+              <w:t>Work item counts per type for selected area paths</w:t>
+            </w:r>
+          </w:p>
+        </w:tc>
+      </w:tr>
+      <w:tr>
+        <w:tc>
+          <w:tcPr>
+            <w:tcW w:type="dxa" w:w="3120"/>
+            <w:shd w:val="clear" w:color="auto" w:fill="F6F8FA"/>
+          </w:tcPr>
+          <w:p>
+            <w:r>
+              <w:rPr>
+                <w:sz w:val="19"/>
+              </w:rPr>
+              <w:t>/api/index/stats</w:t>
+            </w:r>
+          </w:p>
+        </w:tc>
+        <w:tc>
+          <w:tcPr>
+            <w:tcW w:type="dxa" w:w="3120"/>
+            <w:shd w:val="clear" w:color="auto" w:fill="F6F8FA"/>
+          </w:tcPr>
+          <w:p>
+            <w:r>
+              <w:rPr>
+                <w:sz w:val="19"/>
+              </w:rPr>
+              <w:t>GET</w:t>
+            </w:r>
+          </w:p>
+        </w:tc>
+        <w:tc>
+          <w:tcPr>
+            <w:tcW w:type="dxa" w:w="3120"/>
+            <w:shd w:val="clear" w:color="auto" w:fill="F6F8FA"/>
+          </w:tcPr>
+          <w:p>
+            <w:r>
+              <w:rPr>
+                <w:sz w:val="19"/>
+              </w:rPr>
+              <w:t>Document counts per source type in the search index</w:t>
+            </w:r>
+          </w:p>
+        </w:tc>
+      </w:tr>
+      <w:tr>
+        <w:tc>
+          <w:tcPr>
+            <w:tcW w:type="dxa" w:w="3120"/>
+            <w:shd w:val="clear" w:color="auto" w:fill="FFFFFF"/>
+          </w:tcPr>
+          <w:p>
+            <w:r>
+              <w:rPr>
+                <w:sz w:val="19"/>
+              </w:rPr>
+              <w:t>/api/debug/tc/{id}</w:t>
+            </w:r>
+          </w:p>
+        </w:tc>
+        <w:tc>
+          <w:tcPr>
+            <w:tcW w:type="dxa" w:w="3120"/>
+            <w:shd w:val="clear" w:color="auto" w:fill="FFFFFF"/>
+          </w:tcPr>
+          <w:p>
+            <w:r>
+              <w:rPr>
+                <w:sz w:val="19"/>
+              </w:rPr>
+              <w:t>GET</w:t>
+            </w:r>
+          </w:p>
+        </w:tc>
+        <w:tc>
+          <w:tcPr>
+            <w:tcW w:type="dxa" w:w="3120"/>
+            <w:shd w:val="clear" w:color="auto" w:fill="FFFFFF"/>
+          </w:tcPr>
+          <w:p>
+            <w:r>
+              <w:rPr>
+                <w:sz w:val="19"/>
+              </w:rPr>
+              <w:t>Indexed chunks and raw DevOps fields for a test case</w:t>
+            </w:r>
+          </w:p>
+        </w:tc>
+      </w:tr>
+      <w:tr>
+        <w:tc>
+          <w:tcPr>
+            <w:tcW w:type="dxa" w:w="3120"/>
+            <w:shd w:val="clear" w:color="auto" w:fill="F6F8FA"/>
+          </w:tcPr>
+          <w:p>
+            <w:r>
+              <w:rPr>
+                <w:sz w:val="19"/>
+              </w:rPr>
+              <w:t>/api/debug/wi/{id}</w:t>
+            </w:r>
+          </w:p>
+        </w:tc>
+        <w:tc>
+          <w:tcPr>
+            <w:tcW w:type="dxa" w:w="3120"/>
+            <w:shd w:val="clear" w:color="auto" w:fill="F6F8FA"/>
+          </w:tcPr>
+          <w:p>
+            <w:r>
+              <w:rPr>
+                <w:sz w:val="19"/>
+              </w:rPr>
+              <w:t>GET</w:t>
+            </w:r>
+          </w:p>
+        </w:tc>
+        <w:tc>
+          <w:tcPr>
+            <w:tcW w:type="dxa" w:w="3120"/>
+            <w:shd w:val="clear" w:color="auto" w:fill="F6F8FA"/>
+          </w:tcPr>
+          <w:p>
+            <w:r>
+              <w:rPr>
+                <w:sz w:val="19"/>
+              </w:rPr>
+              <w:t>Indexed chunks and ArtifactLink resolution for a Work Item</w:t>
+            </w:r>
+          </w:p>
+        </w:tc>
+      </w:tr>
+      <w:tr>
+        <w:tc>
+          <w:tcPr>
+            <w:tcW w:type="dxa" w:w="3120"/>
+            <w:shd w:val="clear" w:color="auto" w:fill="FFFFFF"/>
+          </w:tcPr>
+          <w:p>
+            <w:r>
+              <w:rPr>
+                <w:sz w:val="19"/>
+              </w:rPr>
+              <w:t>/api/debug/wi/{id}/dev-info</w:t>
+            </w:r>
+          </w:p>
+        </w:tc>
+        <w:tc>
+          <w:tcPr>
+            <w:tcW w:type="dxa" w:w="3120"/>
+            <w:shd w:val="clear" w:color="auto" w:fill="FFFFFF"/>
+          </w:tcPr>
+          <w:p>
+            <w:r>
+              <w:rPr>
+                <w:sz w:val="19"/>
+              </w:rPr>
+              <w:t>GET</w:t>
+            </w:r>
+          </w:p>
+        </w:tc>
+        <w:tc>
+          <w:tcPr>
+            <w:tcW w:type="dxa" w:w="3120"/>
+            <w:shd w:val="clear" w:color="auto" w:fill="FFFFFF"/>
+          </w:tcPr>
+          <w:p>
+            <w:r>
+              <w:rPr>
+                <w:sz w:val="19"/>
+              </w:rPr>
+              <w:t>Step-by-step commit resolution trace for a Work Item</w:t>
             </w:r>
           </w:p>
         </w:tc>
       </w:tr>
     </w:tbl>
-    <w:p/>
     <w:p>
       <w:pPr>
         <w:pStyle w:val="Heading1"/>
@@ -3236,7 +4605,13 @@
         <w:pStyle w:val="ListNumber"/>
       </w:pPr>
       <w:r>
-        <w:t>Hybrid search (vector + BM25) chosen over pure vector search to handle both semantic paraphrasing and exact term queries</w:t>
+        <w:rPr>
+          <w:b/>
+        </w:rPr>
+        <w:t>Hybrid search (vector + BM25)</w:t>
+      </w:r>
+      <w:r>
+        <w:t xml:space="preserve"> — Handles both semantic paraphrasing and exact term queries, outperforming pure vector search.</w:t>
       </w:r>
     </w:p>
     <w:p>
@@ -3244,7 +4619,13 @@
         <w:pStyle w:val="ListNumber"/>
       </w:pPr>
       <w:r>
-        <w:t>Semantic Reranker added after RRF to get neural relevance scores (0–4), replacing brittle RRF score thresholds (~0.01–0.06)</w:t>
+        <w:rPr>
+          <w:b/>
+        </w:rPr>
+        <w:t>Semantic Reranker (0–4 score)</w:t>
+      </w:r>
+      <w:r>
+        <w:t xml:space="preserve"> — Neural cross-encoder re-scores RRF results, replacing brittle RRF score thresholds.</w:t>
       </w:r>
     </w:p>
     <w:p>
@@ -3252,7 +4633,13 @@
         <w:pStyle w:val="ListNumber"/>
       </w:pPr>
       <w:r>
-        <w:t>Source type labels in context ([Wiki/Source Code/Test Case]) so GPT-4o applies different answer styles per content type</w:t>
+        <w:rPr>
+          <w:b/>
+        </w:rPr>
+        <w:t>Source type labels in context</w:t>
+      </w:r>
+      <w:r>
+        <w:t xml:space="preserve"> — [Wiki/Source Code/Test Case/Work Item/Commit Diff] so GPT-4o applies different answer styles per content type.</w:t>
       </w:r>
     </w:p>
     <w:p>
@@ -3260,7 +4647,13 @@
         <w:pStyle w:val="ListNumber"/>
       </w:pPr>
       <w:r>
-        <w:t>Tag-based scoring profile enables boosting a preferred source type without re-indexing</w:t>
+        <w:rPr>
+          <w:b/>
+        </w:rPr>
+        <w:t>Commit Diff injection via sha: markers</w:t>
+      </w:r>
+      <w:r>
+        <w:t xml:space="preserve"> — Work Item chunks embed *sha:* markers at ingest; at query time the matching diff chunks are injected automatically for PFQ-quality change reports.</w:t>
       </w:r>
     </w:p>
     <w:p>
@@ -3268,7 +4661,13 @@
         <w:pStyle w:val="ListNumber"/>
       </w:pPr>
       <w:r>
-        <w:t>Min-score filter (reranker_score &lt; 1.0) prevents weakly-matched chunks from degrading answer quality</w:t>
+        <w:rPr>
+          <w:b/>
+        </w:rPr>
+        <w:t>Source type filter (source_types parameter)</w:t>
+      </w:r>
+      <w:r>
+        <w:t xml:space="preserve"> — The API accepts an optional source_types list to restrict the Azure AI Search OData filter and pinning logic, keeping test-focused questions free of unrelated work items and source code.</w:t>
       </w:r>
     </w:p>
     <w:p>
@@ -3276,7 +4675,13 @@
         <w:pStyle w:val="ListNumber"/>
       </w:pPr>
       <w:r>
-        <w:t>create_or_update_index used for schema changes so existing indexes receive new fields and configurations without data loss</w:t>
+        <w:rPr>
+          <w:b/>
+        </w:rPr>
+        <w:t>Tag-based scoring profile</w:t>
+      </w:r>
+      <w:r>
+        <w:t xml:space="preserve"> — Enables boosting a preferred source type at runtime via BOOST_SOURCE_TYPE without re-indexing.</w:t>
       </w:r>
     </w:p>
     <w:p>
@@ -3284,7 +4689,55 @@
         <w:pStyle w:val="ListNumber"/>
       </w:pPr>
       <w:r>
-        <w:t>Change detection via MD5 hash manifest prevents re-processing unchanged content on subsequent ingestion runs</w:t>
+        <w:rPr>
+          <w:b/>
+        </w:rPr>
+        <w:t>Min-score filter (reranker_score &lt; 1.0)</w:t>
+      </w:r>
+      <w:r>
+        <w:t xml:space="preserve"> — Prevents weakly-matched chunks from degrading answer quality before they reach GPT-4o.</w:t>
+      </w:r>
+    </w:p>
+    <w:p>
+      <w:pPr>
+        <w:pStyle w:val="ListNumber"/>
+      </w:pPr>
+      <w:r>
+        <w:rPr>
+          <w:b/>
+        </w:rPr>
+        <w:t>create_or_update_index</w:t>
+      </w:r>
+      <w:r>
+        <w:t xml:space="preserve"> — Schema changes can be applied to existing indexes without data loss.</w:t>
+      </w:r>
+    </w:p>
+    <w:p>
+      <w:pPr>
+        <w:pStyle w:val="ListNumber"/>
+      </w:pPr>
+      <w:r>
+        <w:rPr>
+          <w:b/>
+        </w:rPr>
+        <w:t>MD5 hash manifest (rag_hashes.json)</w:t>
+      </w:r>
+      <w:r>
+        <w:t xml:space="preserve"> — Change detection prevents re-processing unchanged content across ingestion runs.</w:t>
+      </w:r>
+    </w:p>
+    <w:p>
+      <w:pPr>
+        <w:pStyle w:val="ListNumber"/>
+      </w:pPr>
+      <w:r>
+        <w:rPr>
+          <w:b/>
+        </w:rPr>
+        <w:t>WIQL per-type queries</w:t>
+      </w:r>
+      <w:r>
+        <w:t xml:space="preserve"> — Querying each work item type separatley stays under the 20,000-item WIQL result limit.</w:t>
       </w:r>
     </w:p>
     <w:sectPr>
